--- a/documentation/fa1_report.docx
+++ b/documentation/fa1_report.docx
@@ -5,6 +5,11 @@
     <w:p>
       <w:pPr>
         <w:spacing w:before="157" w:after="157" w:line="270" w:lineRule="auto"/>
+        <w:jc w:val="center"/>
+        <w:rPr>
+          <w:sz w:val="22"/>
+          <w:szCs w:val="24"/>
+        </w:rPr>
       </w:pPr>
       <w:bookmarkStart w:id="0" w:name="formative_assessment_i_report"/>
       <w:r>
@@ -12,7 +17,8 @@
           <w:rFonts w:eastAsia="Georgia" w:hAnsi="Georgia" w:cs="Georgia"/>
           <w:b/>
           <w:color w:val="000000"/>
-          <w:sz w:val="39"/>
+          <w:sz w:val="40"/>
+          <w:szCs w:val="24"/>
         </w:rPr>
         <w:t>Formative Assessment I Report</w:t>
       </w:r>
@@ -22,6 +28,10 @@
       <w:pPr>
         <w:spacing w:before="315" w:after="105" w:line="360" w:lineRule="auto"/>
         <w:ind w:left="-30"/>
+        <w:rPr>
+          <w:sz w:val="22"/>
+          <w:szCs w:val="24"/>
+        </w:rPr>
       </w:pPr>
       <w:bookmarkStart w:id="1" w:name="title"/>
       <w:r>
@@ -29,7 +39,8 @@
           <w:rFonts w:eastAsia="Georgia" w:hAnsi="Georgia" w:cs="Georgia"/>
           <w:b/>
           <w:color w:val="000000"/>
-          <w:sz w:val="24"/>
+          <w:sz w:val="28"/>
+          <w:szCs w:val="24"/>
         </w:rPr>
         <w:t>Title</w:t>
       </w:r>
@@ -38,12 +49,18 @@
     <w:p>
       <w:pPr>
         <w:spacing w:after="210" w:line="360" w:lineRule="auto"/>
+        <w:rPr>
+          <w:sz w:val="22"/>
+          <w:szCs w:val="24"/>
+        </w:rPr>
       </w:pPr>
       <w:r>
         <w:rPr>
           <w:rFonts w:eastAsia="Georgia" w:hAnsi="Georgia" w:cs="Georgia"/>
           <w:b/>
           <w:color w:val="000000"/>
+          <w:sz w:val="22"/>
+          <w:szCs w:val="24"/>
         </w:rPr>
         <w:t>Analysis of Zomato Delivery Operations for Delivery Time Prediction and Logistics Optimization</w:t>
       </w:r>
@@ -52,6 +69,10 @@
       <w:pPr>
         <w:spacing w:before="315" w:after="105" w:line="360" w:lineRule="auto"/>
         <w:ind w:left="-30"/>
+        <w:rPr>
+          <w:sz w:val="22"/>
+          <w:szCs w:val="24"/>
+        </w:rPr>
       </w:pPr>
       <w:bookmarkStart w:id="2" w:name="student_details"/>
       <w:r>
@@ -59,7 +80,8 @@
           <w:rFonts w:eastAsia="Georgia" w:hAnsi="Georgia" w:cs="Georgia"/>
           <w:b/>
           <w:color w:val="000000"/>
-          <w:sz w:val="24"/>
+          <w:sz w:val="28"/>
+          <w:szCs w:val="24"/>
         </w:rPr>
         <w:t>Student Details</w:t>
       </w:r>
@@ -72,12 +94,18 @@
           <w:numId w:val="1"/>
         </w:numPr>
         <w:spacing w:before="105" w:after="105" w:line="360" w:lineRule="auto"/>
+        <w:rPr>
+          <w:sz w:val="22"/>
+          <w:szCs w:val="24"/>
+        </w:rPr>
       </w:pPr>
       <w:r>
         <w:rPr>
           <w:rFonts w:eastAsia="Georgia" w:hAnsi="Georgia" w:cs="Georgia"/>
           <w:b/>
           <w:color w:val="000000"/>
+          <w:sz w:val="22"/>
+          <w:szCs w:val="24"/>
         </w:rPr>
         <w:t>Course:</w:t>
       </w:r>
@@ -85,6 +113,8 @@
         <w:rPr>
           <w:rFonts w:eastAsia="Georgia" w:hAnsi="Georgia" w:cs="Georgia"/>
           <w:color w:val="000000"/>
+          <w:sz w:val="22"/>
+          <w:szCs w:val="24"/>
         </w:rPr>
         <w:t xml:space="preserve"> Big Data Technologies</w:t>
       </w:r>
@@ -96,12 +126,18 @@
           <w:numId w:val="1"/>
         </w:numPr>
         <w:spacing w:before="105" w:after="105" w:line="360" w:lineRule="auto"/>
+        <w:rPr>
+          <w:sz w:val="22"/>
+          <w:szCs w:val="24"/>
+        </w:rPr>
       </w:pPr>
       <w:r>
         <w:rPr>
           <w:rFonts w:eastAsia="Georgia" w:hAnsi="Georgia" w:cs="Georgia"/>
           <w:b/>
           <w:color w:val="000000"/>
+          <w:sz w:val="22"/>
+          <w:szCs w:val="24"/>
         </w:rPr>
         <w:t>Department:</w:t>
       </w:r>
@@ -109,6 +145,8 @@
         <w:rPr>
           <w:rFonts w:eastAsia="Georgia" w:hAnsi="Georgia" w:cs="Georgia"/>
           <w:color w:val="000000"/>
+          <w:sz w:val="22"/>
+          <w:szCs w:val="24"/>
         </w:rPr>
         <w:t xml:space="preserve"> AI &amp; DS</w:t>
       </w:r>
@@ -120,12 +158,18 @@
           <w:numId w:val="1"/>
         </w:numPr>
         <w:spacing w:before="105" w:after="105" w:line="360" w:lineRule="auto"/>
+        <w:rPr>
+          <w:sz w:val="22"/>
+          <w:szCs w:val="24"/>
+        </w:rPr>
       </w:pPr>
       <w:r>
         <w:rPr>
           <w:rFonts w:eastAsia="Georgia" w:hAnsi="Georgia" w:cs="Georgia"/>
           <w:b/>
           <w:color w:val="000000"/>
+          <w:sz w:val="22"/>
+          <w:szCs w:val="24"/>
         </w:rPr>
         <w:t>Assessment:</w:t>
       </w:r>
@@ -133,6 +177,8 @@
         <w:rPr>
           <w:rFonts w:eastAsia="Georgia" w:hAnsi="Georgia" w:cs="Georgia"/>
           <w:color w:val="000000"/>
+          <w:sz w:val="22"/>
+          <w:szCs w:val="24"/>
         </w:rPr>
         <w:t xml:space="preserve"> Formative Assessment I </w:t>
       </w:r>
@@ -144,12 +190,18 @@
           <w:numId w:val="1"/>
         </w:numPr>
         <w:spacing w:before="105" w:after="105" w:line="360" w:lineRule="auto"/>
+        <w:rPr>
+          <w:sz w:val="22"/>
+          <w:szCs w:val="24"/>
+        </w:rPr>
       </w:pPr>
       <w:r>
         <w:rPr>
           <w:rFonts w:eastAsia="Georgia" w:hAnsi="Georgia" w:cs="Georgia"/>
           <w:b/>
           <w:color w:val="000000"/>
+          <w:sz w:val="22"/>
+          <w:szCs w:val="24"/>
         </w:rPr>
         <w:t>Dataset Topic:</w:t>
       </w:r>
@@ -157,14 +209,40 @@
         <w:rPr>
           <w:rFonts w:eastAsia="Georgia" w:hAnsi="Georgia" w:cs="Georgia"/>
           <w:color w:val="000000"/>
+          <w:sz w:val="22"/>
+          <w:szCs w:val="24"/>
         </w:rPr>
         <w:t xml:space="preserve"> Food Delivery Time Dataset</w:t>
+      </w:r>
+    </w:p>
+    <w:p>
+      <w:pPr>
+        <w:numPr>
+          <w:ilvl w:val="0"/>
+          <w:numId w:val="1"/>
+        </w:numPr>
+        <w:spacing w:before="105" w:after="105" w:line="360" w:lineRule="auto"/>
+        <w:rPr>
+          <w:sz w:val="22"/>
+          <w:szCs w:val="24"/>
+        </w:rPr>
+      </w:pPr>
+      <w:r>
+        <w:rPr>
+          <w:sz w:val="22"/>
+          <w:szCs w:val="24"/>
+        </w:rPr>
+        <w:t>https://www.kaggle.com/datasets/saurabhbadole/zomato-delivery-operations-analytics-dataset</w:t>
       </w:r>
     </w:p>
     <w:p>
       <w:pPr>
         <w:spacing w:before="315" w:after="105" w:line="360" w:lineRule="auto"/>
         <w:ind w:left="-30"/>
+        <w:rPr>
+          <w:sz w:val="22"/>
+          <w:szCs w:val="24"/>
+        </w:rPr>
       </w:pPr>
       <w:bookmarkStart w:id="3" w:name="bm_1_problem_statement"/>
       <w:r>
@@ -172,7 +250,8 @@
           <w:rFonts w:eastAsia="Georgia" w:hAnsi="Georgia" w:cs="Georgia"/>
           <w:b/>
           <w:color w:val="000000"/>
-          <w:sz w:val="24"/>
+          <w:sz w:val="28"/>
+          <w:szCs w:val="24"/>
         </w:rPr>
         <w:t>1. Problem Statement</w:t>
       </w:r>
@@ -181,11 +260,17 @@
     <w:p>
       <w:pPr>
         <w:spacing w:after="210" w:line="360" w:lineRule="auto"/>
-      </w:pPr>
-      <w:r>
-        <w:rPr>
-          <w:rFonts w:eastAsia="Georgia" w:hAnsi="Georgia" w:cs="Georgia"/>
-          <w:color w:val="000000"/>
+        <w:rPr>
+          <w:sz w:val="22"/>
+          <w:szCs w:val="24"/>
+        </w:rPr>
+      </w:pPr>
+      <w:r>
+        <w:rPr>
+          <w:rFonts w:eastAsia="Georgia" w:hAnsi="Georgia" w:cs="Georgia"/>
+          <w:color w:val="000000"/>
+          <w:sz w:val="22"/>
+          <w:szCs w:val="24"/>
         </w:rPr>
         <w:t>Food delivery platforms such as Zomato and Swiggy require accurate delivery-time estimation to improve customer satisfaction, rider scheduling, and route planning. A structured dataset containing delivery attributes such as rider details, restaurant and customer locations, weather, traffic density, vehicle condition, and delivery time can help analyze operational delays and support logistics optimization. The selected dataset is based on Zomato delivery operations and is suitable for delivery time prediction and operational analytics</w:t>
       </w:r>
@@ -193,6 +278,8 @@
         <w:rPr>
           <w:rFonts w:eastAsia="Georgia" w:hAnsi="Georgia" w:cs="Georgia"/>
           <w:color w:val="000000"/>
+          <w:sz w:val="22"/>
+          <w:szCs w:val="24"/>
         </w:rPr>
         <w:t>.</w:t>
       </w:r>
@@ -201,6 +288,10 @@
       <w:pPr>
         <w:spacing w:before="315" w:after="105" w:line="360" w:lineRule="auto"/>
         <w:ind w:left="-30"/>
+        <w:rPr>
+          <w:sz w:val="22"/>
+          <w:szCs w:val="24"/>
+        </w:rPr>
       </w:pPr>
       <w:bookmarkStart w:id="4" w:name="bm_2_objectives"/>
       <w:r>
@@ -208,7 +299,8 @@
           <w:rFonts w:eastAsia="Georgia" w:hAnsi="Georgia" w:cs="Georgia"/>
           <w:b/>
           <w:color w:val="000000"/>
-          <w:sz w:val="24"/>
+          <w:sz w:val="28"/>
+          <w:szCs w:val="24"/>
         </w:rPr>
         <w:t>2. Objectives</w:t>
       </w:r>
@@ -217,11 +309,17 @@
     <w:p>
       <w:pPr>
         <w:spacing w:after="210" w:line="360" w:lineRule="auto"/>
-      </w:pPr>
-      <w:r>
-        <w:rPr>
-          <w:rFonts w:eastAsia="Georgia" w:hAnsi="Georgia" w:cs="Georgia"/>
-          <w:color w:val="000000"/>
+        <w:rPr>
+          <w:sz w:val="22"/>
+          <w:szCs w:val="24"/>
+        </w:rPr>
+      </w:pPr>
+      <w:r>
+        <w:rPr>
+          <w:rFonts w:eastAsia="Georgia" w:hAnsi="Georgia" w:cs="Georgia"/>
+          <w:color w:val="000000"/>
+          <w:sz w:val="22"/>
+          <w:szCs w:val="24"/>
         </w:rPr>
         <w:t>The main objectives of this dataset study are:</w:t>
       </w:r>
@@ -233,23 +331,29 @@
           <w:numId w:val="2"/>
         </w:numPr>
         <w:spacing w:before="105" w:after="105" w:line="360" w:lineRule="auto"/>
-      </w:pPr>
-      <w:r>
-        <w:rPr>
-          <w:rFonts w:eastAsia="Georgia" w:hAnsi="Georgia" w:cs="Georgia"/>
-          <w:color w:val="000000"/>
+        <w:rPr>
+          <w:sz w:val="22"/>
+          <w:szCs w:val="24"/>
+        </w:rPr>
+      </w:pPr>
+      <w:r>
+        <w:rPr>
+          <w:rFonts w:eastAsia="Georgia" w:hAnsi="Georgia" w:cs="Georgia"/>
+          <w:color w:val="000000"/>
+          <w:sz w:val="22"/>
+          <w:szCs w:val="24"/>
         </w:rPr>
         <w:t xml:space="preserve">To understand the delivery process and identify factors affecting delivery </w:t>
       </w:r>
-      <w:proofErr w:type="gramStart"/>
-      <w:r>
-        <w:rPr>
-          <w:rFonts w:eastAsia="Georgia" w:hAnsi="Georgia" w:cs="Georgia"/>
-          <w:color w:val="000000"/>
-        </w:rPr>
-        <w:t>time .</w:t>
-      </w:r>
-      <w:proofErr w:type="gramEnd"/>
+      <w:r>
+        <w:rPr>
+          <w:rFonts w:eastAsia="Georgia" w:hAnsi="Georgia" w:cs="Georgia"/>
+          <w:color w:val="000000"/>
+          <w:sz w:val="22"/>
+          <w:szCs w:val="24"/>
+        </w:rPr>
+        <w:t>time.</w:t>
+      </w:r>
     </w:p>
     <w:p>
       <w:pPr>
@@ -258,23 +362,29 @@
           <w:numId w:val="2"/>
         </w:numPr>
         <w:spacing w:before="105" w:after="105" w:line="360" w:lineRule="auto"/>
-      </w:pPr>
-      <w:r>
-        <w:rPr>
-          <w:rFonts w:eastAsia="Georgia" w:hAnsi="Georgia" w:cs="Georgia"/>
-          <w:color w:val="000000"/>
+        <w:rPr>
+          <w:sz w:val="22"/>
+          <w:szCs w:val="24"/>
+        </w:rPr>
+      </w:pPr>
+      <w:r>
+        <w:rPr>
+          <w:rFonts w:eastAsia="Georgia" w:hAnsi="Georgia" w:cs="Georgia"/>
+          <w:color w:val="000000"/>
+          <w:sz w:val="22"/>
+          <w:szCs w:val="24"/>
         </w:rPr>
         <w:t xml:space="preserve">To design a dataset suitable for delivery-time prediction and logistics </w:t>
       </w:r>
-      <w:proofErr w:type="gramStart"/>
-      <w:r>
-        <w:rPr>
-          <w:rFonts w:eastAsia="Georgia" w:hAnsi="Georgia" w:cs="Georgia"/>
-          <w:color w:val="000000"/>
-        </w:rPr>
-        <w:t>optimization .</w:t>
-      </w:r>
-      <w:proofErr w:type="gramEnd"/>
+      <w:r>
+        <w:rPr>
+          <w:rFonts w:eastAsia="Georgia" w:hAnsi="Georgia" w:cs="Georgia"/>
+          <w:color w:val="000000"/>
+          <w:sz w:val="22"/>
+          <w:szCs w:val="24"/>
+        </w:rPr>
+        <w:t>optimization.</w:t>
+      </w:r>
     </w:p>
     <w:p>
       <w:pPr>
@@ -283,23 +393,29 @@
           <w:numId w:val="2"/>
         </w:numPr>
         <w:spacing w:before="105" w:after="105" w:line="360" w:lineRule="auto"/>
-      </w:pPr>
-      <w:r>
-        <w:rPr>
-          <w:rFonts w:eastAsia="Georgia" w:hAnsi="Georgia" w:cs="Georgia"/>
-          <w:color w:val="000000"/>
+        <w:rPr>
+          <w:sz w:val="22"/>
+          <w:szCs w:val="24"/>
+        </w:rPr>
+      </w:pPr>
+      <w:r>
+        <w:rPr>
+          <w:rFonts w:eastAsia="Georgia" w:hAnsi="Georgia" w:cs="Georgia"/>
+          <w:color w:val="000000"/>
+          <w:sz w:val="22"/>
+          <w:szCs w:val="24"/>
         </w:rPr>
         <w:t xml:space="preserve">To define input and output variables for future data analysis and machine learning </w:t>
       </w:r>
-      <w:proofErr w:type="gramStart"/>
-      <w:r>
-        <w:rPr>
-          <w:rFonts w:eastAsia="Georgia" w:hAnsi="Georgia" w:cs="Georgia"/>
-          <w:color w:val="000000"/>
-        </w:rPr>
-        <w:t>tasks .</w:t>
-      </w:r>
-      <w:proofErr w:type="gramEnd"/>
+      <w:r>
+        <w:rPr>
+          <w:rFonts w:eastAsia="Georgia" w:hAnsi="Georgia" w:cs="Georgia"/>
+          <w:color w:val="000000"/>
+          <w:sz w:val="22"/>
+          <w:szCs w:val="24"/>
+        </w:rPr>
+        <w:t>tasks.</w:t>
+      </w:r>
     </w:p>
     <w:p>
       <w:pPr>
@@ -308,28 +424,38 @@
           <w:numId w:val="2"/>
         </w:numPr>
         <w:spacing w:before="105" w:after="105" w:line="360" w:lineRule="auto"/>
-      </w:pPr>
-      <w:r>
-        <w:rPr>
-          <w:rFonts w:eastAsia="Georgia" w:hAnsi="Georgia" w:cs="Georgia"/>
-          <w:color w:val="000000"/>
+        <w:rPr>
+          <w:sz w:val="22"/>
+          <w:szCs w:val="24"/>
+        </w:rPr>
+      </w:pPr>
+      <w:r>
+        <w:rPr>
+          <w:rFonts w:eastAsia="Georgia" w:hAnsi="Georgia" w:cs="Georgia"/>
+          <w:color w:val="000000"/>
+          <w:sz w:val="22"/>
+          <w:szCs w:val="24"/>
         </w:rPr>
         <w:t xml:space="preserve">To propose a structured data acquisition and storage framework for the </w:t>
       </w:r>
-      <w:proofErr w:type="gramStart"/>
-      <w:r>
-        <w:rPr>
-          <w:rFonts w:eastAsia="Georgia" w:hAnsi="Georgia" w:cs="Georgia"/>
-          <w:color w:val="000000"/>
-        </w:rPr>
-        <w:t>dataset .</w:t>
-      </w:r>
-      <w:proofErr w:type="gramEnd"/>
+      <w:r>
+        <w:rPr>
+          <w:rFonts w:eastAsia="Georgia" w:hAnsi="Georgia" w:cs="Georgia"/>
+          <w:color w:val="000000"/>
+          <w:sz w:val="22"/>
+          <w:szCs w:val="24"/>
+        </w:rPr>
+        <w:t>dataset.</w:t>
+      </w:r>
     </w:p>
     <w:p>
       <w:pPr>
         <w:spacing w:before="315" w:after="105" w:line="360" w:lineRule="auto"/>
         <w:ind w:left="-30"/>
+        <w:rPr>
+          <w:sz w:val="22"/>
+          <w:szCs w:val="24"/>
+        </w:rPr>
       </w:pPr>
       <w:bookmarkStart w:id="5" w:name="bm_3_scope_and_limitations"/>
       <w:r>
@@ -337,8 +463,10 @@
           <w:rFonts w:eastAsia="Georgia" w:hAnsi="Georgia" w:cs="Georgia"/>
           <w:b/>
           <w:color w:val="000000"/>
-          <w:sz w:val="24"/>
-        </w:rPr>
+          <w:sz w:val="28"/>
+          <w:szCs w:val="24"/>
+        </w:rPr>
+        <w:lastRenderedPageBreak/>
         <w:t>3. Scope and Limitations</w:t>
       </w:r>
       <w:bookmarkEnd w:id="5"/>
@@ -346,34 +474,45 @@
     <w:p>
       <w:pPr>
         <w:spacing w:after="210" w:line="360" w:lineRule="auto"/>
-      </w:pPr>
-      <w:r>
-        <w:rPr>
-          <w:rFonts w:eastAsia="Georgia" w:hAnsi="Georgia" w:cs="Georgia"/>
-          <w:color w:val="000000"/>
+        <w:rPr>
+          <w:sz w:val="22"/>
+          <w:szCs w:val="24"/>
+        </w:rPr>
+      </w:pPr>
+      <w:r>
+        <w:rPr>
+          <w:rFonts w:eastAsia="Georgia" w:hAnsi="Georgia" w:cs="Georgia"/>
+          <w:color w:val="000000"/>
+          <w:sz w:val="22"/>
+          <w:szCs w:val="24"/>
         </w:rPr>
         <w:t xml:space="preserve">The scope of this dataset includes analyzing food delivery operations based on delivery person characteristics, order conditions, traffic, weather, and geographic locations. It is useful for estimating delivery time and understanding logistics performance in urban and metropolitan </w:t>
       </w:r>
-      <w:proofErr w:type="gramStart"/>
-      <w:r>
-        <w:rPr>
-          <w:rFonts w:eastAsia="Georgia" w:hAnsi="Georgia" w:cs="Georgia"/>
-          <w:color w:val="000000"/>
-        </w:rPr>
-        <w:t>environments .</w:t>
-      </w:r>
-      <w:proofErr w:type="gramEnd"/>
+      <w:r>
+        <w:rPr>
+          <w:rFonts w:eastAsia="Georgia" w:hAnsi="Georgia" w:cs="Georgia"/>
+          <w:color w:val="000000"/>
+          <w:sz w:val="22"/>
+          <w:szCs w:val="24"/>
+        </w:rPr>
+        <w:t>environments.</w:t>
+      </w:r>
     </w:p>
     <w:p>
       <w:pPr>
         <w:spacing w:after="210" w:line="360" w:lineRule="auto"/>
-      </w:pPr>
-      <w:r>
-        <w:rPr>
-          <w:rFonts w:eastAsia="Georgia" w:hAnsi="Georgia" w:cs="Georgia"/>
-          <w:color w:val="000000"/>
-        </w:rPr>
-        <w:lastRenderedPageBreak/>
+        <w:rPr>
+          <w:sz w:val="22"/>
+          <w:szCs w:val="24"/>
+        </w:rPr>
+      </w:pPr>
+      <w:r>
+        <w:rPr>
+          <w:rFonts w:eastAsia="Georgia" w:hAnsi="Georgia" w:cs="Georgia"/>
+          <w:color w:val="000000"/>
+          <w:sz w:val="22"/>
+          <w:szCs w:val="24"/>
+        </w:rPr>
         <w:t>Some limitations are also present:</w:t>
       </w:r>
     </w:p>
@@ -384,23 +523,29 @@
           <w:numId w:val="3"/>
         </w:numPr>
         <w:spacing w:before="105" w:after="105" w:line="360" w:lineRule="auto"/>
-      </w:pPr>
-      <w:r>
-        <w:rPr>
-          <w:rFonts w:eastAsia="Georgia" w:hAnsi="Georgia" w:cs="Georgia"/>
-          <w:color w:val="000000"/>
+        <w:rPr>
+          <w:sz w:val="22"/>
+          <w:szCs w:val="24"/>
+        </w:rPr>
+      </w:pPr>
+      <w:r>
+        <w:rPr>
+          <w:rFonts w:eastAsia="Georgia" w:hAnsi="Georgia" w:cs="Georgia"/>
+          <w:color w:val="000000"/>
+          <w:sz w:val="22"/>
+          <w:szCs w:val="24"/>
         </w:rPr>
         <w:t xml:space="preserve">The dataset is based on secondary data from Kaggle rather than direct field </w:t>
       </w:r>
-      <w:proofErr w:type="gramStart"/>
-      <w:r>
-        <w:rPr>
-          <w:rFonts w:eastAsia="Georgia" w:hAnsi="Georgia" w:cs="Georgia"/>
-          <w:color w:val="000000"/>
-        </w:rPr>
-        <w:t>collection .</w:t>
-      </w:r>
-      <w:proofErr w:type="gramEnd"/>
+      <w:r>
+        <w:rPr>
+          <w:rFonts w:eastAsia="Georgia" w:hAnsi="Georgia" w:cs="Georgia"/>
+          <w:color w:val="000000"/>
+          <w:sz w:val="22"/>
+          <w:szCs w:val="24"/>
+        </w:rPr>
+        <w:t>collection.</w:t>
+      </w:r>
     </w:p>
     <w:p>
       <w:pPr>
@@ -409,11 +554,17 @@
           <w:numId w:val="3"/>
         </w:numPr>
         <w:spacing w:before="105" w:after="105" w:line="360" w:lineRule="auto"/>
-      </w:pPr>
-      <w:r>
-        <w:rPr>
-          <w:rFonts w:eastAsia="Georgia" w:hAnsi="Georgia" w:cs="Georgia"/>
-          <w:color w:val="000000"/>
+        <w:rPr>
+          <w:sz w:val="22"/>
+          <w:szCs w:val="24"/>
+        </w:rPr>
+      </w:pPr>
+      <w:r>
+        <w:rPr>
+          <w:rFonts w:eastAsia="Georgia" w:hAnsi="Georgia" w:cs="Georgia"/>
+          <w:color w:val="000000"/>
+          <w:sz w:val="22"/>
+          <w:szCs w:val="24"/>
         </w:rPr>
         <w:t>Geographic coordinates represent pickup and delivery points, but they may not perfectly reflect actual road-route distance.</w:t>
       </w:r>
@@ -425,11 +576,17 @@
           <w:numId w:val="3"/>
         </w:numPr>
         <w:spacing w:before="105" w:after="105" w:line="360" w:lineRule="auto"/>
-      </w:pPr>
-      <w:r>
-        <w:rPr>
-          <w:rFonts w:eastAsia="Georgia" w:hAnsi="Georgia" w:cs="Georgia"/>
-          <w:color w:val="000000"/>
+        <w:rPr>
+          <w:sz w:val="22"/>
+          <w:szCs w:val="24"/>
+        </w:rPr>
+      </w:pPr>
+      <w:r>
+        <w:rPr>
+          <w:rFonts w:eastAsia="Georgia" w:hAnsi="Georgia" w:cs="Georgia"/>
+          <w:color w:val="000000"/>
+          <w:sz w:val="22"/>
+          <w:szCs w:val="24"/>
         </w:rPr>
         <w:t>Some records may contain missing or inconsistent values, which require preprocessing before analysis.</w:t>
       </w:r>
@@ -438,6 +595,10 @@
       <w:pPr>
         <w:spacing w:before="315" w:after="105" w:line="360" w:lineRule="auto"/>
         <w:ind w:left="-30"/>
+        <w:rPr>
+          <w:sz w:val="22"/>
+          <w:szCs w:val="24"/>
+        </w:rPr>
       </w:pPr>
       <w:bookmarkStart w:id="6" w:name="bm_4_dataset_name"/>
       <w:r>
@@ -445,7 +606,8 @@
           <w:rFonts w:eastAsia="Georgia" w:hAnsi="Georgia" w:cs="Georgia"/>
           <w:b/>
           <w:color w:val="000000"/>
-          <w:sz w:val="24"/>
+          <w:sz w:val="28"/>
+          <w:szCs w:val="24"/>
         </w:rPr>
         <w:t>4. Dataset Name</w:t>
       </w:r>
@@ -454,12 +616,18 @@
     <w:p>
       <w:pPr>
         <w:spacing w:after="210" w:line="360" w:lineRule="auto"/>
+        <w:rPr>
+          <w:sz w:val="22"/>
+          <w:szCs w:val="24"/>
+        </w:rPr>
       </w:pPr>
       <w:r>
         <w:rPr>
           <w:rFonts w:eastAsia="Georgia" w:hAnsi="Georgia" w:cs="Georgia"/>
           <w:b/>
           <w:color w:val="000000"/>
+          <w:sz w:val="22"/>
+          <w:szCs w:val="24"/>
         </w:rPr>
         <w:t>Zomato Delivery Operations Analytics Dataset</w:t>
       </w:r>
@@ -467,6 +635,8 @@
         <w:rPr>
           <w:rFonts w:eastAsia="Georgia" w:hAnsi="Georgia" w:cs="Georgia"/>
           <w:color w:val="000000"/>
+          <w:sz w:val="22"/>
+          <w:szCs w:val="24"/>
         </w:rPr>
         <w:t xml:space="preserve"> </w:t>
       </w:r>
@@ -475,6 +645,10 @@
       <w:pPr>
         <w:spacing w:before="315" w:after="105" w:line="360" w:lineRule="auto"/>
         <w:ind w:left="-30"/>
+        <w:rPr>
+          <w:sz w:val="22"/>
+          <w:szCs w:val="24"/>
+        </w:rPr>
       </w:pPr>
       <w:bookmarkStart w:id="7" w:name="bm_5_data_source_identification"/>
       <w:r>
@@ -482,7 +656,8 @@
           <w:rFonts w:eastAsia="Georgia" w:hAnsi="Georgia" w:cs="Georgia"/>
           <w:b/>
           <w:color w:val="000000"/>
-          <w:sz w:val="24"/>
+          <w:sz w:val="28"/>
+          <w:szCs w:val="24"/>
         </w:rPr>
         <w:t>5. Data Source Identification</w:t>
       </w:r>
@@ -491,11 +666,17 @@
     <w:p>
       <w:pPr>
         <w:spacing w:after="210" w:line="360" w:lineRule="auto"/>
-      </w:pPr>
-      <w:r>
-        <w:rPr>
-          <w:rFonts w:eastAsia="Georgia" w:hAnsi="Georgia" w:cs="Georgia"/>
-          <w:color w:val="000000"/>
+        <w:rPr>
+          <w:sz w:val="22"/>
+          <w:szCs w:val="24"/>
+        </w:rPr>
+      </w:pPr>
+      <w:r>
+        <w:rPr>
+          <w:rFonts w:eastAsia="Georgia" w:hAnsi="Georgia" w:cs="Georgia"/>
+          <w:color w:val="000000"/>
+          <w:sz w:val="22"/>
+          <w:szCs w:val="24"/>
         </w:rPr>
         <w:t xml:space="preserve">The dataset is obtained from Kaggle as a </w:t>
       </w:r>
@@ -504,15 +685,18 @@
           <w:rFonts w:eastAsia="Georgia" w:hAnsi="Georgia" w:cs="Georgia"/>
           <w:b/>
           <w:color w:val="000000"/>
+          <w:sz w:val="22"/>
+          <w:szCs w:val="24"/>
         </w:rPr>
         <w:t xml:space="preserve">secondary data </w:t>
       </w:r>
-      <w:proofErr w:type="gramStart"/>
       <w:r>
         <w:rPr>
           <w:rFonts w:eastAsia="Georgia" w:hAnsi="Georgia" w:cs="Georgia"/>
           <w:b/>
           <w:color w:val="000000"/>
+          <w:sz w:val="22"/>
+          <w:szCs w:val="24"/>
         </w:rPr>
         <w:t>source</w:t>
       </w:r>
@@ -520,30 +704,35 @@
         <w:rPr>
           <w:rFonts w:eastAsia="Georgia" w:hAnsi="Georgia" w:cs="Georgia"/>
           <w:color w:val="000000"/>
-        </w:rPr>
-        <w:t xml:space="preserve"> .</w:t>
-      </w:r>
-      <w:proofErr w:type="gramEnd"/>
-      <w:r>
-        <w:rPr>
-          <w:rFonts w:eastAsia="Georgia" w:hAnsi="Georgia" w:cs="Georgia"/>
-          <w:color w:val="000000"/>
+          <w:sz w:val="22"/>
+          <w:szCs w:val="24"/>
+        </w:rPr>
+        <w:t>.</w:t>
+      </w:r>
+      <w:r>
+        <w:rPr>
+          <w:rFonts w:eastAsia="Georgia" w:hAnsi="Georgia" w:cs="Georgia"/>
+          <w:color w:val="000000"/>
+          <w:sz w:val="22"/>
+          <w:szCs w:val="24"/>
         </w:rPr>
         <w:t xml:space="preserve"> According to the FA1 requirements, students may use secondary sources such as APIs, government portals, or publicly available datasets where </w:t>
       </w:r>
-      <w:proofErr w:type="gramStart"/>
-      <w:r>
-        <w:rPr>
-          <w:rFonts w:eastAsia="Georgia" w:hAnsi="Georgia" w:cs="Georgia"/>
-          <w:color w:val="000000"/>
-        </w:rPr>
-        <w:t>appropriate .</w:t>
-      </w:r>
-      <w:proofErr w:type="gramEnd"/>
-      <w:r>
-        <w:rPr>
-          <w:rFonts w:eastAsia="Georgia" w:hAnsi="Georgia" w:cs="Georgia"/>
-          <w:color w:val="000000"/>
+      <w:r>
+        <w:rPr>
+          <w:rFonts w:eastAsia="Georgia" w:hAnsi="Georgia" w:cs="Georgia"/>
+          <w:color w:val="000000"/>
+          <w:sz w:val="22"/>
+          <w:szCs w:val="24"/>
+        </w:rPr>
+        <w:t>appropriate.</w:t>
+      </w:r>
+      <w:r>
+        <w:rPr>
+          <w:rFonts w:eastAsia="Georgia" w:hAnsi="Georgia" w:cs="Georgia"/>
+          <w:color w:val="000000"/>
+          <w:sz w:val="22"/>
+          <w:szCs w:val="24"/>
         </w:rPr>
         <w:t xml:space="preserve"> In this case, Kaggle provides a suitable structured dataset for food delivery time analysis.</w:t>
       </w:r>
@@ -552,6 +741,10 @@
       <w:pPr>
         <w:spacing w:before="315" w:after="105" w:line="360" w:lineRule="auto"/>
         <w:ind w:left="-30"/>
+        <w:rPr>
+          <w:sz w:val="22"/>
+          <w:szCs w:val="24"/>
+        </w:rPr>
       </w:pPr>
       <w:bookmarkStart w:id="8" w:name="bm_6_dataset_description"/>
       <w:r>
@@ -559,7 +752,8 @@
           <w:rFonts w:eastAsia="Georgia" w:hAnsi="Georgia" w:cs="Georgia"/>
           <w:b/>
           <w:color w:val="000000"/>
-          <w:sz w:val="24"/>
+          <w:sz w:val="28"/>
+          <w:szCs w:val="24"/>
         </w:rPr>
         <w:t>6. Dataset Description</w:t>
       </w:r>
@@ -568,27 +762,35 @@
     <w:p>
       <w:pPr>
         <w:spacing w:after="210" w:line="360" w:lineRule="auto"/>
-      </w:pPr>
-      <w:r>
-        <w:rPr>
-          <w:rFonts w:eastAsia="Georgia" w:hAnsi="Georgia" w:cs="Georgia"/>
-          <w:color w:val="000000"/>
+        <w:rPr>
+          <w:sz w:val="22"/>
+          <w:szCs w:val="24"/>
+        </w:rPr>
+      </w:pPr>
+      <w:r>
+        <w:rPr>
+          <w:rFonts w:eastAsia="Georgia" w:hAnsi="Georgia" w:cs="Georgia"/>
+          <w:color w:val="000000"/>
+          <w:sz w:val="22"/>
+          <w:szCs w:val="24"/>
         </w:rPr>
         <w:t xml:space="preserve">The dataset contains 45,584 records and 20 major attributes related to food delivery operations, including delivery partner information, restaurant and customer coordinates, order date and time, weather conditions, road traffic density, vehicle condition, order type, city, and the target variable Time taken in </w:t>
       </w:r>
-      <w:proofErr w:type="gramStart"/>
-      <w:r>
-        <w:rPr>
-          <w:rFonts w:eastAsia="Georgia" w:hAnsi="Georgia" w:cs="Georgia"/>
-          <w:color w:val="000000"/>
-        </w:rPr>
-        <w:t>minutes .</w:t>
-      </w:r>
-      <w:proofErr w:type="gramEnd"/>
-      <w:r>
-        <w:rPr>
-          <w:rFonts w:eastAsia="Georgia" w:hAnsi="Georgia" w:cs="Georgia"/>
-          <w:color w:val="000000"/>
+      <w:r>
+        <w:rPr>
+          <w:rFonts w:eastAsia="Georgia" w:hAnsi="Georgia" w:cs="Georgia"/>
+          <w:color w:val="000000"/>
+          <w:sz w:val="22"/>
+          <w:szCs w:val="24"/>
+        </w:rPr>
+        <w:t>minutes.</w:t>
+      </w:r>
+      <w:r>
+        <w:rPr>
+          <w:rFonts w:eastAsia="Georgia" w:hAnsi="Georgia" w:cs="Georgia"/>
+          <w:color w:val="000000"/>
+          <w:sz w:val="22"/>
+          <w:szCs w:val="24"/>
         </w:rPr>
         <w:t xml:space="preserve"> This dataset is appropriate for studying delivery performance and predicting delivery duration.</w:t>
       </w:r>
@@ -597,6 +799,10 @@
       <w:pPr>
         <w:spacing w:before="315" w:after="105" w:line="360" w:lineRule="auto"/>
         <w:ind w:left="-30"/>
+        <w:rPr>
+          <w:sz w:val="22"/>
+          <w:szCs w:val="24"/>
+        </w:rPr>
       </w:pPr>
       <w:bookmarkStart w:id="9" w:name="major_variables_include"/>
       <w:r>
@@ -604,7 +810,8 @@
           <w:rFonts w:eastAsia="Georgia" w:hAnsi="Georgia" w:cs="Georgia"/>
           <w:b/>
           <w:color w:val="000000"/>
-          <w:sz w:val="24"/>
+          <w:sz w:val="28"/>
+          <w:szCs w:val="24"/>
         </w:rPr>
         <w:t>Major variables include:</w:t>
       </w:r>
@@ -617,11 +824,17 @@
           <w:numId w:val="4"/>
         </w:numPr>
         <w:spacing w:before="105" w:after="105" w:line="360" w:lineRule="auto"/>
-      </w:pPr>
-      <w:r>
-        <w:rPr>
-          <w:rFonts w:eastAsia="Georgia" w:hAnsi="Georgia" w:cs="Georgia"/>
-          <w:color w:val="000000"/>
+        <w:rPr>
+          <w:sz w:val="22"/>
+          <w:szCs w:val="24"/>
+        </w:rPr>
+      </w:pPr>
+      <w:r>
+        <w:rPr>
+          <w:rFonts w:eastAsia="Georgia" w:hAnsi="Georgia" w:cs="Georgia"/>
+          <w:color w:val="000000"/>
+          <w:sz w:val="22"/>
+          <w:szCs w:val="24"/>
         </w:rPr>
         <w:t>Delivery person age and ratings</w:t>
       </w:r>
@@ -633,12 +846,19 @@
           <w:numId w:val="4"/>
         </w:numPr>
         <w:spacing w:before="105" w:after="105" w:line="360" w:lineRule="auto"/>
-      </w:pPr>
-      <w:r>
-        <w:rPr>
-          <w:rFonts w:eastAsia="Georgia" w:hAnsi="Georgia" w:cs="Georgia"/>
-          <w:color w:val="000000"/>
-        </w:rPr>
+        <w:rPr>
+          <w:sz w:val="22"/>
+          <w:szCs w:val="24"/>
+        </w:rPr>
+      </w:pPr>
+      <w:r>
+        <w:rPr>
+          <w:rFonts w:eastAsia="Georgia" w:hAnsi="Georgia" w:cs="Georgia"/>
+          <w:color w:val="000000"/>
+          <w:sz w:val="22"/>
+          <w:szCs w:val="24"/>
+        </w:rPr>
+        <w:lastRenderedPageBreak/>
         <w:t>Restaurant latitude and longitude</w:t>
       </w:r>
     </w:p>
@@ -649,11 +869,17 @@
           <w:numId w:val="4"/>
         </w:numPr>
         <w:spacing w:before="105" w:after="105" w:line="360" w:lineRule="auto"/>
-      </w:pPr>
-      <w:r>
-        <w:rPr>
-          <w:rFonts w:eastAsia="Georgia" w:hAnsi="Georgia" w:cs="Georgia"/>
-          <w:color w:val="000000"/>
+        <w:rPr>
+          <w:sz w:val="22"/>
+          <w:szCs w:val="24"/>
+        </w:rPr>
+      </w:pPr>
+      <w:r>
+        <w:rPr>
+          <w:rFonts w:eastAsia="Georgia" w:hAnsi="Georgia" w:cs="Georgia"/>
+          <w:color w:val="000000"/>
+          <w:sz w:val="22"/>
+          <w:szCs w:val="24"/>
         </w:rPr>
         <w:t>Delivery location latitude and longitude</w:t>
       </w:r>
@@ -665,11 +891,17 @@
           <w:numId w:val="4"/>
         </w:numPr>
         <w:spacing w:before="105" w:after="105" w:line="360" w:lineRule="auto"/>
-      </w:pPr>
-      <w:r>
-        <w:rPr>
-          <w:rFonts w:eastAsia="Georgia" w:hAnsi="Georgia" w:cs="Georgia"/>
-          <w:color w:val="000000"/>
+        <w:rPr>
+          <w:sz w:val="22"/>
+          <w:szCs w:val="24"/>
+        </w:rPr>
+      </w:pPr>
+      <w:r>
+        <w:rPr>
+          <w:rFonts w:eastAsia="Georgia" w:hAnsi="Georgia" w:cs="Georgia"/>
+          <w:color w:val="000000"/>
+          <w:sz w:val="22"/>
+          <w:szCs w:val="24"/>
         </w:rPr>
         <w:t>Order and pickup times</w:t>
       </w:r>
@@ -681,11 +913,17 @@
           <w:numId w:val="4"/>
         </w:numPr>
         <w:spacing w:before="105" w:after="105" w:line="360" w:lineRule="auto"/>
-      </w:pPr>
-      <w:r>
-        <w:rPr>
-          <w:rFonts w:eastAsia="Georgia" w:hAnsi="Georgia" w:cs="Georgia"/>
-          <w:color w:val="000000"/>
+        <w:rPr>
+          <w:sz w:val="22"/>
+          <w:szCs w:val="24"/>
+        </w:rPr>
+      </w:pPr>
+      <w:r>
+        <w:rPr>
+          <w:rFonts w:eastAsia="Georgia" w:hAnsi="Georgia" w:cs="Georgia"/>
+          <w:color w:val="000000"/>
+          <w:sz w:val="22"/>
+          <w:szCs w:val="24"/>
         </w:rPr>
         <w:t>Weather conditions</w:t>
       </w:r>
@@ -697,11 +935,17 @@
           <w:numId w:val="4"/>
         </w:numPr>
         <w:spacing w:before="105" w:after="105" w:line="360" w:lineRule="auto"/>
-      </w:pPr>
-      <w:r>
-        <w:rPr>
-          <w:rFonts w:eastAsia="Georgia" w:hAnsi="Georgia" w:cs="Georgia"/>
-          <w:color w:val="000000"/>
+        <w:rPr>
+          <w:sz w:val="22"/>
+          <w:szCs w:val="24"/>
+        </w:rPr>
+      </w:pPr>
+      <w:r>
+        <w:rPr>
+          <w:rFonts w:eastAsia="Georgia" w:hAnsi="Georgia" w:cs="Georgia"/>
+          <w:color w:val="000000"/>
+          <w:sz w:val="22"/>
+          <w:szCs w:val="24"/>
         </w:rPr>
         <w:t>Road traffic density</w:t>
       </w:r>
@@ -713,11 +957,17 @@
           <w:numId w:val="4"/>
         </w:numPr>
         <w:spacing w:before="105" w:after="105" w:line="360" w:lineRule="auto"/>
-      </w:pPr>
-      <w:r>
-        <w:rPr>
-          <w:rFonts w:eastAsia="Georgia" w:hAnsi="Georgia" w:cs="Georgia"/>
-          <w:color w:val="000000"/>
+        <w:rPr>
+          <w:sz w:val="22"/>
+          <w:szCs w:val="24"/>
+        </w:rPr>
+      </w:pPr>
+      <w:r>
+        <w:rPr>
+          <w:rFonts w:eastAsia="Georgia" w:hAnsi="Georgia" w:cs="Georgia"/>
+          <w:color w:val="000000"/>
+          <w:sz w:val="22"/>
+          <w:szCs w:val="24"/>
         </w:rPr>
         <w:t>Vehicle condition</w:t>
       </w:r>
@@ -729,13 +979,18 @@
           <w:numId w:val="4"/>
         </w:numPr>
         <w:spacing w:before="105" w:after="105" w:line="360" w:lineRule="auto"/>
-      </w:pPr>
-      <w:r>
-        <w:rPr>
-          <w:rFonts w:eastAsia="Georgia" w:hAnsi="Georgia" w:cs="Georgia"/>
-          <w:color w:val="000000"/>
-        </w:rPr>
-        <w:lastRenderedPageBreak/>
+        <w:rPr>
+          <w:sz w:val="22"/>
+          <w:szCs w:val="24"/>
+        </w:rPr>
+      </w:pPr>
+      <w:r>
+        <w:rPr>
+          <w:rFonts w:eastAsia="Georgia" w:hAnsi="Georgia" w:cs="Georgia"/>
+          <w:color w:val="000000"/>
+          <w:sz w:val="22"/>
+          <w:szCs w:val="24"/>
+        </w:rPr>
         <w:t>Type of order and type of vehicle</w:t>
       </w:r>
     </w:p>
@@ -746,11 +1001,17 @@
           <w:numId w:val="4"/>
         </w:numPr>
         <w:spacing w:before="105" w:after="105" w:line="360" w:lineRule="auto"/>
-      </w:pPr>
-      <w:r>
-        <w:rPr>
-          <w:rFonts w:eastAsia="Georgia" w:hAnsi="Georgia" w:cs="Georgia"/>
-          <w:color w:val="000000"/>
+        <w:rPr>
+          <w:sz w:val="22"/>
+          <w:szCs w:val="24"/>
+        </w:rPr>
+      </w:pPr>
+      <w:r>
+        <w:rPr>
+          <w:rFonts w:eastAsia="Georgia" w:hAnsi="Georgia" w:cs="Georgia"/>
+          <w:color w:val="000000"/>
+          <w:sz w:val="22"/>
+          <w:szCs w:val="24"/>
         </w:rPr>
         <w:t>Multiple deliveries flag</w:t>
       </w:r>
@@ -762,11 +1023,17 @@
           <w:numId w:val="4"/>
         </w:numPr>
         <w:spacing w:before="105" w:after="105" w:line="360" w:lineRule="auto"/>
-      </w:pPr>
-      <w:r>
-        <w:rPr>
-          <w:rFonts w:eastAsia="Georgia" w:hAnsi="Georgia" w:cs="Georgia"/>
-          <w:color w:val="000000"/>
+        <w:rPr>
+          <w:sz w:val="22"/>
+          <w:szCs w:val="24"/>
+        </w:rPr>
+      </w:pPr>
+      <w:r>
+        <w:rPr>
+          <w:rFonts w:eastAsia="Georgia" w:hAnsi="Georgia" w:cs="Georgia"/>
+          <w:color w:val="000000"/>
+          <w:sz w:val="22"/>
+          <w:szCs w:val="24"/>
         </w:rPr>
         <w:t>Festival flag</w:t>
       </w:r>
@@ -778,11 +1045,17 @@
           <w:numId w:val="4"/>
         </w:numPr>
         <w:spacing w:before="105" w:after="105" w:line="360" w:lineRule="auto"/>
-      </w:pPr>
-      <w:r>
-        <w:rPr>
-          <w:rFonts w:eastAsia="Georgia" w:hAnsi="Georgia" w:cs="Georgia"/>
-          <w:color w:val="000000"/>
+        <w:rPr>
+          <w:sz w:val="22"/>
+          <w:szCs w:val="24"/>
+        </w:rPr>
+      </w:pPr>
+      <w:r>
+        <w:rPr>
+          <w:rFonts w:eastAsia="Georgia" w:hAnsi="Georgia" w:cs="Georgia"/>
+          <w:color w:val="000000"/>
+          <w:sz w:val="22"/>
+          <w:szCs w:val="24"/>
         </w:rPr>
         <w:t>City</w:t>
       </w:r>
@@ -794,11 +1067,17 @@
           <w:numId w:val="4"/>
         </w:numPr>
         <w:spacing w:before="105" w:after="105" w:line="360" w:lineRule="auto"/>
-      </w:pPr>
-      <w:r>
-        <w:rPr>
-          <w:rFonts w:eastAsia="Georgia" w:hAnsi="Georgia" w:cs="Georgia"/>
-          <w:color w:val="000000"/>
+        <w:rPr>
+          <w:sz w:val="22"/>
+          <w:szCs w:val="24"/>
+        </w:rPr>
+      </w:pPr>
+      <w:r>
+        <w:rPr>
+          <w:rFonts w:eastAsia="Georgia" w:hAnsi="Georgia" w:cs="Georgia"/>
+          <w:color w:val="000000"/>
+          <w:sz w:val="22"/>
+          <w:szCs w:val="24"/>
         </w:rPr>
         <w:t>Time taken (min)</w:t>
       </w:r>
@@ -807,6 +1086,10 @@
       <w:pPr>
         <w:spacing w:before="315" w:after="105" w:line="360" w:lineRule="auto"/>
         <w:ind w:left="-30"/>
+        <w:rPr>
+          <w:sz w:val="22"/>
+          <w:szCs w:val="24"/>
+        </w:rPr>
       </w:pPr>
       <w:bookmarkStart w:id="10" w:name="bm_7_data_specification_table"/>
       <w:r>
@@ -814,7 +1097,8 @@
           <w:rFonts w:eastAsia="Georgia" w:hAnsi="Georgia" w:cs="Georgia"/>
           <w:b/>
           <w:color w:val="000000"/>
-          <w:sz w:val="24"/>
+          <w:sz w:val="28"/>
+          <w:szCs w:val="24"/>
         </w:rPr>
         <w:t>7. Data Specification Table</w:t>
       </w:r>
@@ -835,10 +1119,10 @@
         <w:tblLook w:val="04A0" w:firstRow="1" w:lastRow="0" w:firstColumn="1" w:lastColumn="0" w:noHBand="0" w:noVBand="1"/>
       </w:tblPr>
       <w:tblGrid>
-        <w:gridCol w:w="2407"/>
-        <w:gridCol w:w="1182"/>
-        <w:gridCol w:w="3091"/>
-        <w:gridCol w:w="1421"/>
+        <w:gridCol w:w="2651"/>
+        <w:gridCol w:w="1284"/>
+        <w:gridCol w:w="3417"/>
+        <w:gridCol w:w="1550"/>
       </w:tblGrid>
       <w:tr>
         <w:trPr>
@@ -858,12 +1142,17 @@
           <w:p>
             <w:pPr>
               <w:spacing w:line="360" w:lineRule="auto"/>
-            </w:pPr>
-            <w:r>
-              <w:rPr>
-                <w:rFonts w:ascii="helvetica neue" w:eastAsia="helvetica neue" w:hAnsi="helvetica neue" w:cs="helvetica neue"/>
-                <w:color w:val="000000"/>
-                <w:sz w:val="17"/>
+              <w:rPr>
+                <w:sz w:val="22"/>
+                <w:szCs w:val="24"/>
+              </w:rPr>
+            </w:pPr>
+            <w:r>
+              <w:rPr>
+                <w:rFonts w:ascii="helvetica neue" w:eastAsia="helvetica neue" w:hAnsi="helvetica neue" w:cs="helvetica neue"/>
+                <w:color w:val="000000"/>
+                <w:sz w:val="19"/>
+                <w:szCs w:val="24"/>
               </w:rPr>
               <w:t>Attribute Name</w:t>
             </w:r>
@@ -881,12 +1170,17 @@
           <w:p>
             <w:pPr>
               <w:spacing w:line="360" w:lineRule="auto"/>
-            </w:pPr>
-            <w:r>
-              <w:rPr>
-                <w:rFonts w:ascii="helvetica neue" w:eastAsia="helvetica neue" w:hAnsi="helvetica neue" w:cs="helvetica neue"/>
-                <w:color w:val="000000"/>
-                <w:sz w:val="17"/>
+              <w:rPr>
+                <w:sz w:val="22"/>
+                <w:szCs w:val="24"/>
+              </w:rPr>
+            </w:pPr>
+            <w:r>
+              <w:rPr>
+                <w:rFonts w:ascii="helvetica neue" w:eastAsia="helvetica neue" w:hAnsi="helvetica neue" w:cs="helvetica neue"/>
+                <w:color w:val="000000"/>
+                <w:sz w:val="19"/>
+                <w:szCs w:val="24"/>
               </w:rPr>
               <w:t>Data Type</w:t>
             </w:r>
@@ -904,12 +1198,17 @@
           <w:p>
             <w:pPr>
               <w:spacing w:line="360" w:lineRule="auto"/>
-            </w:pPr>
-            <w:r>
-              <w:rPr>
-                <w:rFonts w:ascii="helvetica neue" w:eastAsia="helvetica neue" w:hAnsi="helvetica neue" w:cs="helvetica neue"/>
-                <w:color w:val="000000"/>
-                <w:sz w:val="17"/>
+              <w:rPr>
+                <w:sz w:val="22"/>
+                <w:szCs w:val="24"/>
+              </w:rPr>
+            </w:pPr>
+            <w:r>
+              <w:rPr>
+                <w:rFonts w:ascii="helvetica neue" w:eastAsia="helvetica neue" w:hAnsi="helvetica neue" w:cs="helvetica neue"/>
+                <w:color w:val="000000"/>
+                <w:sz w:val="19"/>
+                <w:szCs w:val="24"/>
               </w:rPr>
               <w:t>Description</w:t>
             </w:r>
@@ -926,12 +1225,17 @@
           <w:p>
             <w:pPr>
               <w:spacing w:line="360" w:lineRule="auto"/>
-            </w:pPr>
-            <w:r>
-              <w:rPr>
-                <w:rFonts w:ascii="helvetica neue" w:eastAsia="helvetica neue" w:hAnsi="helvetica neue" w:cs="helvetica neue"/>
-                <w:color w:val="000000"/>
-                <w:sz w:val="17"/>
+              <w:rPr>
+                <w:sz w:val="22"/>
+                <w:szCs w:val="24"/>
+              </w:rPr>
+            </w:pPr>
+            <w:r>
+              <w:rPr>
+                <w:rFonts w:ascii="helvetica neue" w:eastAsia="helvetica neue" w:hAnsi="helvetica neue" w:cs="helvetica neue"/>
+                <w:color w:val="000000"/>
+                <w:sz w:val="19"/>
+                <w:szCs w:val="24"/>
               </w:rPr>
               <w:t>Units</w:t>
             </w:r>
@@ -956,12 +1260,17 @@
           <w:p>
             <w:pPr>
               <w:spacing w:line="360" w:lineRule="auto"/>
-            </w:pPr>
-            <w:r>
-              <w:rPr>
-                <w:rFonts w:ascii="helvetica neue" w:eastAsia="helvetica neue" w:hAnsi="helvetica neue" w:cs="helvetica neue"/>
-                <w:color w:val="000000"/>
-                <w:sz w:val="17"/>
+              <w:rPr>
+                <w:sz w:val="22"/>
+                <w:szCs w:val="24"/>
+              </w:rPr>
+            </w:pPr>
+            <w:r>
+              <w:rPr>
+                <w:rFonts w:ascii="helvetica neue" w:eastAsia="helvetica neue" w:hAnsi="helvetica neue" w:cs="helvetica neue"/>
+                <w:color w:val="000000"/>
+                <w:sz w:val="19"/>
+                <w:szCs w:val="24"/>
               </w:rPr>
               <w:t>ID</w:t>
             </w:r>
@@ -979,12 +1288,17 @@
           <w:p>
             <w:pPr>
               <w:spacing w:line="360" w:lineRule="auto"/>
-            </w:pPr>
-            <w:r>
-              <w:rPr>
-                <w:rFonts w:ascii="helvetica neue" w:eastAsia="helvetica neue" w:hAnsi="helvetica neue" w:cs="helvetica neue"/>
-                <w:color w:val="000000"/>
-                <w:sz w:val="17"/>
+              <w:rPr>
+                <w:sz w:val="22"/>
+                <w:szCs w:val="24"/>
+              </w:rPr>
+            </w:pPr>
+            <w:r>
+              <w:rPr>
+                <w:rFonts w:ascii="helvetica neue" w:eastAsia="helvetica neue" w:hAnsi="helvetica neue" w:cs="helvetica neue"/>
+                <w:color w:val="000000"/>
+                <w:sz w:val="19"/>
+                <w:szCs w:val="24"/>
               </w:rPr>
               <w:t>Object</w:t>
             </w:r>
@@ -1002,12 +1316,17 @@
           <w:p>
             <w:pPr>
               <w:spacing w:line="360" w:lineRule="auto"/>
-            </w:pPr>
-            <w:r>
-              <w:rPr>
-                <w:rFonts w:ascii="helvetica neue" w:eastAsia="helvetica neue" w:hAnsi="helvetica neue" w:cs="helvetica neue"/>
-                <w:color w:val="000000"/>
-                <w:sz w:val="17"/>
+              <w:rPr>
+                <w:sz w:val="22"/>
+                <w:szCs w:val="24"/>
+              </w:rPr>
+            </w:pPr>
+            <w:r>
+              <w:rPr>
+                <w:rFonts w:ascii="helvetica neue" w:eastAsia="helvetica neue" w:hAnsi="helvetica neue" w:cs="helvetica neue"/>
+                <w:color w:val="000000"/>
+                <w:sz w:val="19"/>
+                <w:szCs w:val="24"/>
               </w:rPr>
               <w:t>Unique identifier for each delivery</w:t>
             </w:r>
@@ -1024,12 +1343,17 @@
           <w:p>
             <w:pPr>
               <w:spacing w:line="360" w:lineRule="auto"/>
-            </w:pPr>
-            <w:r>
-              <w:rPr>
-                <w:rFonts w:ascii="helvetica neue" w:eastAsia="helvetica neue" w:hAnsi="helvetica neue" w:cs="helvetica neue"/>
-                <w:color w:val="000000"/>
-                <w:sz w:val="17"/>
+              <w:rPr>
+                <w:sz w:val="22"/>
+                <w:szCs w:val="24"/>
+              </w:rPr>
+            </w:pPr>
+            <w:r>
+              <w:rPr>
+                <w:rFonts w:ascii="helvetica neue" w:eastAsia="helvetica neue" w:hAnsi="helvetica neue" w:cs="helvetica neue"/>
+                <w:color w:val="000000"/>
+                <w:sz w:val="19"/>
+                <w:szCs w:val="24"/>
               </w:rPr>
               <w:t>-</w:t>
             </w:r>
@@ -1054,17 +1378,20 @@
           <w:p>
             <w:pPr>
               <w:spacing w:line="360" w:lineRule="auto"/>
-            </w:pPr>
-            <w:proofErr w:type="spellStart"/>
-            <w:r>
-              <w:rPr>
-                <w:rFonts w:ascii="helvetica neue" w:eastAsia="helvetica neue" w:hAnsi="helvetica neue" w:cs="helvetica neue"/>
-                <w:color w:val="000000"/>
-                <w:sz w:val="17"/>
+              <w:rPr>
+                <w:sz w:val="22"/>
+                <w:szCs w:val="24"/>
+              </w:rPr>
+            </w:pPr>
+            <w:r>
+              <w:rPr>
+                <w:rFonts w:ascii="helvetica neue" w:eastAsia="helvetica neue" w:hAnsi="helvetica neue" w:cs="helvetica neue"/>
+                <w:color w:val="000000"/>
+                <w:sz w:val="19"/>
+                <w:szCs w:val="24"/>
               </w:rPr>
               <w:t>Delivery_person_ID</w:t>
             </w:r>
-            <w:proofErr w:type="spellEnd"/>
           </w:p>
         </w:tc>
         <w:tc>
@@ -1079,12 +1406,17 @@
           <w:p>
             <w:pPr>
               <w:spacing w:line="360" w:lineRule="auto"/>
-            </w:pPr>
-            <w:r>
-              <w:rPr>
-                <w:rFonts w:ascii="helvetica neue" w:eastAsia="helvetica neue" w:hAnsi="helvetica neue" w:cs="helvetica neue"/>
-                <w:color w:val="000000"/>
-                <w:sz w:val="17"/>
+              <w:rPr>
+                <w:sz w:val="22"/>
+                <w:szCs w:val="24"/>
+              </w:rPr>
+            </w:pPr>
+            <w:r>
+              <w:rPr>
+                <w:rFonts w:ascii="helvetica neue" w:eastAsia="helvetica neue" w:hAnsi="helvetica neue" w:cs="helvetica neue"/>
+                <w:color w:val="000000"/>
+                <w:sz w:val="19"/>
+                <w:szCs w:val="24"/>
               </w:rPr>
               <w:t>Object</w:t>
             </w:r>
@@ -1102,12 +1434,17 @@
           <w:p>
             <w:pPr>
               <w:spacing w:line="360" w:lineRule="auto"/>
-            </w:pPr>
-            <w:r>
-              <w:rPr>
-                <w:rFonts w:ascii="helvetica neue" w:eastAsia="helvetica neue" w:hAnsi="helvetica neue" w:cs="helvetica neue"/>
-                <w:color w:val="000000"/>
-                <w:sz w:val="17"/>
+              <w:rPr>
+                <w:sz w:val="22"/>
+                <w:szCs w:val="24"/>
+              </w:rPr>
+            </w:pPr>
+            <w:r>
+              <w:rPr>
+                <w:rFonts w:ascii="helvetica neue" w:eastAsia="helvetica neue" w:hAnsi="helvetica neue" w:cs="helvetica neue"/>
+                <w:color w:val="000000"/>
+                <w:sz w:val="19"/>
+                <w:szCs w:val="24"/>
               </w:rPr>
               <w:t>Unique identifier of delivery person</w:t>
             </w:r>
@@ -1124,12 +1461,17 @@
           <w:p>
             <w:pPr>
               <w:spacing w:line="360" w:lineRule="auto"/>
-            </w:pPr>
-            <w:r>
-              <w:rPr>
-                <w:rFonts w:ascii="helvetica neue" w:eastAsia="helvetica neue" w:hAnsi="helvetica neue" w:cs="helvetica neue"/>
-                <w:color w:val="000000"/>
-                <w:sz w:val="17"/>
+              <w:rPr>
+                <w:sz w:val="22"/>
+                <w:szCs w:val="24"/>
+              </w:rPr>
+            </w:pPr>
+            <w:r>
+              <w:rPr>
+                <w:rFonts w:ascii="helvetica neue" w:eastAsia="helvetica neue" w:hAnsi="helvetica neue" w:cs="helvetica neue"/>
+                <w:color w:val="000000"/>
+                <w:sz w:val="19"/>
+                <w:szCs w:val="24"/>
               </w:rPr>
               <w:t>-</w:t>
             </w:r>
@@ -1154,17 +1496,20 @@
           <w:p>
             <w:pPr>
               <w:spacing w:line="360" w:lineRule="auto"/>
-            </w:pPr>
-            <w:proofErr w:type="spellStart"/>
-            <w:r>
-              <w:rPr>
-                <w:rFonts w:ascii="helvetica neue" w:eastAsia="helvetica neue" w:hAnsi="helvetica neue" w:cs="helvetica neue"/>
-                <w:color w:val="000000"/>
-                <w:sz w:val="17"/>
+              <w:rPr>
+                <w:sz w:val="22"/>
+                <w:szCs w:val="24"/>
+              </w:rPr>
+            </w:pPr>
+            <w:r>
+              <w:rPr>
+                <w:rFonts w:ascii="helvetica neue" w:eastAsia="helvetica neue" w:hAnsi="helvetica neue" w:cs="helvetica neue"/>
+                <w:color w:val="000000"/>
+                <w:sz w:val="19"/>
+                <w:szCs w:val="24"/>
               </w:rPr>
               <w:t>Delivery_person_Age</w:t>
             </w:r>
-            <w:proofErr w:type="spellEnd"/>
           </w:p>
         </w:tc>
         <w:tc>
@@ -1179,12 +1524,17 @@
           <w:p>
             <w:pPr>
               <w:spacing w:line="360" w:lineRule="auto"/>
-            </w:pPr>
-            <w:r>
-              <w:rPr>
-                <w:rFonts w:ascii="helvetica neue" w:eastAsia="helvetica neue" w:hAnsi="helvetica neue" w:cs="helvetica neue"/>
-                <w:color w:val="000000"/>
-                <w:sz w:val="17"/>
+              <w:rPr>
+                <w:sz w:val="22"/>
+                <w:szCs w:val="24"/>
+              </w:rPr>
+            </w:pPr>
+            <w:r>
+              <w:rPr>
+                <w:rFonts w:ascii="helvetica neue" w:eastAsia="helvetica neue" w:hAnsi="helvetica neue" w:cs="helvetica neue"/>
+                <w:color w:val="000000"/>
+                <w:sz w:val="19"/>
+                <w:szCs w:val="24"/>
               </w:rPr>
               <w:t>Numeric</w:t>
             </w:r>
@@ -1202,12 +1552,17 @@
           <w:p>
             <w:pPr>
               <w:spacing w:line="360" w:lineRule="auto"/>
-            </w:pPr>
-            <w:r>
-              <w:rPr>
-                <w:rFonts w:ascii="helvetica neue" w:eastAsia="helvetica neue" w:hAnsi="helvetica neue" w:cs="helvetica neue"/>
-                <w:color w:val="000000"/>
-                <w:sz w:val="17"/>
+              <w:rPr>
+                <w:sz w:val="22"/>
+                <w:szCs w:val="24"/>
+              </w:rPr>
+            </w:pPr>
+            <w:r>
+              <w:rPr>
+                <w:rFonts w:ascii="helvetica neue" w:eastAsia="helvetica neue" w:hAnsi="helvetica neue" w:cs="helvetica neue"/>
+                <w:color w:val="000000"/>
+                <w:sz w:val="19"/>
+                <w:szCs w:val="24"/>
               </w:rPr>
               <w:t>Age of the delivery person</w:t>
             </w:r>
@@ -1224,12 +1579,17 @@
           <w:p>
             <w:pPr>
               <w:spacing w:line="360" w:lineRule="auto"/>
-            </w:pPr>
-            <w:r>
-              <w:rPr>
-                <w:rFonts w:ascii="helvetica neue" w:eastAsia="helvetica neue" w:hAnsi="helvetica neue" w:cs="helvetica neue"/>
-                <w:color w:val="000000"/>
-                <w:sz w:val="17"/>
+              <w:rPr>
+                <w:sz w:val="22"/>
+                <w:szCs w:val="24"/>
+              </w:rPr>
+            </w:pPr>
+            <w:r>
+              <w:rPr>
+                <w:rFonts w:ascii="helvetica neue" w:eastAsia="helvetica neue" w:hAnsi="helvetica neue" w:cs="helvetica neue"/>
+                <w:color w:val="000000"/>
+                <w:sz w:val="19"/>
+                <w:szCs w:val="24"/>
               </w:rPr>
               <w:t>Years</w:t>
             </w:r>
@@ -1254,17 +1614,20 @@
           <w:p>
             <w:pPr>
               <w:spacing w:line="360" w:lineRule="auto"/>
-            </w:pPr>
-            <w:proofErr w:type="spellStart"/>
-            <w:r>
-              <w:rPr>
-                <w:rFonts w:ascii="helvetica neue" w:eastAsia="helvetica neue" w:hAnsi="helvetica neue" w:cs="helvetica neue"/>
-                <w:color w:val="000000"/>
-                <w:sz w:val="17"/>
+              <w:rPr>
+                <w:sz w:val="22"/>
+                <w:szCs w:val="24"/>
+              </w:rPr>
+            </w:pPr>
+            <w:r>
+              <w:rPr>
+                <w:rFonts w:ascii="helvetica neue" w:eastAsia="helvetica neue" w:hAnsi="helvetica neue" w:cs="helvetica neue"/>
+                <w:color w:val="000000"/>
+                <w:sz w:val="19"/>
+                <w:szCs w:val="24"/>
               </w:rPr>
               <w:t>Delivery_person_Ratings</w:t>
             </w:r>
-            <w:proofErr w:type="spellEnd"/>
           </w:p>
         </w:tc>
         <w:tc>
@@ -1279,12 +1642,17 @@
           <w:p>
             <w:pPr>
               <w:spacing w:line="360" w:lineRule="auto"/>
-            </w:pPr>
-            <w:r>
-              <w:rPr>
-                <w:rFonts w:ascii="helvetica neue" w:eastAsia="helvetica neue" w:hAnsi="helvetica neue" w:cs="helvetica neue"/>
-                <w:color w:val="000000"/>
-                <w:sz w:val="17"/>
+              <w:rPr>
+                <w:sz w:val="22"/>
+                <w:szCs w:val="24"/>
+              </w:rPr>
+            </w:pPr>
+            <w:r>
+              <w:rPr>
+                <w:rFonts w:ascii="helvetica neue" w:eastAsia="helvetica neue" w:hAnsi="helvetica neue" w:cs="helvetica neue"/>
+                <w:color w:val="000000"/>
+                <w:sz w:val="19"/>
+                <w:szCs w:val="24"/>
               </w:rPr>
               <w:t>Numeric</w:t>
             </w:r>
@@ -1302,12 +1670,17 @@
           <w:p>
             <w:pPr>
               <w:spacing w:line="360" w:lineRule="auto"/>
-            </w:pPr>
-            <w:r>
-              <w:rPr>
-                <w:rFonts w:ascii="helvetica neue" w:eastAsia="helvetica neue" w:hAnsi="helvetica neue" w:cs="helvetica neue"/>
-                <w:color w:val="000000"/>
-                <w:sz w:val="17"/>
+              <w:rPr>
+                <w:sz w:val="22"/>
+                <w:szCs w:val="24"/>
+              </w:rPr>
+            </w:pPr>
+            <w:r>
+              <w:rPr>
+                <w:rFonts w:ascii="helvetica neue" w:eastAsia="helvetica neue" w:hAnsi="helvetica neue" w:cs="helvetica neue"/>
+                <w:color w:val="000000"/>
+                <w:sz w:val="19"/>
+                <w:szCs w:val="24"/>
               </w:rPr>
               <w:t>Rating assigned to delivery person</w:t>
             </w:r>
@@ -1324,12 +1697,17 @@
           <w:p>
             <w:pPr>
               <w:spacing w:line="360" w:lineRule="auto"/>
-            </w:pPr>
-            <w:r>
-              <w:rPr>
-                <w:rFonts w:ascii="helvetica neue" w:eastAsia="helvetica neue" w:hAnsi="helvetica neue" w:cs="helvetica neue"/>
-                <w:color w:val="000000"/>
-                <w:sz w:val="17"/>
+              <w:rPr>
+                <w:sz w:val="22"/>
+                <w:szCs w:val="24"/>
+              </w:rPr>
+            </w:pPr>
+            <w:r>
+              <w:rPr>
+                <w:rFonts w:ascii="helvetica neue" w:eastAsia="helvetica neue" w:hAnsi="helvetica neue" w:cs="helvetica neue"/>
+                <w:color w:val="000000"/>
+                <w:sz w:val="19"/>
+                <w:szCs w:val="24"/>
               </w:rPr>
               <w:t>Score</w:t>
             </w:r>
@@ -1354,17 +1732,20 @@
           <w:p>
             <w:pPr>
               <w:spacing w:line="360" w:lineRule="auto"/>
-            </w:pPr>
-            <w:proofErr w:type="spellStart"/>
-            <w:r>
-              <w:rPr>
-                <w:rFonts w:ascii="helvetica neue" w:eastAsia="helvetica neue" w:hAnsi="helvetica neue" w:cs="helvetica neue"/>
-                <w:color w:val="000000"/>
-                <w:sz w:val="17"/>
+              <w:rPr>
+                <w:sz w:val="22"/>
+                <w:szCs w:val="24"/>
+              </w:rPr>
+            </w:pPr>
+            <w:r>
+              <w:rPr>
+                <w:rFonts w:ascii="helvetica neue" w:eastAsia="helvetica neue" w:hAnsi="helvetica neue" w:cs="helvetica neue"/>
+                <w:color w:val="000000"/>
+                <w:sz w:val="19"/>
+                <w:szCs w:val="24"/>
               </w:rPr>
               <w:t>Restaurant_latitude</w:t>
             </w:r>
-            <w:proofErr w:type="spellEnd"/>
           </w:p>
         </w:tc>
         <w:tc>
@@ -1379,12 +1760,17 @@
           <w:p>
             <w:pPr>
               <w:spacing w:line="360" w:lineRule="auto"/>
-            </w:pPr>
-            <w:r>
-              <w:rPr>
-                <w:rFonts w:ascii="helvetica neue" w:eastAsia="helvetica neue" w:hAnsi="helvetica neue" w:cs="helvetica neue"/>
-                <w:color w:val="000000"/>
-                <w:sz w:val="17"/>
+              <w:rPr>
+                <w:sz w:val="22"/>
+                <w:szCs w:val="24"/>
+              </w:rPr>
+            </w:pPr>
+            <w:r>
+              <w:rPr>
+                <w:rFonts w:ascii="helvetica neue" w:eastAsia="helvetica neue" w:hAnsi="helvetica neue" w:cs="helvetica neue"/>
+                <w:color w:val="000000"/>
+                <w:sz w:val="19"/>
+                <w:szCs w:val="24"/>
               </w:rPr>
               <w:t>Numeric</w:t>
             </w:r>
@@ -1402,12 +1788,17 @@
           <w:p>
             <w:pPr>
               <w:spacing w:line="360" w:lineRule="auto"/>
-            </w:pPr>
-            <w:r>
-              <w:rPr>
-                <w:rFonts w:ascii="helvetica neue" w:eastAsia="helvetica neue" w:hAnsi="helvetica neue" w:cs="helvetica neue"/>
-                <w:color w:val="000000"/>
-                <w:sz w:val="17"/>
+              <w:rPr>
+                <w:sz w:val="22"/>
+                <w:szCs w:val="24"/>
+              </w:rPr>
+            </w:pPr>
+            <w:r>
+              <w:rPr>
+                <w:rFonts w:ascii="helvetica neue" w:eastAsia="helvetica neue" w:hAnsi="helvetica neue" w:cs="helvetica neue"/>
+                <w:color w:val="000000"/>
+                <w:sz w:val="19"/>
+                <w:szCs w:val="24"/>
               </w:rPr>
               <w:t>Latitude of restaurant</w:t>
             </w:r>
@@ -1424,12 +1815,17 @@
           <w:p>
             <w:pPr>
               <w:spacing w:line="360" w:lineRule="auto"/>
-            </w:pPr>
-            <w:r>
-              <w:rPr>
-                <w:rFonts w:ascii="helvetica neue" w:eastAsia="helvetica neue" w:hAnsi="helvetica neue" w:cs="helvetica neue"/>
-                <w:color w:val="000000"/>
-                <w:sz w:val="17"/>
+              <w:rPr>
+                <w:sz w:val="22"/>
+                <w:szCs w:val="24"/>
+              </w:rPr>
+            </w:pPr>
+            <w:r>
+              <w:rPr>
+                <w:rFonts w:ascii="helvetica neue" w:eastAsia="helvetica neue" w:hAnsi="helvetica neue" w:cs="helvetica neue"/>
+                <w:color w:val="000000"/>
+                <w:sz w:val="19"/>
+                <w:szCs w:val="24"/>
               </w:rPr>
               <w:t>Degrees</w:t>
             </w:r>
@@ -1454,17 +1850,20 @@
           <w:p>
             <w:pPr>
               <w:spacing w:line="360" w:lineRule="auto"/>
-            </w:pPr>
-            <w:proofErr w:type="spellStart"/>
-            <w:r>
-              <w:rPr>
-                <w:rFonts w:ascii="helvetica neue" w:eastAsia="helvetica neue" w:hAnsi="helvetica neue" w:cs="helvetica neue"/>
-                <w:color w:val="000000"/>
-                <w:sz w:val="17"/>
+              <w:rPr>
+                <w:sz w:val="22"/>
+                <w:szCs w:val="24"/>
+              </w:rPr>
+            </w:pPr>
+            <w:r>
+              <w:rPr>
+                <w:rFonts w:ascii="helvetica neue" w:eastAsia="helvetica neue" w:hAnsi="helvetica neue" w:cs="helvetica neue"/>
+                <w:color w:val="000000"/>
+                <w:sz w:val="19"/>
+                <w:szCs w:val="24"/>
               </w:rPr>
               <w:t>Restaurant_longitude</w:t>
             </w:r>
-            <w:proofErr w:type="spellEnd"/>
           </w:p>
         </w:tc>
         <w:tc>
@@ -1479,12 +1878,17 @@
           <w:p>
             <w:pPr>
               <w:spacing w:line="360" w:lineRule="auto"/>
-            </w:pPr>
-            <w:r>
-              <w:rPr>
-                <w:rFonts w:ascii="helvetica neue" w:eastAsia="helvetica neue" w:hAnsi="helvetica neue" w:cs="helvetica neue"/>
-                <w:color w:val="000000"/>
-                <w:sz w:val="17"/>
+              <w:rPr>
+                <w:sz w:val="22"/>
+                <w:szCs w:val="24"/>
+              </w:rPr>
+            </w:pPr>
+            <w:r>
+              <w:rPr>
+                <w:rFonts w:ascii="helvetica neue" w:eastAsia="helvetica neue" w:hAnsi="helvetica neue" w:cs="helvetica neue"/>
+                <w:color w:val="000000"/>
+                <w:sz w:val="19"/>
+                <w:szCs w:val="24"/>
               </w:rPr>
               <w:t>Numeric</w:t>
             </w:r>
@@ -1502,12 +1906,17 @@
           <w:p>
             <w:pPr>
               <w:spacing w:line="360" w:lineRule="auto"/>
-            </w:pPr>
-            <w:r>
-              <w:rPr>
-                <w:rFonts w:ascii="helvetica neue" w:eastAsia="helvetica neue" w:hAnsi="helvetica neue" w:cs="helvetica neue"/>
-                <w:color w:val="000000"/>
-                <w:sz w:val="17"/>
+              <w:rPr>
+                <w:sz w:val="22"/>
+                <w:szCs w:val="24"/>
+              </w:rPr>
+            </w:pPr>
+            <w:r>
+              <w:rPr>
+                <w:rFonts w:ascii="helvetica neue" w:eastAsia="helvetica neue" w:hAnsi="helvetica neue" w:cs="helvetica neue"/>
+                <w:color w:val="000000"/>
+                <w:sz w:val="19"/>
+                <w:szCs w:val="24"/>
               </w:rPr>
               <w:t>Longitude of restaurant</w:t>
             </w:r>
@@ -1524,12 +1933,17 @@
           <w:p>
             <w:pPr>
               <w:spacing w:line="360" w:lineRule="auto"/>
-            </w:pPr>
-            <w:r>
-              <w:rPr>
-                <w:rFonts w:ascii="helvetica neue" w:eastAsia="helvetica neue" w:hAnsi="helvetica neue" w:cs="helvetica neue"/>
-                <w:color w:val="000000"/>
-                <w:sz w:val="17"/>
+              <w:rPr>
+                <w:sz w:val="22"/>
+                <w:szCs w:val="24"/>
+              </w:rPr>
+            </w:pPr>
+            <w:r>
+              <w:rPr>
+                <w:rFonts w:ascii="helvetica neue" w:eastAsia="helvetica neue" w:hAnsi="helvetica neue" w:cs="helvetica neue"/>
+                <w:color w:val="000000"/>
+                <w:sz w:val="19"/>
+                <w:szCs w:val="24"/>
               </w:rPr>
               <w:t>Degrees</w:t>
             </w:r>
@@ -1554,17 +1968,20 @@
           <w:p>
             <w:pPr>
               <w:spacing w:line="360" w:lineRule="auto"/>
-            </w:pPr>
-            <w:proofErr w:type="spellStart"/>
-            <w:r>
-              <w:rPr>
-                <w:rFonts w:ascii="helvetica neue" w:eastAsia="helvetica neue" w:hAnsi="helvetica neue" w:cs="helvetica neue"/>
-                <w:color w:val="000000"/>
-                <w:sz w:val="17"/>
+              <w:rPr>
+                <w:sz w:val="22"/>
+                <w:szCs w:val="24"/>
+              </w:rPr>
+            </w:pPr>
+            <w:r>
+              <w:rPr>
+                <w:rFonts w:ascii="helvetica neue" w:eastAsia="helvetica neue" w:hAnsi="helvetica neue" w:cs="helvetica neue"/>
+                <w:color w:val="000000"/>
+                <w:sz w:val="19"/>
+                <w:szCs w:val="24"/>
               </w:rPr>
               <w:t>Delivery_location_latitude</w:t>
             </w:r>
-            <w:proofErr w:type="spellEnd"/>
           </w:p>
         </w:tc>
         <w:tc>
@@ -1579,12 +1996,17 @@
           <w:p>
             <w:pPr>
               <w:spacing w:line="360" w:lineRule="auto"/>
-            </w:pPr>
-            <w:r>
-              <w:rPr>
-                <w:rFonts w:ascii="helvetica neue" w:eastAsia="helvetica neue" w:hAnsi="helvetica neue" w:cs="helvetica neue"/>
-                <w:color w:val="000000"/>
-                <w:sz w:val="17"/>
+              <w:rPr>
+                <w:sz w:val="22"/>
+                <w:szCs w:val="24"/>
+              </w:rPr>
+            </w:pPr>
+            <w:r>
+              <w:rPr>
+                <w:rFonts w:ascii="helvetica neue" w:eastAsia="helvetica neue" w:hAnsi="helvetica neue" w:cs="helvetica neue"/>
+                <w:color w:val="000000"/>
+                <w:sz w:val="19"/>
+                <w:szCs w:val="24"/>
               </w:rPr>
               <w:t>Numeric</w:t>
             </w:r>
@@ -1602,12 +2024,17 @@
           <w:p>
             <w:pPr>
               <w:spacing w:line="360" w:lineRule="auto"/>
-            </w:pPr>
-            <w:r>
-              <w:rPr>
-                <w:rFonts w:ascii="helvetica neue" w:eastAsia="helvetica neue" w:hAnsi="helvetica neue" w:cs="helvetica neue"/>
-                <w:color w:val="000000"/>
-                <w:sz w:val="17"/>
+              <w:rPr>
+                <w:sz w:val="22"/>
+                <w:szCs w:val="24"/>
+              </w:rPr>
+            </w:pPr>
+            <w:r>
+              <w:rPr>
+                <w:rFonts w:ascii="helvetica neue" w:eastAsia="helvetica neue" w:hAnsi="helvetica neue" w:cs="helvetica neue"/>
+                <w:color w:val="000000"/>
+                <w:sz w:val="19"/>
+                <w:szCs w:val="24"/>
               </w:rPr>
               <w:t>Latitude of customer location</w:t>
             </w:r>
@@ -1624,12 +2051,17 @@
           <w:p>
             <w:pPr>
               <w:spacing w:line="360" w:lineRule="auto"/>
-            </w:pPr>
-            <w:r>
-              <w:rPr>
-                <w:rFonts w:ascii="helvetica neue" w:eastAsia="helvetica neue" w:hAnsi="helvetica neue" w:cs="helvetica neue"/>
-                <w:color w:val="000000"/>
-                <w:sz w:val="17"/>
+              <w:rPr>
+                <w:sz w:val="22"/>
+                <w:szCs w:val="24"/>
+              </w:rPr>
+            </w:pPr>
+            <w:r>
+              <w:rPr>
+                <w:rFonts w:ascii="helvetica neue" w:eastAsia="helvetica neue" w:hAnsi="helvetica neue" w:cs="helvetica neue"/>
+                <w:color w:val="000000"/>
+                <w:sz w:val="19"/>
+                <w:szCs w:val="24"/>
               </w:rPr>
               <w:t>Degrees</w:t>
             </w:r>
@@ -1654,17 +2086,20 @@
           <w:p>
             <w:pPr>
               <w:spacing w:line="360" w:lineRule="auto"/>
-            </w:pPr>
-            <w:proofErr w:type="spellStart"/>
-            <w:r>
-              <w:rPr>
-                <w:rFonts w:ascii="helvetica neue" w:eastAsia="helvetica neue" w:hAnsi="helvetica neue" w:cs="helvetica neue"/>
-                <w:color w:val="000000"/>
-                <w:sz w:val="17"/>
+              <w:rPr>
+                <w:sz w:val="22"/>
+                <w:szCs w:val="24"/>
+              </w:rPr>
+            </w:pPr>
+            <w:r>
+              <w:rPr>
+                <w:rFonts w:ascii="helvetica neue" w:eastAsia="helvetica neue" w:hAnsi="helvetica neue" w:cs="helvetica neue"/>
+                <w:color w:val="000000"/>
+                <w:sz w:val="19"/>
+                <w:szCs w:val="24"/>
               </w:rPr>
               <w:t>Delivery_location_longitude</w:t>
             </w:r>
-            <w:proofErr w:type="spellEnd"/>
           </w:p>
         </w:tc>
         <w:tc>
@@ -1679,12 +2114,17 @@
           <w:p>
             <w:pPr>
               <w:spacing w:line="360" w:lineRule="auto"/>
-            </w:pPr>
-            <w:r>
-              <w:rPr>
-                <w:rFonts w:ascii="helvetica neue" w:eastAsia="helvetica neue" w:hAnsi="helvetica neue" w:cs="helvetica neue"/>
-                <w:color w:val="000000"/>
-                <w:sz w:val="17"/>
+              <w:rPr>
+                <w:sz w:val="22"/>
+                <w:szCs w:val="24"/>
+              </w:rPr>
+            </w:pPr>
+            <w:r>
+              <w:rPr>
+                <w:rFonts w:ascii="helvetica neue" w:eastAsia="helvetica neue" w:hAnsi="helvetica neue" w:cs="helvetica neue"/>
+                <w:color w:val="000000"/>
+                <w:sz w:val="19"/>
+                <w:szCs w:val="24"/>
               </w:rPr>
               <w:t>Numeric</w:t>
             </w:r>
@@ -1702,12 +2142,17 @@
           <w:p>
             <w:pPr>
               <w:spacing w:line="360" w:lineRule="auto"/>
-            </w:pPr>
-            <w:r>
-              <w:rPr>
-                <w:rFonts w:ascii="helvetica neue" w:eastAsia="helvetica neue" w:hAnsi="helvetica neue" w:cs="helvetica neue"/>
-                <w:color w:val="000000"/>
-                <w:sz w:val="17"/>
+              <w:rPr>
+                <w:sz w:val="22"/>
+                <w:szCs w:val="24"/>
+              </w:rPr>
+            </w:pPr>
+            <w:r>
+              <w:rPr>
+                <w:rFonts w:ascii="helvetica neue" w:eastAsia="helvetica neue" w:hAnsi="helvetica neue" w:cs="helvetica neue"/>
+                <w:color w:val="000000"/>
+                <w:sz w:val="19"/>
+                <w:szCs w:val="24"/>
               </w:rPr>
               <w:t>Longitude of customer location</w:t>
             </w:r>
@@ -1724,12 +2169,17 @@
           <w:p>
             <w:pPr>
               <w:spacing w:line="360" w:lineRule="auto"/>
-            </w:pPr>
-            <w:r>
-              <w:rPr>
-                <w:rFonts w:ascii="helvetica neue" w:eastAsia="helvetica neue" w:hAnsi="helvetica neue" w:cs="helvetica neue"/>
-                <w:color w:val="000000"/>
-                <w:sz w:val="17"/>
+              <w:rPr>
+                <w:sz w:val="22"/>
+                <w:szCs w:val="24"/>
+              </w:rPr>
+            </w:pPr>
+            <w:r>
+              <w:rPr>
+                <w:rFonts w:ascii="helvetica neue" w:eastAsia="helvetica neue" w:hAnsi="helvetica neue" w:cs="helvetica neue"/>
+                <w:color w:val="000000"/>
+                <w:sz w:val="19"/>
+                <w:szCs w:val="24"/>
               </w:rPr>
               <w:t>Degrees</w:t>
             </w:r>
@@ -1754,17 +2204,20 @@
           <w:p>
             <w:pPr>
               <w:spacing w:line="360" w:lineRule="auto"/>
-            </w:pPr>
-            <w:proofErr w:type="spellStart"/>
-            <w:r>
-              <w:rPr>
-                <w:rFonts w:ascii="helvetica neue" w:eastAsia="helvetica neue" w:hAnsi="helvetica neue" w:cs="helvetica neue"/>
-                <w:color w:val="000000"/>
-                <w:sz w:val="17"/>
+              <w:rPr>
+                <w:sz w:val="22"/>
+                <w:szCs w:val="24"/>
+              </w:rPr>
+            </w:pPr>
+            <w:r>
+              <w:rPr>
+                <w:rFonts w:ascii="helvetica neue" w:eastAsia="helvetica neue" w:hAnsi="helvetica neue" w:cs="helvetica neue"/>
+                <w:color w:val="000000"/>
+                <w:sz w:val="19"/>
+                <w:szCs w:val="24"/>
               </w:rPr>
               <w:t>Order_Date</w:t>
             </w:r>
-            <w:proofErr w:type="spellEnd"/>
           </w:p>
         </w:tc>
         <w:tc>
@@ -1779,12 +2232,17 @@
           <w:p>
             <w:pPr>
               <w:spacing w:line="360" w:lineRule="auto"/>
-            </w:pPr>
-            <w:r>
-              <w:rPr>
-                <w:rFonts w:ascii="helvetica neue" w:eastAsia="helvetica neue" w:hAnsi="helvetica neue" w:cs="helvetica neue"/>
-                <w:color w:val="000000"/>
-                <w:sz w:val="17"/>
+              <w:rPr>
+                <w:sz w:val="22"/>
+                <w:szCs w:val="24"/>
+              </w:rPr>
+            </w:pPr>
+            <w:r>
+              <w:rPr>
+                <w:rFonts w:ascii="helvetica neue" w:eastAsia="helvetica neue" w:hAnsi="helvetica neue" w:cs="helvetica neue"/>
+                <w:color w:val="000000"/>
+                <w:sz w:val="19"/>
+                <w:szCs w:val="24"/>
               </w:rPr>
               <w:t>Date</w:t>
             </w:r>
@@ -1802,12 +2260,17 @@
           <w:p>
             <w:pPr>
               <w:spacing w:line="360" w:lineRule="auto"/>
-            </w:pPr>
-            <w:r>
-              <w:rPr>
-                <w:rFonts w:ascii="helvetica neue" w:eastAsia="helvetica neue" w:hAnsi="helvetica neue" w:cs="helvetica neue"/>
-                <w:color w:val="000000"/>
-                <w:sz w:val="17"/>
+              <w:rPr>
+                <w:sz w:val="22"/>
+                <w:szCs w:val="24"/>
+              </w:rPr>
+            </w:pPr>
+            <w:r>
+              <w:rPr>
+                <w:rFonts w:ascii="helvetica neue" w:eastAsia="helvetica neue" w:hAnsi="helvetica neue" w:cs="helvetica neue"/>
+                <w:color w:val="000000"/>
+                <w:sz w:val="19"/>
+                <w:szCs w:val="24"/>
               </w:rPr>
               <w:t>Date on which order was placed</w:t>
             </w:r>
@@ -1824,12 +2287,17 @@
           <w:p>
             <w:pPr>
               <w:spacing w:line="360" w:lineRule="auto"/>
-            </w:pPr>
-            <w:r>
-              <w:rPr>
-                <w:rFonts w:ascii="helvetica neue" w:eastAsia="helvetica neue" w:hAnsi="helvetica neue" w:cs="helvetica neue"/>
-                <w:color w:val="000000"/>
-                <w:sz w:val="17"/>
+              <w:rPr>
+                <w:sz w:val="22"/>
+                <w:szCs w:val="24"/>
+              </w:rPr>
+            </w:pPr>
+            <w:r>
+              <w:rPr>
+                <w:rFonts w:ascii="helvetica neue" w:eastAsia="helvetica neue" w:hAnsi="helvetica neue" w:cs="helvetica neue"/>
+                <w:color w:val="000000"/>
+                <w:sz w:val="19"/>
+                <w:szCs w:val="24"/>
               </w:rPr>
               <w:t>DD-MM-YYYY</w:t>
             </w:r>
@@ -1854,17 +2322,20 @@
           <w:p>
             <w:pPr>
               <w:spacing w:line="360" w:lineRule="auto"/>
-            </w:pPr>
-            <w:proofErr w:type="spellStart"/>
-            <w:r>
-              <w:rPr>
-                <w:rFonts w:ascii="helvetica neue" w:eastAsia="helvetica neue" w:hAnsi="helvetica neue" w:cs="helvetica neue"/>
-                <w:color w:val="000000"/>
-                <w:sz w:val="17"/>
+              <w:rPr>
+                <w:sz w:val="22"/>
+                <w:szCs w:val="24"/>
+              </w:rPr>
+            </w:pPr>
+            <w:r>
+              <w:rPr>
+                <w:rFonts w:ascii="helvetica neue" w:eastAsia="helvetica neue" w:hAnsi="helvetica neue" w:cs="helvetica neue"/>
+                <w:color w:val="000000"/>
+                <w:sz w:val="19"/>
+                <w:szCs w:val="24"/>
               </w:rPr>
               <w:t>Time_Orderd</w:t>
             </w:r>
-            <w:proofErr w:type="spellEnd"/>
           </w:p>
         </w:tc>
         <w:tc>
@@ -1879,12 +2350,17 @@
           <w:p>
             <w:pPr>
               <w:spacing w:line="360" w:lineRule="auto"/>
-            </w:pPr>
-            <w:r>
-              <w:rPr>
-                <w:rFonts w:ascii="helvetica neue" w:eastAsia="helvetica neue" w:hAnsi="helvetica neue" w:cs="helvetica neue"/>
-                <w:color w:val="000000"/>
-                <w:sz w:val="17"/>
+              <w:rPr>
+                <w:sz w:val="22"/>
+                <w:szCs w:val="24"/>
+              </w:rPr>
+            </w:pPr>
+            <w:r>
+              <w:rPr>
+                <w:rFonts w:ascii="helvetica neue" w:eastAsia="helvetica neue" w:hAnsi="helvetica neue" w:cs="helvetica neue"/>
+                <w:color w:val="000000"/>
+                <w:sz w:val="19"/>
+                <w:szCs w:val="24"/>
               </w:rPr>
               <w:t>Time</w:t>
             </w:r>
@@ -1902,12 +2378,17 @@
           <w:p>
             <w:pPr>
               <w:spacing w:line="360" w:lineRule="auto"/>
-            </w:pPr>
-            <w:r>
-              <w:rPr>
-                <w:rFonts w:ascii="helvetica neue" w:eastAsia="helvetica neue" w:hAnsi="helvetica neue" w:cs="helvetica neue"/>
-                <w:color w:val="000000"/>
-                <w:sz w:val="17"/>
+              <w:rPr>
+                <w:sz w:val="22"/>
+                <w:szCs w:val="24"/>
+              </w:rPr>
+            </w:pPr>
+            <w:r>
+              <w:rPr>
+                <w:rFonts w:ascii="helvetica neue" w:eastAsia="helvetica neue" w:hAnsi="helvetica neue" w:cs="helvetica neue"/>
+                <w:color w:val="000000"/>
+                <w:sz w:val="19"/>
+                <w:szCs w:val="24"/>
               </w:rPr>
               <w:t>Time when order was placed</w:t>
             </w:r>
@@ -1924,12 +2405,17 @@
           <w:p>
             <w:pPr>
               <w:spacing w:line="360" w:lineRule="auto"/>
-            </w:pPr>
-            <w:r>
-              <w:rPr>
-                <w:rFonts w:ascii="helvetica neue" w:eastAsia="helvetica neue" w:hAnsi="helvetica neue" w:cs="helvetica neue"/>
-                <w:color w:val="000000"/>
-                <w:sz w:val="17"/>
+              <w:rPr>
+                <w:sz w:val="22"/>
+                <w:szCs w:val="24"/>
+              </w:rPr>
+            </w:pPr>
+            <w:r>
+              <w:rPr>
+                <w:rFonts w:ascii="helvetica neue" w:eastAsia="helvetica neue" w:hAnsi="helvetica neue" w:cs="helvetica neue"/>
+                <w:color w:val="000000"/>
+                <w:sz w:val="19"/>
+                <w:szCs w:val="24"/>
               </w:rPr>
               <w:t>HH:MM</w:t>
             </w:r>
@@ -1954,17 +2440,20 @@
           <w:p>
             <w:pPr>
               <w:spacing w:line="360" w:lineRule="auto"/>
-            </w:pPr>
-            <w:proofErr w:type="spellStart"/>
-            <w:r>
-              <w:rPr>
-                <w:rFonts w:ascii="helvetica neue" w:eastAsia="helvetica neue" w:hAnsi="helvetica neue" w:cs="helvetica neue"/>
-                <w:color w:val="000000"/>
-                <w:sz w:val="17"/>
+              <w:rPr>
+                <w:sz w:val="22"/>
+                <w:szCs w:val="24"/>
+              </w:rPr>
+            </w:pPr>
+            <w:r>
+              <w:rPr>
+                <w:rFonts w:ascii="helvetica neue" w:eastAsia="helvetica neue" w:hAnsi="helvetica neue" w:cs="helvetica neue"/>
+                <w:color w:val="000000"/>
+                <w:sz w:val="19"/>
+                <w:szCs w:val="24"/>
               </w:rPr>
               <w:t>Time_Order_picked</w:t>
             </w:r>
-            <w:proofErr w:type="spellEnd"/>
           </w:p>
         </w:tc>
         <w:tc>
@@ -1979,12 +2468,17 @@
           <w:p>
             <w:pPr>
               <w:spacing w:line="360" w:lineRule="auto"/>
-            </w:pPr>
-            <w:r>
-              <w:rPr>
-                <w:rFonts w:ascii="helvetica neue" w:eastAsia="helvetica neue" w:hAnsi="helvetica neue" w:cs="helvetica neue"/>
-                <w:color w:val="000000"/>
-                <w:sz w:val="17"/>
+              <w:rPr>
+                <w:sz w:val="22"/>
+                <w:szCs w:val="24"/>
+              </w:rPr>
+            </w:pPr>
+            <w:r>
+              <w:rPr>
+                <w:rFonts w:ascii="helvetica neue" w:eastAsia="helvetica neue" w:hAnsi="helvetica neue" w:cs="helvetica neue"/>
+                <w:color w:val="000000"/>
+                <w:sz w:val="19"/>
+                <w:szCs w:val="24"/>
               </w:rPr>
               <w:t>Time</w:t>
             </w:r>
@@ -2002,12 +2496,17 @@
           <w:p>
             <w:pPr>
               <w:spacing w:line="360" w:lineRule="auto"/>
-            </w:pPr>
-            <w:r>
-              <w:rPr>
-                <w:rFonts w:ascii="helvetica neue" w:eastAsia="helvetica neue" w:hAnsi="helvetica neue" w:cs="helvetica neue"/>
-                <w:color w:val="000000"/>
-                <w:sz w:val="17"/>
+              <w:rPr>
+                <w:sz w:val="22"/>
+                <w:szCs w:val="24"/>
+              </w:rPr>
+            </w:pPr>
+            <w:r>
+              <w:rPr>
+                <w:rFonts w:ascii="helvetica neue" w:eastAsia="helvetica neue" w:hAnsi="helvetica neue" w:cs="helvetica neue"/>
+                <w:color w:val="000000"/>
+                <w:sz w:val="19"/>
+                <w:szCs w:val="24"/>
               </w:rPr>
               <w:t>Time when order was picked up</w:t>
             </w:r>
@@ -2024,12 +2523,17 @@
           <w:p>
             <w:pPr>
               <w:spacing w:line="360" w:lineRule="auto"/>
-            </w:pPr>
-            <w:r>
-              <w:rPr>
-                <w:rFonts w:ascii="helvetica neue" w:eastAsia="helvetica neue" w:hAnsi="helvetica neue" w:cs="helvetica neue"/>
-                <w:color w:val="000000"/>
-                <w:sz w:val="17"/>
+              <w:rPr>
+                <w:sz w:val="22"/>
+                <w:szCs w:val="24"/>
+              </w:rPr>
+            </w:pPr>
+            <w:r>
+              <w:rPr>
+                <w:rFonts w:ascii="helvetica neue" w:eastAsia="helvetica neue" w:hAnsi="helvetica neue" w:cs="helvetica neue"/>
+                <w:color w:val="000000"/>
+                <w:sz w:val="19"/>
+                <w:szCs w:val="24"/>
               </w:rPr>
               <w:t>HH:MM</w:t>
             </w:r>
@@ -2054,17 +2558,20 @@
           <w:p>
             <w:pPr>
               <w:spacing w:line="360" w:lineRule="auto"/>
-            </w:pPr>
-            <w:proofErr w:type="spellStart"/>
-            <w:r>
-              <w:rPr>
-                <w:rFonts w:ascii="helvetica neue" w:eastAsia="helvetica neue" w:hAnsi="helvetica neue" w:cs="helvetica neue"/>
-                <w:color w:val="000000"/>
-                <w:sz w:val="17"/>
+              <w:rPr>
+                <w:sz w:val="22"/>
+                <w:szCs w:val="24"/>
+              </w:rPr>
+            </w:pPr>
+            <w:r>
+              <w:rPr>
+                <w:rFonts w:ascii="helvetica neue" w:eastAsia="helvetica neue" w:hAnsi="helvetica neue" w:cs="helvetica neue"/>
+                <w:color w:val="000000"/>
+                <w:sz w:val="19"/>
+                <w:szCs w:val="24"/>
               </w:rPr>
               <w:t>Weather_conditions</w:t>
             </w:r>
-            <w:proofErr w:type="spellEnd"/>
           </w:p>
         </w:tc>
         <w:tc>
@@ -2079,12 +2586,17 @@
           <w:p>
             <w:pPr>
               <w:spacing w:line="360" w:lineRule="auto"/>
-            </w:pPr>
-            <w:r>
-              <w:rPr>
-                <w:rFonts w:ascii="helvetica neue" w:eastAsia="helvetica neue" w:hAnsi="helvetica neue" w:cs="helvetica neue"/>
-                <w:color w:val="000000"/>
-                <w:sz w:val="17"/>
+              <w:rPr>
+                <w:sz w:val="22"/>
+                <w:szCs w:val="24"/>
+              </w:rPr>
+            </w:pPr>
+            <w:r>
+              <w:rPr>
+                <w:rFonts w:ascii="helvetica neue" w:eastAsia="helvetica neue" w:hAnsi="helvetica neue" w:cs="helvetica neue"/>
+                <w:color w:val="000000"/>
+                <w:sz w:val="19"/>
+                <w:szCs w:val="24"/>
               </w:rPr>
               <w:t>Categorical</w:t>
             </w:r>
@@ -2102,12 +2614,17 @@
           <w:p>
             <w:pPr>
               <w:spacing w:line="360" w:lineRule="auto"/>
-            </w:pPr>
-            <w:r>
-              <w:rPr>
-                <w:rFonts w:ascii="helvetica neue" w:eastAsia="helvetica neue" w:hAnsi="helvetica neue" w:cs="helvetica neue"/>
-                <w:color w:val="000000"/>
-                <w:sz w:val="17"/>
+              <w:rPr>
+                <w:sz w:val="22"/>
+                <w:szCs w:val="24"/>
+              </w:rPr>
+            </w:pPr>
+            <w:r>
+              <w:rPr>
+                <w:rFonts w:ascii="helvetica neue" w:eastAsia="helvetica neue" w:hAnsi="helvetica neue" w:cs="helvetica neue"/>
+                <w:color w:val="000000"/>
+                <w:sz w:val="19"/>
+                <w:szCs w:val="24"/>
               </w:rPr>
               <w:t>Weather during delivery</w:t>
             </w:r>
@@ -2124,12 +2641,17 @@
           <w:p>
             <w:pPr>
               <w:spacing w:line="360" w:lineRule="auto"/>
-            </w:pPr>
-            <w:r>
-              <w:rPr>
-                <w:rFonts w:ascii="helvetica neue" w:eastAsia="helvetica neue" w:hAnsi="helvetica neue" w:cs="helvetica neue"/>
-                <w:color w:val="000000"/>
-                <w:sz w:val="17"/>
+              <w:rPr>
+                <w:sz w:val="22"/>
+                <w:szCs w:val="24"/>
+              </w:rPr>
+            </w:pPr>
+            <w:r>
+              <w:rPr>
+                <w:rFonts w:ascii="helvetica neue" w:eastAsia="helvetica neue" w:hAnsi="helvetica neue" w:cs="helvetica neue"/>
+                <w:color w:val="000000"/>
+                <w:sz w:val="19"/>
+                <w:szCs w:val="24"/>
               </w:rPr>
               <w:t>Category</w:t>
             </w:r>
@@ -2154,17 +2676,21 @@
           <w:p>
             <w:pPr>
               <w:spacing w:line="360" w:lineRule="auto"/>
-            </w:pPr>
-            <w:proofErr w:type="spellStart"/>
-            <w:r>
-              <w:rPr>
-                <w:rFonts w:ascii="helvetica neue" w:eastAsia="helvetica neue" w:hAnsi="helvetica neue" w:cs="helvetica neue"/>
-                <w:color w:val="000000"/>
-                <w:sz w:val="17"/>
-              </w:rPr>
+              <w:rPr>
+                <w:sz w:val="22"/>
+                <w:szCs w:val="24"/>
+              </w:rPr>
+            </w:pPr>
+            <w:r>
+              <w:rPr>
+                <w:rFonts w:ascii="helvetica neue" w:eastAsia="helvetica neue" w:hAnsi="helvetica neue" w:cs="helvetica neue"/>
+                <w:color w:val="000000"/>
+                <w:sz w:val="19"/>
+                <w:szCs w:val="24"/>
+              </w:rPr>
+              <w:lastRenderedPageBreak/>
               <w:t>Road_traffic_density</w:t>
             </w:r>
-            <w:proofErr w:type="spellEnd"/>
           </w:p>
         </w:tc>
         <w:tc>
@@ -2179,12 +2705,17 @@
           <w:p>
             <w:pPr>
               <w:spacing w:line="360" w:lineRule="auto"/>
-            </w:pPr>
-            <w:r>
-              <w:rPr>
-                <w:rFonts w:ascii="helvetica neue" w:eastAsia="helvetica neue" w:hAnsi="helvetica neue" w:cs="helvetica neue"/>
-                <w:color w:val="000000"/>
-                <w:sz w:val="17"/>
+              <w:rPr>
+                <w:sz w:val="22"/>
+                <w:szCs w:val="24"/>
+              </w:rPr>
+            </w:pPr>
+            <w:r>
+              <w:rPr>
+                <w:rFonts w:ascii="helvetica neue" w:eastAsia="helvetica neue" w:hAnsi="helvetica neue" w:cs="helvetica neue"/>
+                <w:color w:val="000000"/>
+                <w:sz w:val="19"/>
+                <w:szCs w:val="24"/>
               </w:rPr>
               <w:t>Categorical</w:t>
             </w:r>
@@ -2202,12 +2733,17 @@
           <w:p>
             <w:pPr>
               <w:spacing w:line="360" w:lineRule="auto"/>
-            </w:pPr>
-            <w:r>
-              <w:rPr>
-                <w:rFonts w:ascii="helvetica neue" w:eastAsia="helvetica neue" w:hAnsi="helvetica neue" w:cs="helvetica neue"/>
-                <w:color w:val="000000"/>
-                <w:sz w:val="17"/>
+              <w:rPr>
+                <w:sz w:val="22"/>
+                <w:szCs w:val="24"/>
+              </w:rPr>
+            </w:pPr>
+            <w:r>
+              <w:rPr>
+                <w:rFonts w:ascii="helvetica neue" w:eastAsia="helvetica neue" w:hAnsi="helvetica neue" w:cs="helvetica neue"/>
+                <w:color w:val="000000"/>
+                <w:sz w:val="19"/>
+                <w:szCs w:val="24"/>
               </w:rPr>
               <w:t>Traffic density during delivery</w:t>
             </w:r>
@@ -2224,12 +2760,17 @@
           <w:p>
             <w:pPr>
               <w:spacing w:line="360" w:lineRule="auto"/>
-            </w:pPr>
-            <w:r>
-              <w:rPr>
-                <w:rFonts w:ascii="helvetica neue" w:eastAsia="helvetica neue" w:hAnsi="helvetica neue" w:cs="helvetica neue"/>
-                <w:color w:val="000000"/>
-                <w:sz w:val="17"/>
+              <w:rPr>
+                <w:sz w:val="22"/>
+                <w:szCs w:val="24"/>
+              </w:rPr>
+            </w:pPr>
+            <w:r>
+              <w:rPr>
+                <w:rFonts w:ascii="helvetica neue" w:eastAsia="helvetica neue" w:hAnsi="helvetica neue" w:cs="helvetica neue"/>
+                <w:color w:val="000000"/>
+                <w:sz w:val="19"/>
+                <w:szCs w:val="24"/>
               </w:rPr>
               <w:t>Category</w:t>
             </w:r>
@@ -2254,17 +2795,20 @@
           <w:p>
             <w:pPr>
               <w:spacing w:line="360" w:lineRule="auto"/>
-            </w:pPr>
-            <w:proofErr w:type="spellStart"/>
-            <w:r>
-              <w:rPr>
-                <w:rFonts w:ascii="helvetica neue" w:eastAsia="helvetica neue" w:hAnsi="helvetica neue" w:cs="helvetica neue"/>
-                <w:color w:val="000000"/>
-                <w:sz w:val="17"/>
+              <w:rPr>
+                <w:sz w:val="22"/>
+                <w:szCs w:val="24"/>
+              </w:rPr>
+            </w:pPr>
+            <w:r>
+              <w:rPr>
+                <w:rFonts w:ascii="helvetica neue" w:eastAsia="helvetica neue" w:hAnsi="helvetica neue" w:cs="helvetica neue"/>
+                <w:color w:val="000000"/>
+                <w:sz w:val="19"/>
+                <w:szCs w:val="24"/>
               </w:rPr>
               <w:t>Vehicle_condition</w:t>
             </w:r>
-            <w:proofErr w:type="spellEnd"/>
           </w:p>
         </w:tc>
         <w:tc>
@@ -2279,12 +2823,17 @@
           <w:p>
             <w:pPr>
               <w:spacing w:line="360" w:lineRule="auto"/>
-            </w:pPr>
-            <w:r>
-              <w:rPr>
-                <w:rFonts w:ascii="helvetica neue" w:eastAsia="helvetica neue" w:hAnsi="helvetica neue" w:cs="helvetica neue"/>
-                <w:color w:val="000000"/>
-                <w:sz w:val="17"/>
+              <w:rPr>
+                <w:sz w:val="22"/>
+                <w:szCs w:val="24"/>
+              </w:rPr>
+            </w:pPr>
+            <w:r>
+              <w:rPr>
+                <w:rFonts w:ascii="helvetica neue" w:eastAsia="helvetica neue" w:hAnsi="helvetica neue" w:cs="helvetica neue"/>
+                <w:color w:val="000000"/>
+                <w:sz w:val="19"/>
+                <w:szCs w:val="24"/>
               </w:rPr>
               <w:t>Numeric</w:t>
             </w:r>
@@ -2302,12 +2851,17 @@
           <w:p>
             <w:pPr>
               <w:spacing w:line="360" w:lineRule="auto"/>
-            </w:pPr>
-            <w:r>
-              <w:rPr>
-                <w:rFonts w:ascii="helvetica neue" w:eastAsia="helvetica neue" w:hAnsi="helvetica neue" w:cs="helvetica neue"/>
-                <w:color w:val="000000"/>
-                <w:sz w:val="17"/>
+              <w:rPr>
+                <w:sz w:val="22"/>
+                <w:szCs w:val="24"/>
+              </w:rPr>
+            </w:pPr>
+            <w:r>
+              <w:rPr>
+                <w:rFonts w:ascii="helvetica neue" w:eastAsia="helvetica neue" w:hAnsi="helvetica neue" w:cs="helvetica neue"/>
+                <w:color w:val="000000"/>
+                <w:sz w:val="19"/>
+                <w:szCs w:val="24"/>
               </w:rPr>
               <w:t>Delivery vehicle condition</w:t>
             </w:r>
@@ -2324,12 +2878,17 @@
           <w:p>
             <w:pPr>
               <w:spacing w:line="360" w:lineRule="auto"/>
-            </w:pPr>
-            <w:r>
-              <w:rPr>
-                <w:rFonts w:ascii="helvetica neue" w:eastAsia="helvetica neue" w:hAnsi="helvetica neue" w:cs="helvetica neue"/>
-                <w:color w:val="000000"/>
-                <w:sz w:val="17"/>
+              <w:rPr>
+                <w:sz w:val="22"/>
+                <w:szCs w:val="24"/>
+              </w:rPr>
+            </w:pPr>
+            <w:r>
+              <w:rPr>
+                <w:rFonts w:ascii="helvetica neue" w:eastAsia="helvetica neue" w:hAnsi="helvetica neue" w:cs="helvetica neue"/>
+                <w:color w:val="000000"/>
+                <w:sz w:val="19"/>
+                <w:szCs w:val="24"/>
               </w:rPr>
               <w:t>Score</w:t>
             </w:r>
@@ -2354,17 +2913,20 @@
           <w:p>
             <w:pPr>
               <w:spacing w:line="360" w:lineRule="auto"/>
-            </w:pPr>
-            <w:proofErr w:type="spellStart"/>
-            <w:r>
-              <w:rPr>
-                <w:rFonts w:ascii="helvetica neue" w:eastAsia="helvetica neue" w:hAnsi="helvetica neue" w:cs="helvetica neue"/>
-                <w:color w:val="000000"/>
-                <w:sz w:val="17"/>
+              <w:rPr>
+                <w:sz w:val="22"/>
+                <w:szCs w:val="24"/>
+              </w:rPr>
+            </w:pPr>
+            <w:r>
+              <w:rPr>
+                <w:rFonts w:ascii="helvetica neue" w:eastAsia="helvetica neue" w:hAnsi="helvetica neue" w:cs="helvetica neue"/>
+                <w:color w:val="000000"/>
+                <w:sz w:val="19"/>
+                <w:szCs w:val="24"/>
               </w:rPr>
               <w:t>Type_of_order</w:t>
             </w:r>
-            <w:proofErr w:type="spellEnd"/>
           </w:p>
         </w:tc>
         <w:tc>
@@ -2379,12 +2941,17 @@
           <w:p>
             <w:pPr>
               <w:spacing w:line="360" w:lineRule="auto"/>
-            </w:pPr>
-            <w:r>
-              <w:rPr>
-                <w:rFonts w:ascii="helvetica neue" w:eastAsia="helvetica neue" w:hAnsi="helvetica neue" w:cs="helvetica neue"/>
-                <w:color w:val="000000"/>
-                <w:sz w:val="17"/>
+              <w:rPr>
+                <w:sz w:val="22"/>
+                <w:szCs w:val="24"/>
+              </w:rPr>
+            </w:pPr>
+            <w:r>
+              <w:rPr>
+                <w:rFonts w:ascii="helvetica neue" w:eastAsia="helvetica neue" w:hAnsi="helvetica neue" w:cs="helvetica neue"/>
+                <w:color w:val="000000"/>
+                <w:sz w:val="19"/>
+                <w:szCs w:val="24"/>
               </w:rPr>
               <w:t>Categorical</w:t>
             </w:r>
@@ -2402,12 +2969,17 @@
           <w:p>
             <w:pPr>
               <w:spacing w:line="360" w:lineRule="auto"/>
-            </w:pPr>
-            <w:r>
-              <w:rPr>
-                <w:rFonts w:ascii="helvetica neue" w:eastAsia="helvetica neue" w:hAnsi="helvetica neue" w:cs="helvetica neue"/>
-                <w:color w:val="000000"/>
-                <w:sz w:val="17"/>
+              <w:rPr>
+                <w:sz w:val="22"/>
+                <w:szCs w:val="24"/>
+              </w:rPr>
+            </w:pPr>
+            <w:r>
+              <w:rPr>
+                <w:rFonts w:ascii="helvetica neue" w:eastAsia="helvetica neue" w:hAnsi="helvetica neue" w:cs="helvetica neue"/>
+                <w:color w:val="000000"/>
+                <w:sz w:val="19"/>
+                <w:szCs w:val="24"/>
               </w:rPr>
               <w:t>Type of order such as snack or meal</w:t>
             </w:r>
@@ -2424,12 +2996,17 @@
           <w:p>
             <w:pPr>
               <w:spacing w:line="360" w:lineRule="auto"/>
-            </w:pPr>
-            <w:r>
-              <w:rPr>
-                <w:rFonts w:ascii="helvetica neue" w:eastAsia="helvetica neue" w:hAnsi="helvetica neue" w:cs="helvetica neue"/>
-                <w:color w:val="000000"/>
-                <w:sz w:val="17"/>
+              <w:rPr>
+                <w:sz w:val="22"/>
+                <w:szCs w:val="24"/>
+              </w:rPr>
+            </w:pPr>
+            <w:r>
+              <w:rPr>
+                <w:rFonts w:ascii="helvetica neue" w:eastAsia="helvetica neue" w:hAnsi="helvetica neue" w:cs="helvetica neue"/>
+                <w:color w:val="000000"/>
+                <w:sz w:val="19"/>
+                <w:szCs w:val="24"/>
               </w:rPr>
               <w:t>Category</w:t>
             </w:r>
@@ -2454,17 +3031,20 @@
           <w:p>
             <w:pPr>
               <w:spacing w:line="360" w:lineRule="auto"/>
-            </w:pPr>
-            <w:proofErr w:type="spellStart"/>
-            <w:r>
-              <w:rPr>
-                <w:rFonts w:ascii="helvetica neue" w:eastAsia="helvetica neue" w:hAnsi="helvetica neue" w:cs="helvetica neue"/>
-                <w:color w:val="000000"/>
-                <w:sz w:val="17"/>
+              <w:rPr>
+                <w:sz w:val="22"/>
+                <w:szCs w:val="24"/>
+              </w:rPr>
+            </w:pPr>
+            <w:r>
+              <w:rPr>
+                <w:rFonts w:ascii="helvetica neue" w:eastAsia="helvetica neue" w:hAnsi="helvetica neue" w:cs="helvetica neue"/>
+                <w:color w:val="000000"/>
+                <w:sz w:val="19"/>
+                <w:szCs w:val="24"/>
               </w:rPr>
               <w:t>Type_of_vehicle</w:t>
             </w:r>
-            <w:proofErr w:type="spellEnd"/>
           </w:p>
         </w:tc>
         <w:tc>
@@ -2479,12 +3059,17 @@
           <w:p>
             <w:pPr>
               <w:spacing w:line="360" w:lineRule="auto"/>
-            </w:pPr>
-            <w:r>
-              <w:rPr>
-                <w:rFonts w:ascii="helvetica neue" w:eastAsia="helvetica neue" w:hAnsi="helvetica neue" w:cs="helvetica neue"/>
-                <w:color w:val="000000"/>
-                <w:sz w:val="17"/>
+              <w:rPr>
+                <w:sz w:val="22"/>
+                <w:szCs w:val="24"/>
+              </w:rPr>
+            </w:pPr>
+            <w:r>
+              <w:rPr>
+                <w:rFonts w:ascii="helvetica neue" w:eastAsia="helvetica neue" w:hAnsi="helvetica neue" w:cs="helvetica neue"/>
+                <w:color w:val="000000"/>
+                <w:sz w:val="19"/>
+                <w:szCs w:val="24"/>
               </w:rPr>
               <w:t>Categorical</w:t>
             </w:r>
@@ -2502,12 +3087,17 @@
           <w:p>
             <w:pPr>
               <w:spacing w:line="360" w:lineRule="auto"/>
-            </w:pPr>
-            <w:r>
-              <w:rPr>
-                <w:rFonts w:ascii="helvetica neue" w:eastAsia="helvetica neue" w:hAnsi="helvetica neue" w:cs="helvetica neue"/>
-                <w:color w:val="000000"/>
-                <w:sz w:val="17"/>
+              <w:rPr>
+                <w:sz w:val="22"/>
+                <w:szCs w:val="24"/>
+              </w:rPr>
+            </w:pPr>
+            <w:r>
+              <w:rPr>
+                <w:rFonts w:ascii="helvetica neue" w:eastAsia="helvetica neue" w:hAnsi="helvetica neue" w:cs="helvetica neue"/>
+                <w:color w:val="000000"/>
+                <w:sz w:val="19"/>
+                <w:szCs w:val="24"/>
               </w:rPr>
               <w:t>Vehicle used for delivery</w:t>
             </w:r>
@@ -2524,12 +3114,17 @@
           <w:p>
             <w:pPr>
               <w:spacing w:line="360" w:lineRule="auto"/>
-            </w:pPr>
-            <w:r>
-              <w:rPr>
-                <w:rFonts w:ascii="helvetica neue" w:eastAsia="helvetica neue" w:hAnsi="helvetica neue" w:cs="helvetica neue"/>
-                <w:color w:val="000000"/>
-                <w:sz w:val="17"/>
+              <w:rPr>
+                <w:sz w:val="22"/>
+                <w:szCs w:val="24"/>
+              </w:rPr>
+            </w:pPr>
+            <w:r>
+              <w:rPr>
+                <w:rFonts w:ascii="helvetica neue" w:eastAsia="helvetica neue" w:hAnsi="helvetica neue" w:cs="helvetica neue"/>
+                <w:color w:val="000000"/>
+                <w:sz w:val="19"/>
+                <w:szCs w:val="24"/>
               </w:rPr>
               <w:t>Category</w:t>
             </w:r>
@@ -2554,17 +3149,20 @@
           <w:p>
             <w:pPr>
               <w:spacing w:line="360" w:lineRule="auto"/>
-            </w:pPr>
-            <w:proofErr w:type="spellStart"/>
-            <w:r>
-              <w:rPr>
-                <w:rFonts w:ascii="helvetica neue" w:eastAsia="helvetica neue" w:hAnsi="helvetica neue" w:cs="helvetica neue"/>
-                <w:color w:val="000000"/>
-                <w:sz w:val="17"/>
+              <w:rPr>
+                <w:sz w:val="22"/>
+                <w:szCs w:val="24"/>
+              </w:rPr>
+            </w:pPr>
+            <w:r>
+              <w:rPr>
+                <w:rFonts w:ascii="helvetica neue" w:eastAsia="helvetica neue" w:hAnsi="helvetica neue" w:cs="helvetica neue"/>
+                <w:color w:val="000000"/>
+                <w:sz w:val="19"/>
+                <w:szCs w:val="24"/>
               </w:rPr>
               <w:t>multiple_deliveries</w:t>
             </w:r>
-            <w:proofErr w:type="spellEnd"/>
           </w:p>
         </w:tc>
         <w:tc>
@@ -2579,12 +3177,17 @@
           <w:p>
             <w:pPr>
               <w:spacing w:line="360" w:lineRule="auto"/>
-            </w:pPr>
-            <w:r>
-              <w:rPr>
-                <w:rFonts w:ascii="helvetica neue" w:eastAsia="helvetica neue" w:hAnsi="helvetica neue" w:cs="helvetica neue"/>
-                <w:color w:val="000000"/>
-                <w:sz w:val="17"/>
+              <w:rPr>
+                <w:sz w:val="22"/>
+                <w:szCs w:val="24"/>
+              </w:rPr>
+            </w:pPr>
+            <w:r>
+              <w:rPr>
+                <w:rFonts w:ascii="helvetica neue" w:eastAsia="helvetica neue" w:hAnsi="helvetica neue" w:cs="helvetica neue"/>
+                <w:color w:val="000000"/>
+                <w:sz w:val="19"/>
+                <w:szCs w:val="24"/>
               </w:rPr>
               <w:t>Numeric</w:t>
             </w:r>
@@ -2602,12 +3205,17 @@
           <w:p>
             <w:pPr>
               <w:spacing w:line="360" w:lineRule="auto"/>
-            </w:pPr>
-            <w:r>
-              <w:rPr>
-                <w:rFonts w:ascii="helvetica neue" w:eastAsia="helvetica neue" w:hAnsi="helvetica neue" w:cs="helvetica neue"/>
-                <w:color w:val="000000"/>
-                <w:sz w:val="17"/>
+              <w:rPr>
+                <w:sz w:val="22"/>
+                <w:szCs w:val="24"/>
+              </w:rPr>
+            </w:pPr>
+            <w:r>
+              <w:rPr>
+                <w:rFonts w:ascii="helvetica neue" w:eastAsia="helvetica neue" w:hAnsi="helvetica neue" w:cs="helvetica neue"/>
+                <w:color w:val="000000"/>
+                <w:sz w:val="19"/>
+                <w:szCs w:val="24"/>
               </w:rPr>
               <w:t>Number of deliveries in the same trip</w:t>
             </w:r>
@@ -2624,12 +3232,17 @@
           <w:p>
             <w:pPr>
               <w:spacing w:line="360" w:lineRule="auto"/>
-            </w:pPr>
-            <w:r>
-              <w:rPr>
-                <w:rFonts w:ascii="helvetica neue" w:eastAsia="helvetica neue" w:hAnsi="helvetica neue" w:cs="helvetica neue"/>
-                <w:color w:val="000000"/>
-                <w:sz w:val="17"/>
+              <w:rPr>
+                <w:sz w:val="22"/>
+                <w:szCs w:val="24"/>
+              </w:rPr>
+            </w:pPr>
+            <w:r>
+              <w:rPr>
+                <w:rFonts w:ascii="helvetica neue" w:eastAsia="helvetica neue" w:hAnsi="helvetica neue" w:cs="helvetica neue"/>
+                <w:color w:val="000000"/>
+                <w:sz w:val="19"/>
+                <w:szCs w:val="24"/>
               </w:rPr>
               <w:t>Count</w:t>
             </w:r>
@@ -2654,12 +3267,17 @@
           <w:p>
             <w:pPr>
               <w:spacing w:line="360" w:lineRule="auto"/>
-            </w:pPr>
-            <w:r>
-              <w:rPr>
-                <w:rFonts w:ascii="helvetica neue" w:eastAsia="helvetica neue" w:hAnsi="helvetica neue" w:cs="helvetica neue"/>
-                <w:color w:val="000000"/>
-                <w:sz w:val="17"/>
+              <w:rPr>
+                <w:sz w:val="22"/>
+                <w:szCs w:val="24"/>
+              </w:rPr>
+            </w:pPr>
+            <w:r>
+              <w:rPr>
+                <w:rFonts w:ascii="helvetica neue" w:eastAsia="helvetica neue" w:hAnsi="helvetica neue" w:cs="helvetica neue"/>
+                <w:color w:val="000000"/>
+                <w:sz w:val="19"/>
+                <w:szCs w:val="24"/>
               </w:rPr>
               <w:t>Festival</w:t>
             </w:r>
@@ -2677,12 +3295,17 @@
           <w:p>
             <w:pPr>
               <w:spacing w:line="360" w:lineRule="auto"/>
-            </w:pPr>
-            <w:r>
-              <w:rPr>
-                <w:rFonts w:ascii="helvetica neue" w:eastAsia="helvetica neue" w:hAnsi="helvetica neue" w:cs="helvetica neue"/>
-                <w:color w:val="000000"/>
-                <w:sz w:val="17"/>
+              <w:rPr>
+                <w:sz w:val="22"/>
+                <w:szCs w:val="24"/>
+              </w:rPr>
+            </w:pPr>
+            <w:r>
+              <w:rPr>
+                <w:rFonts w:ascii="helvetica neue" w:eastAsia="helvetica neue" w:hAnsi="helvetica neue" w:cs="helvetica neue"/>
+                <w:color w:val="000000"/>
+                <w:sz w:val="19"/>
+                <w:szCs w:val="24"/>
               </w:rPr>
               <w:t>Categorical</w:t>
             </w:r>
@@ -2700,12 +3323,17 @@
           <w:p>
             <w:pPr>
               <w:spacing w:line="360" w:lineRule="auto"/>
-            </w:pPr>
-            <w:r>
-              <w:rPr>
-                <w:rFonts w:ascii="helvetica neue" w:eastAsia="helvetica neue" w:hAnsi="helvetica neue" w:cs="helvetica neue"/>
-                <w:color w:val="000000"/>
-                <w:sz w:val="17"/>
+              <w:rPr>
+                <w:sz w:val="22"/>
+                <w:szCs w:val="24"/>
+              </w:rPr>
+            </w:pPr>
+            <w:r>
+              <w:rPr>
+                <w:rFonts w:ascii="helvetica neue" w:eastAsia="helvetica neue" w:hAnsi="helvetica neue" w:cs="helvetica neue"/>
+                <w:color w:val="000000"/>
+                <w:sz w:val="19"/>
+                <w:szCs w:val="24"/>
               </w:rPr>
               <w:t>Whether the day is a festival day</w:t>
             </w:r>
@@ -2722,12 +3350,17 @@
           <w:p>
             <w:pPr>
               <w:spacing w:line="360" w:lineRule="auto"/>
-            </w:pPr>
-            <w:r>
-              <w:rPr>
-                <w:rFonts w:ascii="helvetica neue" w:eastAsia="helvetica neue" w:hAnsi="helvetica neue" w:cs="helvetica neue"/>
-                <w:color w:val="000000"/>
-                <w:sz w:val="17"/>
+              <w:rPr>
+                <w:sz w:val="22"/>
+                <w:szCs w:val="24"/>
+              </w:rPr>
+            </w:pPr>
+            <w:r>
+              <w:rPr>
+                <w:rFonts w:ascii="helvetica neue" w:eastAsia="helvetica neue" w:hAnsi="helvetica neue" w:cs="helvetica neue"/>
+                <w:color w:val="000000"/>
+                <w:sz w:val="19"/>
+                <w:szCs w:val="24"/>
               </w:rPr>
               <w:t>Yes/No</w:t>
             </w:r>
@@ -2752,12 +3385,17 @@
           <w:p>
             <w:pPr>
               <w:spacing w:line="360" w:lineRule="auto"/>
-            </w:pPr>
-            <w:r>
-              <w:rPr>
-                <w:rFonts w:ascii="helvetica neue" w:eastAsia="helvetica neue" w:hAnsi="helvetica neue" w:cs="helvetica neue"/>
-                <w:color w:val="000000"/>
-                <w:sz w:val="17"/>
+              <w:rPr>
+                <w:sz w:val="22"/>
+                <w:szCs w:val="24"/>
+              </w:rPr>
+            </w:pPr>
+            <w:r>
+              <w:rPr>
+                <w:rFonts w:ascii="helvetica neue" w:eastAsia="helvetica neue" w:hAnsi="helvetica neue" w:cs="helvetica neue"/>
+                <w:color w:val="000000"/>
+                <w:sz w:val="19"/>
+                <w:szCs w:val="24"/>
               </w:rPr>
               <w:t>City</w:t>
             </w:r>
@@ -2775,12 +3413,17 @@
           <w:p>
             <w:pPr>
               <w:spacing w:line="360" w:lineRule="auto"/>
-            </w:pPr>
-            <w:r>
-              <w:rPr>
-                <w:rFonts w:ascii="helvetica neue" w:eastAsia="helvetica neue" w:hAnsi="helvetica neue" w:cs="helvetica neue"/>
-                <w:color w:val="000000"/>
-                <w:sz w:val="17"/>
+              <w:rPr>
+                <w:sz w:val="22"/>
+                <w:szCs w:val="24"/>
+              </w:rPr>
+            </w:pPr>
+            <w:r>
+              <w:rPr>
+                <w:rFonts w:ascii="helvetica neue" w:eastAsia="helvetica neue" w:hAnsi="helvetica neue" w:cs="helvetica neue"/>
+                <w:color w:val="000000"/>
+                <w:sz w:val="19"/>
+                <w:szCs w:val="24"/>
               </w:rPr>
               <w:t>Categorical</w:t>
             </w:r>
@@ -2798,12 +3441,17 @@
           <w:p>
             <w:pPr>
               <w:spacing w:line="360" w:lineRule="auto"/>
-            </w:pPr>
-            <w:r>
-              <w:rPr>
-                <w:rFonts w:ascii="helvetica neue" w:eastAsia="helvetica neue" w:hAnsi="helvetica neue" w:cs="helvetica neue"/>
-                <w:color w:val="000000"/>
-                <w:sz w:val="17"/>
+              <w:rPr>
+                <w:sz w:val="22"/>
+                <w:szCs w:val="24"/>
+              </w:rPr>
+            </w:pPr>
+            <w:r>
+              <w:rPr>
+                <w:rFonts w:ascii="helvetica neue" w:eastAsia="helvetica neue" w:hAnsi="helvetica neue" w:cs="helvetica neue"/>
+                <w:color w:val="000000"/>
+                <w:sz w:val="19"/>
+                <w:szCs w:val="24"/>
               </w:rPr>
               <w:t>Delivery city type or location</w:t>
             </w:r>
@@ -2820,12 +3468,17 @@
           <w:p>
             <w:pPr>
               <w:spacing w:line="360" w:lineRule="auto"/>
-            </w:pPr>
-            <w:r>
-              <w:rPr>
-                <w:rFonts w:ascii="helvetica neue" w:eastAsia="helvetica neue" w:hAnsi="helvetica neue" w:cs="helvetica neue"/>
-                <w:color w:val="000000"/>
-                <w:sz w:val="17"/>
+              <w:rPr>
+                <w:sz w:val="22"/>
+                <w:szCs w:val="24"/>
+              </w:rPr>
+            </w:pPr>
+            <w:r>
+              <w:rPr>
+                <w:rFonts w:ascii="helvetica neue" w:eastAsia="helvetica neue" w:hAnsi="helvetica neue" w:cs="helvetica neue"/>
+                <w:color w:val="000000"/>
+                <w:sz w:val="19"/>
+                <w:szCs w:val="24"/>
               </w:rPr>
               <w:t>Category</w:t>
             </w:r>
@@ -2850,24 +3503,19 @@
           <w:p>
             <w:pPr>
               <w:spacing w:line="360" w:lineRule="auto"/>
-            </w:pPr>
-            <w:proofErr w:type="spellStart"/>
-            <w:r>
-              <w:rPr>
-                <w:rFonts w:ascii="helvetica neue" w:eastAsia="helvetica neue" w:hAnsi="helvetica neue" w:cs="helvetica neue"/>
-                <w:color w:val="000000"/>
-                <w:sz w:val="17"/>
-              </w:rPr>
-              <w:t>Time_taken</w:t>
-            </w:r>
-            <w:proofErr w:type="spellEnd"/>
-            <w:r>
-              <w:rPr>
-                <w:rFonts w:ascii="helvetica neue" w:eastAsia="helvetica neue" w:hAnsi="helvetica neue" w:cs="helvetica neue"/>
-                <w:color w:val="000000"/>
-                <w:sz w:val="17"/>
-              </w:rPr>
-              <w:t>_(min)</w:t>
+              <w:rPr>
+                <w:sz w:val="22"/>
+                <w:szCs w:val="24"/>
+              </w:rPr>
+            </w:pPr>
+            <w:r>
+              <w:rPr>
+                <w:rFonts w:ascii="helvetica neue" w:eastAsia="helvetica neue" w:hAnsi="helvetica neue" w:cs="helvetica neue"/>
+                <w:color w:val="000000"/>
+                <w:sz w:val="19"/>
+                <w:szCs w:val="24"/>
+              </w:rPr>
+              <w:t>Time_taken_(min)</w:t>
             </w:r>
           </w:p>
         </w:tc>
@@ -2883,12 +3531,17 @@
           <w:p>
             <w:pPr>
               <w:spacing w:line="360" w:lineRule="auto"/>
-            </w:pPr>
-            <w:r>
-              <w:rPr>
-                <w:rFonts w:ascii="helvetica neue" w:eastAsia="helvetica neue" w:hAnsi="helvetica neue" w:cs="helvetica neue"/>
-                <w:color w:val="000000"/>
-                <w:sz w:val="17"/>
+              <w:rPr>
+                <w:sz w:val="22"/>
+                <w:szCs w:val="24"/>
+              </w:rPr>
+            </w:pPr>
+            <w:r>
+              <w:rPr>
+                <w:rFonts w:ascii="helvetica neue" w:eastAsia="helvetica neue" w:hAnsi="helvetica neue" w:cs="helvetica neue"/>
+                <w:color w:val="000000"/>
+                <w:sz w:val="19"/>
+                <w:szCs w:val="24"/>
               </w:rPr>
               <w:t>Numeric</w:t>
             </w:r>
@@ -2906,12 +3559,17 @@
           <w:p>
             <w:pPr>
               <w:spacing w:line="360" w:lineRule="auto"/>
-            </w:pPr>
-            <w:r>
-              <w:rPr>
-                <w:rFonts w:ascii="helvetica neue" w:eastAsia="helvetica neue" w:hAnsi="helvetica neue" w:cs="helvetica neue"/>
-                <w:color w:val="000000"/>
-                <w:sz w:val="17"/>
+              <w:rPr>
+                <w:sz w:val="22"/>
+                <w:szCs w:val="24"/>
+              </w:rPr>
+            </w:pPr>
+            <w:r>
+              <w:rPr>
+                <w:rFonts w:ascii="helvetica neue" w:eastAsia="helvetica neue" w:hAnsi="helvetica neue" w:cs="helvetica neue"/>
+                <w:color w:val="000000"/>
+                <w:sz w:val="19"/>
+                <w:szCs w:val="24"/>
               </w:rPr>
               <w:t>Time taken for delivery</w:t>
             </w:r>
@@ -2928,12 +3586,17 @@
           <w:p>
             <w:pPr>
               <w:spacing w:line="360" w:lineRule="auto"/>
-            </w:pPr>
-            <w:r>
-              <w:rPr>
-                <w:rFonts w:ascii="helvetica neue" w:eastAsia="helvetica neue" w:hAnsi="helvetica neue" w:cs="helvetica neue"/>
-                <w:color w:val="000000"/>
-                <w:sz w:val="17"/>
+              <w:rPr>
+                <w:sz w:val="22"/>
+                <w:szCs w:val="24"/>
+              </w:rPr>
+            </w:pPr>
+            <w:r>
+              <w:rPr>
+                <w:rFonts w:ascii="helvetica neue" w:eastAsia="helvetica neue" w:hAnsi="helvetica neue" w:cs="helvetica neue"/>
+                <w:color w:val="000000"/>
+                <w:sz w:val="19"/>
+                <w:szCs w:val="24"/>
               </w:rPr>
               <w:t>Minutes</w:t>
             </w:r>
@@ -2941,11 +3604,22 @@
         </w:tc>
       </w:tr>
     </w:tbl>
-    <w:p/>
+    <w:p>
+      <w:pPr>
+        <w:rPr>
+          <w:sz w:val="22"/>
+          <w:szCs w:val="24"/>
+        </w:rPr>
+      </w:pPr>
+    </w:p>
     <w:p>
       <w:pPr>
         <w:spacing w:before="315" w:after="105" w:line="360" w:lineRule="auto"/>
         <w:ind w:left="-30"/>
+        <w:rPr>
+          <w:sz w:val="22"/>
+          <w:szCs w:val="24"/>
+        </w:rPr>
       </w:pPr>
       <w:bookmarkStart w:id="11" w:name="bm_8_input_and_output_variables"/>
       <w:r>
@@ -2953,9 +3627,9 @@
           <w:rFonts w:eastAsia="Georgia" w:hAnsi="Georgia" w:cs="Georgia"/>
           <w:b/>
           <w:color w:val="000000"/>
-          <w:sz w:val="24"/>
-        </w:rPr>
-        <w:lastRenderedPageBreak/>
+          <w:sz w:val="28"/>
+          <w:szCs w:val="24"/>
+        </w:rPr>
         <w:t>8. Input and Output Variables</w:t>
       </w:r>
       <w:bookmarkEnd w:id="11"/>
@@ -2964,6 +3638,10 @@
       <w:pPr>
         <w:spacing w:before="315" w:after="105" w:line="360" w:lineRule="auto"/>
         <w:ind w:left="-30"/>
+        <w:rPr>
+          <w:sz w:val="22"/>
+          <w:szCs w:val="24"/>
+        </w:rPr>
       </w:pPr>
       <w:bookmarkStart w:id="12" w:name="input_variables_features"/>
       <w:r>
@@ -2971,7 +3649,8 @@
           <w:rFonts w:eastAsia="Georgia" w:hAnsi="Georgia" w:cs="Georgia"/>
           <w:b/>
           <w:color w:val="000000"/>
-          <w:sz w:val="24"/>
+          <w:sz w:val="28"/>
+          <w:szCs w:val="24"/>
         </w:rPr>
         <w:t>Input Variables (Features)</w:t>
       </w:r>
@@ -2980,11 +3659,17 @@
     <w:p>
       <w:pPr>
         <w:spacing w:after="210" w:line="360" w:lineRule="auto"/>
-      </w:pPr>
-      <w:r>
-        <w:rPr>
-          <w:rFonts w:eastAsia="Georgia" w:hAnsi="Georgia" w:cs="Georgia"/>
-          <w:color w:val="000000"/>
+        <w:rPr>
+          <w:sz w:val="22"/>
+          <w:szCs w:val="24"/>
+        </w:rPr>
+      </w:pPr>
+      <w:r>
+        <w:rPr>
+          <w:rFonts w:eastAsia="Georgia" w:hAnsi="Georgia" w:cs="Georgia"/>
+          <w:color w:val="000000"/>
+          <w:sz w:val="22"/>
+          <w:szCs w:val="24"/>
         </w:rPr>
         <w:t>The input variables include rider age, rider rating, restaurant coordinates, delivery coordinates, weather, traffic density, vehicle condition, order type, vehicle type, multiple deliveries, festival indicator, and city.</w:t>
       </w:r>
@@ -2993,6 +3678,10 @@
       <w:pPr>
         <w:spacing w:before="315" w:after="105" w:line="360" w:lineRule="auto"/>
         <w:ind w:left="-30"/>
+        <w:rPr>
+          <w:sz w:val="22"/>
+          <w:szCs w:val="24"/>
+        </w:rPr>
       </w:pPr>
       <w:bookmarkStart w:id="13" w:name="output_variable_target"/>
       <w:r>
@@ -3000,7 +3689,8 @@
           <w:rFonts w:eastAsia="Georgia" w:hAnsi="Georgia" w:cs="Georgia"/>
           <w:b/>
           <w:color w:val="000000"/>
-          <w:sz w:val="24"/>
+          <w:sz w:val="28"/>
+          <w:szCs w:val="24"/>
         </w:rPr>
         <w:t>Output Variable (Target)</w:t>
       </w:r>
@@ -3009,36 +3699,36 @@
     <w:p>
       <w:pPr>
         <w:spacing w:after="210" w:line="360" w:lineRule="auto"/>
-      </w:pPr>
-      <w:r>
-        <w:rPr>
-          <w:rFonts w:eastAsia="Georgia" w:hAnsi="Georgia" w:cs="Georgia"/>
-          <w:color w:val="000000"/>
+        <w:rPr>
+          <w:sz w:val="22"/>
+          <w:szCs w:val="24"/>
+        </w:rPr>
+      </w:pPr>
+      <w:r>
+        <w:rPr>
+          <w:rFonts w:eastAsia="Georgia" w:hAnsi="Georgia" w:cs="Georgia"/>
+          <w:color w:val="000000"/>
+          <w:sz w:val="22"/>
+          <w:szCs w:val="24"/>
         </w:rPr>
         <w:t xml:space="preserve">The target variable is </w:t>
       </w:r>
-      <w:proofErr w:type="spellStart"/>
       <w:r>
         <w:rPr>
           <w:rFonts w:eastAsia="Georgia" w:hAnsi="Georgia" w:cs="Georgia"/>
           <w:b/>
           <w:color w:val="000000"/>
-        </w:rPr>
-        <w:t>Time_taken</w:t>
-      </w:r>
-      <w:proofErr w:type="spellEnd"/>
-      <w:r>
-        <w:rPr>
-          <w:rFonts w:eastAsia="Georgia" w:hAnsi="Georgia" w:cs="Georgia"/>
-          <w:b/>
-          <w:color w:val="000000"/>
-        </w:rPr>
-        <w:t>_(min)</w:t>
-      </w:r>
-      <w:r>
-        <w:rPr>
-          <w:rFonts w:eastAsia="Georgia" w:hAnsi="Georgia" w:cs="Georgia"/>
-          <w:color w:val="000000"/>
+          <w:sz w:val="22"/>
+          <w:szCs w:val="24"/>
+        </w:rPr>
+        <w:t>Time_taken_(min)</w:t>
+      </w:r>
+      <w:r>
+        <w:rPr>
+          <w:rFonts w:eastAsia="Georgia" w:hAnsi="Georgia" w:cs="Georgia"/>
+          <w:color w:val="000000"/>
+          <w:sz w:val="22"/>
+          <w:szCs w:val="24"/>
         </w:rPr>
         <w:t>, which represents the total delivery duration in minutes.</w:t>
       </w:r>
@@ -3047,6 +3737,10 @@
       <w:pPr>
         <w:spacing w:before="315" w:after="105" w:line="360" w:lineRule="auto"/>
         <w:ind w:left="-30"/>
+        <w:rPr>
+          <w:sz w:val="22"/>
+          <w:szCs w:val="24"/>
+        </w:rPr>
       </w:pPr>
       <w:bookmarkStart w:id="14" w:name="bm_9_value_of_data"/>
       <w:r>
@@ -3054,7 +3748,8 @@
           <w:rFonts w:eastAsia="Georgia" w:hAnsi="Georgia" w:cs="Georgia"/>
           <w:b/>
           <w:color w:val="000000"/>
-          <w:sz w:val="24"/>
+          <w:sz w:val="28"/>
+          <w:szCs w:val="24"/>
         </w:rPr>
         <w:t>9. Value of Data</w:t>
       </w:r>
@@ -3063,11 +3758,17 @@
     <w:p>
       <w:pPr>
         <w:spacing w:after="210" w:line="360" w:lineRule="auto"/>
-      </w:pPr>
-      <w:r>
-        <w:rPr>
-          <w:rFonts w:eastAsia="Georgia" w:hAnsi="Georgia" w:cs="Georgia"/>
-          <w:color w:val="000000"/>
+        <w:rPr>
+          <w:sz w:val="22"/>
+          <w:szCs w:val="24"/>
+        </w:rPr>
+      </w:pPr>
+      <w:r>
+        <w:rPr>
+          <w:rFonts w:eastAsia="Georgia" w:hAnsi="Georgia" w:cs="Georgia"/>
+          <w:color w:val="000000"/>
+          <w:sz w:val="22"/>
+          <w:szCs w:val="24"/>
         </w:rPr>
         <w:t>This dataset has strong practical value because it can support:</w:t>
       </w:r>
@@ -3079,11 +3780,17 @@
           <w:numId w:val="5"/>
         </w:numPr>
         <w:spacing w:before="105" w:after="105" w:line="360" w:lineRule="auto"/>
-      </w:pPr>
-      <w:r>
-        <w:rPr>
-          <w:rFonts w:eastAsia="Georgia" w:hAnsi="Georgia" w:cs="Georgia"/>
-          <w:color w:val="000000"/>
+        <w:rPr>
+          <w:sz w:val="22"/>
+          <w:szCs w:val="24"/>
+        </w:rPr>
+      </w:pPr>
+      <w:r>
+        <w:rPr>
+          <w:rFonts w:eastAsia="Georgia" w:hAnsi="Georgia" w:cs="Georgia"/>
+          <w:color w:val="000000"/>
+          <w:sz w:val="22"/>
+          <w:szCs w:val="24"/>
         </w:rPr>
         <w:t>Delivery-time prediction for customer order tracking</w:t>
       </w:r>
@@ -3095,11 +3802,17 @@
           <w:numId w:val="5"/>
         </w:numPr>
         <w:spacing w:before="105" w:after="105" w:line="360" w:lineRule="auto"/>
-      </w:pPr>
-      <w:r>
-        <w:rPr>
-          <w:rFonts w:eastAsia="Georgia" w:hAnsi="Georgia" w:cs="Georgia"/>
-          <w:color w:val="000000"/>
+        <w:rPr>
+          <w:sz w:val="22"/>
+          <w:szCs w:val="24"/>
+        </w:rPr>
+      </w:pPr>
+      <w:r>
+        <w:rPr>
+          <w:rFonts w:eastAsia="Georgia" w:hAnsi="Georgia" w:cs="Georgia"/>
+          <w:color w:val="000000"/>
+          <w:sz w:val="22"/>
+          <w:szCs w:val="24"/>
         </w:rPr>
         <w:t>Route and rider allocation optimization</w:t>
       </w:r>
@@ -3111,11 +3824,17 @@
           <w:numId w:val="5"/>
         </w:numPr>
         <w:spacing w:before="105" w:after="105" w:line="360" w:lineRule="auto"/>
-      </w:pPr>
-      <w:r>
-        <w:rPr>
-          <w:rFonts w:eastAsia="Georgia" w:hAnsi="Georgia" w:cs="Georgia"/>
-          <w:color w:val="000000"/>
+        <w:rPr>
+          <w:sz w:val="22"/>
+          <w:szCs w:val="24"/>
+        </w:rPr>
+      </w:pPr>
+      <w:r>
+        <w:rPr>
+          <w:rFonts w:eastAsia="Georgia" w:hAnsi="Georgia" w:cs="Georgia"/>
+          <w:color w:val="000000"/>
+          <w:sz w:val="22"/>
+          <w:szCs w:val="24"/>
         </w:rPr>
         <w:t>Delay analysis under different traffic and weather conditions</w:t>
       </w:r>
@@ -3127,11 +3846,17 @@
           <w:numId w:val="5"/>
         </w:numPr>
         <w:spacing w:before="105" w:after="105" w:line="360" w:lineRule="auto"/>
-      </w:pPr>
-      <w:r>
-        <w:rPr>
-          <w:rFonts w:eastAsia="Georgia" w:hAnsi="Georgia" w:cs="Georgia"/>
-          <w:color w:val="000000"/>
+        <w:rPr>
+          <w:sz w:val="22"/>
+          <w:szCs w:val="24"/>
+        </w:rPr>
+      </w:pPr>
+      <w:r>
+        <w:rPr>
+          <w:rFonts w:eastAsia="Georgia" w:hAnsi="Georgia" w:cs="Georgia"/>
+          <w:color w:val="000000"/>
+          <w:sz w:val="22"/>
+          <w:szCs w:val="24"/>
         </w:rPr>
         <w:t xml:space="preserve">Improvement of operational efficiency for food delivery platforms </w:t>
       </w:r>
@@ -3139,28 +3864,38 @@
     <w:p>
       <w:pPr>
         <w:spacing w:after="210" w:line="360" w:lineRule="auto"/>
-      </w:pPr>
-      <w:r>
-        <w:rPr>
-          <w:rFonts w:eastAsia="Georgia" w:hAnsi="Georgia" w:cs="Georgia"/>
-          <w:color w:val="000000"/>
+        <w:rPr>
+          <w:sz w:val="22"/>
+          <w:szCs w:val="24"/>
+        </w:rPr>
+      </w:pPr>
+      <w:r>
+        <w:rPr>
+          <w:rFonts w:eastAsia="Georgia" w:hAnsi="Georgia" w:cs="Georgia"/>
+          <w:color w:val="000000"/>
+          <w:sz w:val="22"/>
+          <w:szCs w:val="24"/>
         </w:rPr>
         <w:t xml:space="preserve">The dataset is also academically valuable because it can be used for regression, clustering, exploratory data analysis, and logistics-based machine learning </w:t>
       </w:r>
-      <w:proofErr w:type="gramStart"/>
-      <w:r>
-        <w:rPr>
-          <w:rFonts w:eastAsia="Georgia" w:hAnsi="Georgia" w:cs="Georgia"/>
-          <w:color w:val="000000"/>
-        </w:rPr>
-        <w:t>applications .</w:t>
-      </w:r>
-      <w:proofErr w:type="gramEnd"/>
+      <w:r>
+        <w:rPr>
+          <w:rFonts w:eastAsia="Georgia" w:hAnsi="Georgia" w:cs="Georgia"/>
+          <w:color w:val="000000"/>
+          <w:sz w:val="22"/>
+          <w:szCs w:val="24"/>
+        </w:rPr>
+        <w:t>applications.</w:t>
+      </w:r>
     </w:p>
     <w:p>
       <w:pPr>
         <w:spacing w:before="315" w:after="105" w:line="360" w:lineRule="auto"/>
         <w:ind w:left="-30"/>
+        <w:rPr>
+          <w:sz w:val="22"/>
+          <w:szCs w:val="24"/>
+        </w:rPr>
       </w:pPr>
       <w:bookmarkStart w:id="15" w:name="bm_10_experimental_design_materia_d73987"/>
       <w:r>
@@ -3168,8 +3903,10 @@
           <w:rFonts w:eastAsia="Georgia" w:hAnsi="Georgia" w:cs="Georgia"/>
           <w:b/>
           <w:color w:val="000000"/>
-          <w:sz w:val="24"/>
-        </w:rPr>
+          <w:sz w:val="28"/>
+          <w:szCs w:val="24"/>
+        </w:rPr>
+        <w:lastRenderedPageBreak/>
         <w:t>10. Experimental Design, Materials, and Methods</w:t>
       </w:r>
       <w:bookmarkEnd w:id="15"/>
@@ -3178,6 +3915,10 @@
       <w:pPr>
         <w:spacing w:before="315" w:after="105" w:line="360" w:lineRule="auto"/>
         <w:ind w:left="-30"/>
+        <w:rPr>
+          <w:sz w:val="22"/>
+          <w:szCs w:val="24"/>
+        </w:rPr>
       </w:pPr>
       <w:bookmarkStart w:id="16" w:name="experimental_design"/>
       <w:r>
@@ -3185,7 +3926,8 @@
           <w:rFonts w:eastAsia="Georgia" w:hAnsi="Georgia" w:cs="Georgia"/>
           <w:b/>
           <w:color w:val="000000"/>
-          <w:sz w:val="24"/>
+          <w:sz w:val="28"/>
+          <w:szCs w:val="24"/>
         </w:rPr>
         <w:t>Experimental Design</w:t>
       </w:r>
@@ -3194,11 +3936,17 @@
     <w:p>
       <w:pPr>
         <w:spacing w:after="210" w:line="360" w:lineRule="auto"/>
-      </w:pPr>
-      <w:r>
-        <w:rPr>
-          <w:rFonts w:eastAsia="Georgia" w:hAnsi="Georgia" w:cs="Georgia"/>
-          <w:color w:val="000000"/>
+        <w:rPr>
+          <w:sz w:val="22"/>
+          <w:szCs w:val="24"/>
+        </w:rPr>
+      </w:pPr>
+      <w:r>
+        <w:rPr>
+          <w:rFonts w:eastAsia="Georgia" w:hAnsi="Georgia" w:cs="Georgia"/>
+          <w:color w:val="000000"/>
+          <w:sz w:val="22"/>
+          <w:szCs w:val="24"/>
         </w:rPr>
         <w:t>The dataset will be used to study how operational factors influence delivery time. The study is based on a predictive analytics approach where delivery time is treated as the dependent variable and logistical or environmental features are treated as independent variables.</w:t>
       </w:r>
@@ -3207,6 +3955,10 @@
       <w:pPr>
         <w:spacing w:before="315" w:after="105" w:line="360" w:lineRule="auto"/>
         <w:ind w:left="-30"/>
+        <w:rPr>
+          <w:sz w:val="22"/>
+          <w:szCs w:val="24"/>
+        </w:rPr>
       </w:pPr>
       <w:bookmarkStart w:id="17" w:name="materials"/>
       <w:r>
@@ -3214,7 +3966,8 @@
           <w:rFonts w:eastAsia="Georgia" w:hAnsi="Georgia" w:cs="Georgia"/>
           <w:b/>
           <w:color w:val="000000"/>
-          <w:sz w:val="24"/>
+          <w:sz w:val="28"/>
+          <w:szCs w:val="24"/>
         </w:rPr>
         <w:t>Materials</w:t>
       </w:r>
@@ -3227,11 +3980,17 @@
           <w:numId w:val="6"/>
         </w:numPr>
         <w:spacing w:before="105" w:after="105" w:line="360" w:lineRule="auto"/>
-      </w:pPr>
-      <w:r>
-        <w:rPr>
-          <w:rFonts w:eastAsia="Georgia" w:hAnsi="Georgia" w:cs="Georgia"/>
-          <w:color w:val="000000"/>
+        <w:rPr>
+          <w:sz w:val="22"/>
+          <w:szCs w:val="24"/>
+        </w:rPr>
+      </w:pPr>
+      <w:r>
+        <w:rPr>
+          <w:rFonts w:eastAsia="Georgia" w:hAnsi="Georgia" w:cs="Georgia"/>
+          <w:color w:val="000000"/>
+          <w:sz w:val="22"/>
+          <w:szCs w:val="24"/>
         </w:rPr>
         <w:t xml:space="preserve">Kaggle dataset source </w:t>
       </w:r>
@@ -3243,11 +4002,17 @@
           <w:numId w:val="6"/>
         </w:numPr>
         <w:spacing w:before="105" w:after="105" w:line="360" w:lineRule="auto"/>
-      </w:pPr>
-      <w:r>
-        <w:rPr>
-          <w:rFonts w:eastAsia="Georgia" w:hAnsi="Georgia" w:cs="Georgia"/>
-          <w:color w:val="000000"/>
+        <w:rPr>
+          <w:sz w:val="22"/>
+          <w:szCs w:val="24"/>
+        </w:rPr>
+      </w:pPr>
+      <w:r>
+        <w:rPr>
+          <w:rFonts w:eastAsia="Georgia" w:hAnsi="Georgia" w:cs="Georgia"/>
+          <w:color w:val="000000"/>
+          <w:sz w:val="22"/>
+          <w:szCs w:val="24"/>
         </w:rPr>
         <w:t>Python programming language</w:t>
       </w:r>
@@ -3259,45 +4024,19 @@
           <w:numId w:val="6"/>
         </w:numPr>
         <w:spacing w:before="105" w:after="105" w:line="360" w:lineRule="auto"/>
-      </w:pPr>
-      <w:r>
-        <w:rPr>
-          <w:rFonts w:eastAsia="Georgia" w:hAnsi="Georgia" w:cs="Georgia"/>
-          <w:color w:val="000000"/>
-        </w:rPr>
-        <w:t xml:space="preserve">Google </w:t>
-      </w:r>
-      <w:proofErr w:type="spellStart"/>
-      <w:r>
-        <w:rPr>
-          <w:rFonts w:eastAsia="Georgia" w:hAnsi="Georgia" w:cs="Georgia"/>
-          <w:color w:val="000000"/>
-        </w:rPr>
-        <w:t>Colab</w:t>
-      </w:r>
-      <w:proofErr w:type="spellEnd"/>
-      <w:r>
-        <w:rPr>
-          <w:rFonts w:eastAsia="Georgia" w:hAnsi="Georgia" w:cs="Georgia"/>
-          <w:color w:val="000000"/>
-        </w:rPr>
-        <w:t xml:space="preserve"> / </w:t>
-      </w:r>
-      <w:proofErr w:type="spellStart"/>
-      <w:r>
-        <w:rPr>
-          <w:rFonts w:eastAsia="Georgia" w:hAnsi="Georgia" w:cs="Georgia"/>
-          <w:color w:val="000000"/>
-        </w:rPr>
-        <w:t>Jupyter</w:t>
-      </w:r>
-      <w:proofErr w:type="spellEnd"/>
-      <w:r>
-        <w:rPr>
-          <w:rFonts w:eastAsia="Georgia" w:hAnsi="Georgia" w:cs="Georgia"/>
-          <w:color w:val="000000"/>
-        </w:rPr>
-        <w:t xml:space="preserve"> Notebook</w:t>
+        <w:rPr>
+          <w:sz w:val="22"/>
+          <w:szCs w:val="24"/>
+        </w:rPr>
+      </w:pPr>
+      <w:r>
+        <w:rPr>
+          <w:rFonts w:eastAsia="Georgia" w:hAnsi="Georgia" w:cs="Georgia"/>
+          <w:color w:val="000000"/>
+          <w:sz w:val="22"/>
+          <w:szCs w:val="24"/>
+        </w:rPr>
+        <w:t>Google Colab / Jupyter Notebook</w:t>
       </w:r>
     </w:p>
     <w:p>
@@ -3307,11 +4046,17 @@
           <w:numId w:val="6"/>
         </w:numPr>
         <w:spacing w:before="105" w:after="105" w:line="360" w:lineRule="auto"/>
-      </w:pPr>
-      <w:r>
-        <w:rPr>
-          <w:rFonts w:eastAsia="Georgia" w:hAnsi="Georgia" w:cs="Georgia"/>
-          <w:color w:val="000000"/>
+        <w:rPr>
+          <w:sz w:val="22"/>
+          <w:szCs w:val="24"/>
+        </w:rPr>
+      </w:pPr>
+      <w:r>
+        <w:rPr>
+          <w:rFonts w:eastAsia="Georgia" w:hAnsi="Georgia" w:cs="Georgia"/>
+          <w:color w:val="000000"/>
+          <w:sz w:val="22"/>
+          <w:szCs w:val="24"/>
         </w:rPr>
         <w:t>Libraries such as Pandas, NumPy, Matplotlib, Seaborn, and Scikit-learn</w:t>
       </w:r>
@@ -3320,6 +4065,10 @@
       <w:pPr>
         <w:spacing w:before="315" w:after="105" w:line="360" w:lineRule="auto"/>
         <w:ind w:left="-30"/>
+        <w:rPr>
+          <w:sz w:val="22"/>
+          <w:szCs w:val="24"/>
+        </w:rPr>
       </w:pPr>
       <w:bookmarkStart w:id="18" w:name="methods"/>
       <w:r>
@@ -3327,9 +4076,9 @@
           <w:rFonts w:eastAsia="Georgia" w:hAnsi="Georgia" w:cs="Georgia"/>
           <w:b/>
           <w:color w:val="000000"/>
-          <w:sz w:val="24"/>
-        </w:rPr>
-        <w:lastRenderedPageBreak/>
+          <w:sz w:val="28"/>
+          <w:szCs w:val="24"/>
+        </w:rPr>
         <w:t>Methods</w:t>
       </w:r>
       <w:bookmarkEnd w:id="18"/>
@@ -3341,11 +4090,17 @@
           <w:numId w:val="7"/>
         </w:numPr>
         <w:spacing w:before="105" w:after="105" w:line="360" w:lineRule="auto"/>
-      </w:pPr>
-      <w:r>
-        <w:rPr>
-          <w:rFonts w:eastAsia="Georgia" w:hAnsi="Georgia" w:cs="Georgia"/>
-          <w:color w:val="000000"/>
+        <w:rPr>
+          <w:sz w:val="22"/>
+          <w:szCs w:val="24"/>
+        </w:rPr>
+      </w:pPr>
+      <w:r>
+        <w:rPr>
+          <w:rFonts w:eastAsia="Georgia" w:hAnsi="Georgia" w:cs="Georgia"/>
+          <w:color w:val="000000"/>
+          <w:sz w:val="22"/>
+          <w:szCs w:val="24"/>
         </w:rPr>
         <w:t xml:space="preserve">Download the dataset from Kaggle </w:t>
       </w:r>
@@ -3357,11 +4112,17 @@
           <w:numId w:val="7"/>
         </w:numPr>
         <w:spacing w:before="105" w:after="105" w:line="360" w:lineRule="auto"/>
-      </w:pPr>
-      <w:r>
-        <w:rPr>
-          <w:rFonts w:eastAsia="Georgia" w:hAnsi="Georgia" w:cs="Georgia"/>
-          <w:color w:val="000000"/>
+        <w:rPr>
+          <w:sz w:val="22"/>
+          <w:szCs w:val="24"/>
+        </w:rPr>
+      </w:pPr>
+      <w:r>
+        <w:rPr>
+          <w:rFonts w:eastAsia="Georgia" w:hAnsi="Georgia" w:cs="Georgia"/>
+          <w:color w:val="000000"/>
+          <w:sz w:val="22"/>
+          <w:szCs w:val="24"/>
         </w:rPr>
         <w:t>Inspect the structure and identify missing values</w:t>
       </w:r>
@@ -3373,11 +4134,17 @@
           <w:numId w:val="7"/>
         </w:numPr>
         <w:spacing w:before="105" w:after="105" w:line="360" w:lineRule="auto"/>
-      </w:pPr>
-      <w:r>
-        <w:rPr>
-          <w:rFonts w:eastAsia="Georgia" w:hAnsi="Georgia" w:cs="Georgia"/>
-          <w:color w:val="000000"/>
+        <w:rPr>
+          <w:sz w:val="22"/>
+          <w:szCs w:val="24"/>
+        </w:rPr>
+      </w:pPr>
+      <w:r>
+        <w:rPr>
+          <w:rFonts w:eastAsia="Georgia" w:hAnsi="Georgia" w:cs="Georgia"/>
+          <w:color w:val="000000"/>
+          <w:sz w:val="22"/>
+          <w:szCs w:val="24"/>
         </w:rPr>
         <w:t>Convert date, time, and numerical attributes into usable formats</w:t>
       </w:r>
@@ -3389,11 +4156,17 @@
           <w:numId w:val="7"/>
         </w:numPr>
         <w:spacing w:before="105" w:after="105" w:line="360" w:lineRule="auto"/>
-      </w:pPr>
-      <w:r>
-        <w:rPr>
-          <w:rFonts w:eastAsia="Georgia" w:hAnsi="Georgia" w:cs="Georgia"/>
-          <w:color w:val="000000"/>
+        <w:rPr>
+          <w:sz w:val="22"/>
+          <w:szCs w:val="24"/>
+        </w:rPr>
+      </w:pPr>
+      <w:r>
+        <w:rPr>
+          <w:rFonts w:eastAsia="Georgia" w:hAnsi="Georgia" w:cs="Georgia"/>
+          <w:color w:val="000000"/>
+          <w:sz w:val="22"/>
+          <w:szCs w:val="24"/>
         </w:rPr>
         <w:t>Derive a distance-related feature from latitude and longitude</w:t>
       </w:r>
@@ -3405,11 +4178,17 @@
           <w:numId w:val="7"/>
         </w:numPr>
         <w:spacing w:before="105" w:after="105" w:line="360" w:lineRule="auto"/>
-      </w:pPr>
-      <w:r>
-        <w:rPr>
-          <w:rFonts w:eastAsia="Georgia" w:hAnsi="Georgia" w:cs="Georgia"/>
-          <w:color w:val="000000"/>
+        <w:rPr>
+          <w:sz w:val="22"/>
+          <w:szCs w:val="24"/>
+        </w:rPr>
+      </w:pPr>
+      <w:r>
+        <w:rPr>
+          <w:rFonts w:eastAsia="Georgia" w:hAnsi="Georgia" w:cs="Georgia"/>
+          <w:color w:val="000000"/>
+          <w:sz w:val="22"/>
+          <w:szCs w:val="24"/>
         </w:rPr>
         <w:t xml:space="preserve">Use the dataset for future exploratory and predictive analysis in FA2 </w:t>
       </w:r>
@@ -3418,6 +4197,10 @@
       <w:pPr>
         <w:spacing w:before="315" w:after="105" w:line="360" w:lineRule="auto"/>
         <w:ind w:left="-30"/>
+        <w:rPr>
+          <w:sz w:val="22"/>
+          <w:szCs w:val="24"/>
+        </w:rPr>
       </w:pPr>
       <w:bookmarkStart w:id="19" w:name="bm_11_data_acquisition_requirements"/>
       <w:r>
@@ -3425,7 +4208,8 @@
           <w:rFonts w:eastAsia="Georgia" w:hAnsi="Georgia" w:cs="Georgia"/>
           <w:b/>
           <w:color w:val="000000"/>
-          <w:sz w:val="24"/>
+          <w:sz w:val="28"/>
+          <w:szCs w:val="24"/>
         </w:rPr>
         <w:t>11. Data Acquisition Requirements</w:t>
       </w:r>
@@ -3434,27 +4218,35 @@
     <w:p>
       <w:pPr>
         <w:spacing w:after="210" w:line="360" w:lineRule="auto"/>
-      </w:pPr>
-      <w:r>
-        <w:rPr>
-          <w:rFonts w:eastAsia="Georgia" w:hAnsi="Georgia" w:cs="Georgia"/>
-          <w:color w:val="000000"/>
+        <w:rPr>
+          <w:sz w:val="22"/>
+          <w:szCs w:val="24"/>
+        </w:rPr>
+      </w:pPr>
+      <w:r>
+        <w:rPr>
+          <w:rFonts w:eastAsia="Georgia" w:hAnsi="Georgia" w:cs="Georgia"/>
+          <w:color w:val="000000"/>
+          <w:sz w:val="22"/>
+          <w:szCs w:val="24"/>
         </w:rPr>
         <w:t xml:space="preserve">As per FA1 requirements, the dataset acquisition plan should mention source type, tools, sampling method, and collection </w:t>
       </w:r>
-      <w:proofErr w:type="gramStart"/>
-      <w:r>
-        <w:rPr>
-          <w:rFonts w:eastAsia="Georgia" w:hAnsi="Georgia" w:cs="Georgia"/>
-          <w:color w:val="000000"/>
-        </w:rPr>
-        <w:t>method .</w:t>
-      </w:r>
-      <w:proofErr w:type="gramEnd"/>
-      <w:r>
-        <w:rPr>
-          <w:rFonts w:eastAsia="Georgia" w:hAnsi="Georgia" w:cs="Georgia"/>
-          <w:color w:val="000000"/>
+      <w:r>
+        <w:rPr>
+          <w:rFonts w:eastAsia="Georgia" w:hAnsi="Georgia" w:cs="Georgia"/>
+          <w:color w:val="000000"/>
+          <w:sz w:val="22"/>
+          <w:szCs w:val="24"/>
+        </w:rPr>
+        <w:t>method.</w:t>
+      </w:r>
+      <w:r>
+        <w:rPr>
+          <w:rFonts w:eastAsia="Georgia" w:hAnsi="Georgia" w:cs="Georgia"/>
+          <w:color w:val="000000"/>
+          <w:sz w:val="22"/>
+          <w:szCs w:val="24"/>
         </w:rPr>
         <w:t xml:space="preserve"> For this dataset, the requirements are:</w:t>
       </w:r>
@@ -3466,12 +4258,18 @@
           <w:numId w:val="8"/>
         </w:numPr>
         <w:spacing w:before="105" w:after="105" w:line="360" w:lineRule="auto"/>
+        <w:rPr>
+          <w:sz w:val="22"/>
+          <w:szCs w:val="24"/>
+        </w:rPr>
       </w:pPr>
       <w:r>
         <w:rPr>
           <w:rFonts w:eastAsia="Georgia" w:hAnsi="Georgia" w:cs="Georgia"/>
           <w:b/>
           <w:color w:val="000000"/>
+          <w:sz w:val="22"/>
+          <w:szCs w:val="24"/>
         </w:rPr>
         <w:t>Source type:</w:t>
       </w:r>
@@ -3479,6 +4277,8 @@
         <w:rPr>
           <w:rFonts w:eastAsia="Georgia" w:hAnsi="Georgia" w:cs="Georgia"/>
           <w:color w:val="000000"/>
+          <w:sz w:val="22"/>
+          <w:szCs w:val="24"/>
         </w:rPr>
         <w:t xml:space="preserve"> Secondary data source from Kaggle </w:t>
       </w:r>
@@ -3490,12 +4290,18 @@
           <w:numId w:val="8"/>
         </w:numPr>
         <w:spacing w:before="105" w:after="105" w:line="360" w:lineRule="auto"/>
+        <w:rPr>
+          <w:sz w:val="22"/>
+          <w:szCs w:val="24"/>
+        </w:rPr>
       </w:pPr>
       <w:r>
         <w:rPr>
           <w:rFonts w:eastAsia="Georgia" w:hAnsi="Georgia" w:cs="Georgia"/>
           <w:b/>
           <w:color w:val="000000"/>
+          <w:sz w:val="22"/>
+          <w:szCs w:val="24"/>
         </w:rPr>
         <w:t>Tools required:</w:t>
       </w:r>
@@ -3503,24 +4309,10 @@
         <w:rPr>
           <w:rFonts w:eastAsia="Georgia" w:hAnsi="Georgia" w:cs="Georgia"/>
           <w:color w:val="000000"/>
-        </w:rPr>
-        <w:t xml:space="preserve"> Internet access, Kaggle account, Google </w:t>
-      </w:r>
-      <w:proofErr w:type="spellStart"/>
-      <w:r>
-        <w:rPr>
-          <w:rFonts w:eastAsia="Georgia" w:hAnsi="Georgia" w:cs="Georgia"/>
-          <w:color w:val="000000"/>
-        </w:rPr>
-        <w:t>Colab</w:t>
-      </w:r>
-      <w:proofErr w:type="spellEnd"/>
-      <w:r>
-        <w:rPr>
-          <w:rFonts w:eastAsia="Georgia" w:hAnsi="Georgia" w:cs="Georgia"/>
-          <w:color w:val="000000"/>
-        </w:rPr>
-        <w:t>, Python libraries</w:t>
+          <w:sz w:val="22"/>
+          <w:szCs w:val="24"/>
+        </w:rPr>
+        <w:t xml:space="preserve"> Internet access, Kaggle account, Google Colab, Python libraries</w:t>
       </w:r>
     </w:p>
     <w:p>
@@ -3530,12 +4322,18 @@
           <w:numId w:val="8"/>
         </w:numPr>
         <w:spacing w:before="105" w:after="105" w:line="360" w:lineRule="auto"/>
+        <w:rPr>
+          <w:sz w:val="22"/>
+          <w:szCs w:val="24"/>
+        </w:rPr>
       </w:pPr>
       <w:r>
         <w:rPr>
           <w:rFonts w:eastAsia="Georgia" w:hAnsi="Georgia" w:cs="Georgia"/>
           <w:b/>
           <w:color w:val="000000"/>
+          <w:sz w:val="22"/>
+          <w:szCs w:val="24"/>
         </w:rPr>
         <w:t>Sampling type:</w:t>
       </w:r>
@@ -3543,6 +4341,8 @@
         <w:rPr>
           <w:rFonts w:eastAsia="Georgia" w:hAnsi="Georgia" w:cs="Georgia"/>
           <w:color w:val="000000"/>
+          <w:sz w:val="22"/>
+          <w:szCs w:val="24"/>
         </w:rPr>
         <w:t xml:space="preserve"> Existing collected delivery records from the source dataset</w:t>
       </w:r>
@@ -3554,12 +4354,18 @@
           <w:numId w:val="8"/>
         </w:numPr>
         <w:spacing w:before="105" w:after="105" w:line="360" w:lineRule="auto"/>
+        <w:rPr>
+          <w:sz w:val="22"/>
+          <w:szCs w:val="24"/>
+        </w:rPr>
       </w:pPr>
       <w:r>
         <w:rPr>
           <w:rFonts w:eastAsia="Georgia" w:hAnsi="Georgia" w:cs="Georgia"/>
           <w:b/>
           <w:color w:val="000000"/>
+          <w:sz w:val="22"/>
+          <w:szCs w:val="24"/>
         </w:rPr>
         <w:t>Collection timeline:</w:t>
       </w:r>
@@ -3567,6 +4373,8 @@
         <w:rPr>
           <w:rFonts w:eastAsia="Georgia" w:hAnsi="Georgia" w:cs="Georgia"/>
           <w:color w:val="000000"/>
+          <w:sz w:val="22"/>
+          <w:szCs w:val="24"/>
         </w:rPr>
         <w:t xml:space="preserve"> Dataset download followed by preprocessing and analysis in FA2 </w:t>
       </w:r>
@@ -3578,12 +4386,18 @@
           <w:numId w:val="8"/>
         </w:numPr>
         <w:spacing w:before="105" w:after="105" w:line="360" w:lineRule="auto"/>
+        <w:rPr>
+          <w:sz w:val="22"/>
+          <w:szCs w:val="24"/>
+        </w:rPr>
       </w:pPr>
       <w:r>
         <w:rPr>
           <w:rFonts w:eastAsia="Georgia" w:hAnsi="Georgia" w:cs="Georgia"/>
           <w:b/>
           <w:color w:val="000000"/>
+          <w:sz w:val="22"/>
+          <w:szCs w:val="24"/>
         </w:rPr>
         <w:t>Permissions:</w:t>
       </w:r>
@@ -3591,6 +4405,8 @@
         <w:rPr>
           <w:rFonts w:eastAsia="Georgia" w:hAnsi="Georgia" w:cs="Georgia"/>
           <w:color w:val="000000"/>
+          <w:sz w:val="22"/>
+          <w:szCs w:val="24"/>
         </w:rPr>
         <w:t xml:space="preserve"> Publicly accessible Kaggle dataset usage subject to platform terms </w:t>
       </w:r>
@@ -3599,6 +4415,10 @@
       <w:pPr>
         <w:spacing w:before="315" w:after="105" w:line="360" w:lineRule="auto"/>
         <w:ind w:left="-30"/>
+        <w:rPr>
+          <w:sz w:val="22"/>
+          <w:szCs w:val="24"/>
+        </w:rPr>
       </w:pPr>
       <w:bookmarkStart w:id="20" w:name="bm_12_ethical_considerations"/>
       <w:r>
@@ -3606,8 +4426,10 @@
           <w:rFonts w:eastAsia="Georgia" w:hAnsi="Georgia" w:cs="Georgia"/>
           <w:b/>
           <w:color w:val="000000"/>
-          <w:sz w:val="24"/>
-        </w:rPr>
+          <w:sz w:val="28"/>
+          <w:szCs w:val="24"/>
+        </w:rPr>
+        <w:lastRenderedPageBreak/>
         <w:t>12. Ethical Considerations</w:t>
       </w:r>
       <w:bookmarkEnd w:id="20"/>
@@ -3615,27 +4437,35 @@
     <w:p>
       <w:pPr>
         <w:spacing w:after="210" w:line="360" w:lineRule="auto"/>
-      </w:pPr>
-      <w:r>
-        <w:rPr>
-          <w:rFonts w:eastAsia="Georgia" w:hAnsi="Georgia" w:cs="Georgia"/>
-          <w:color w:val="000000"/>
+        <w:rPr>
+          <w:sz w:val="22"/>
+          <w:szCs w:val="24"/>
+        </w:rPr>
+      </w:pPr>
+      <w:r>
+        <w:rPr>
+          <w:rFonts w:eastAsia="Georgia" w:hAnsi="Georgia" w:cs="Georgia"/>
+          <w:color w:val="000000"/>
+          <w:sz w:val="22"/>
+          <w:szCs w:val="24"/>
         </w:rPr>
         <w:t xml:space="preserve">The FA1 guidelines require attention to privacy, consent, anonymization, and </w:t>
       </w:r>
-      <w:proofErr w:type="gramStart"/>
-      <w:r>
-        <w:rPr>
-          <w:rFonts w:eastAsia="Georgia" w:hAnsi="Georgia" w:cs="Georgia"/>
-          <w:color w:val="000000"/>
-        </w:rPr>
-        <w:t>permissions .</w:t>
-      </w:r>
-      <w:proofErr w:type="gramEnd"/>
-      <w:r>
-        <w:rPr>
-          <w:rFonts w:eastAsia="Georgia" w:hAnsi="Georgia" w:cs="Georgia"/>
-          <w:color w:val="000000"/>
+      <w:r>
+        <w:rPr>
+          <w:rFonts w:eastAsia="Georgia" w:hAnsi="Georgia" w:cs="Georgia"/>
+          <w:color w:val="000000"/>
+          <w:sz w:val="22"/>
+          <w:szCs w:val="24"/>
+        </w:rPr>
+        <w:t>permissions.</w:t>
+      </w:r>
+      <w:r>
+        <w:rPr>
+          <w:rFonts w:eastAsia="Georgia" w:hAnsi="Georgia" w:cs="Georgia"/>
+          <w:color w:val="000000"/>
+          <w:sz w:val="22"/>
+          <w:szCs w:val="24"/>
         </w:rPr>
         <w:t xml:space="preserve"> In this dataset:</w:t>
       </w:r>
@@ -3647,11 +4477,17 @@
           <w:numId w:val="9"/>
         </w:numPr>
         <w:spacing w:before="105" w:after="105" w:line="360" w:lineRule="auto"/>
-      </w:pPr>
-      <w:r>
-        <w:rPr>
-          <w:rFonts w:eastAsia="Georgia" w:hAnsi="Georgia" w:cs="Georgia"/>
-          <w:color w:val="000000"/>
+        <w:rPr>
+          <w:sz w:val="22"/>
+          <w:szCs w:val="24"/>
+        </w:rPr>
+      </w:pPr>
+      <w:r>
+        <w:rPr>
+          <w:rFonts w:eastAsia="Georgia" w:hAnsi="Georgia" w:cs="Georgia"/>
+          <w:color w:val="000000"/>
+          <w:sz w:val="22"/>
+          <w:szCs w:val="24"/>
         </w:rPr>
         <w:t>No direct personal customer names are visible.</w:t>
       </w:r>
@@ -3663,11 +4499,17 @@
           <w:numId w:val="9"/>
         </w:numPr>
         <w:spacing w:before="105" w:after="105" w:line="360" w:lineRule="auto"/>
-      </w:pPr>
-      <w:r>
-        <w:rPr>
-          <w:rFonts w:eastAsia="Georgia" w:hAnsi="Georgia" w:cs="Georgia"/>
-          <w:color w:val="000000"/>
+        <w:rPr>
+          <w:sz w:val="22"/>
+          <w:szCs w:val="24"/>
+        </w:rPr>
+      </w:pPr>
+      <w:r>
+        <w:rPr>
+          <w:rFonts w:eastAsia="Georgia" w:hAnsi="Georgia" w:cs="Georgia"/>
+          <w:color w:val="000000"/>
+          <w:sz w:val="22"/>
+          <w:szCs w:val="24"/>
         </w:rPr>
         <w:t>Delivery person identifiers are coded rather than described in full identity terms.</w:t>
       </w:r>
@@ -3679,11 +4521,17 @@
           <w:numId w:val="9"/>
         </w:numPr>
         <w:spacing w:before="105" w:after="105" w:line="360" w:lineRule="auto"/>
-      </w:pPr>
-      <w:r>
-        <w:rPr>
-          <w:rFonts w:eastAsia="Georgia" w:hAnsi="Georgia" w:cs="Georgia"/>
-          <w:color w:val="000000"/>
+        <w:rPr>
+          <w:sz w:val="22"/>
+          <w:szCs w:val="24"/>
+        </w:rPr>
+      </w:pPr>
+      <w:r>
+        <w:rPr>
+          <w:rFonts w:eastAsia="Georgia" w:hAnsi="Georgia" w:cs="Georgia"/>
+          <w:color w:val="000000"/>
+          <w:sz w:val="22"/>
+          <w:szCs w:val="24"/>
         </w:rPr>
         <w:t>The dataset should be used only for academic and analytical purposes.</w:t>
       </w:r>
@@ -3695,11 +4543,17 @@
           <w:numId w:val="9"/>
         </w:numPr>
         <w:spacing w:before="105" w:after="105" w:line="360" w:lineRule="auto"/>
-      </w:pPr>
-      <w:r>
-        <w:rPr>
-          <w:rFonts w:eastAsia="Georgia" w:hAnsi="Georgia" w:cs="Georgia"/>
-          <w:color w:val="000000"/>
+        <w:rPr>
+          <w:sz w:val="22"/>
+          <w:szCs w:val="24"/>
+        </w:rPr>
+      </w:pPr>
+      <w:r>
+        <w:rPr>
+          <w:rFonts w:eastAsia="Georgia" w:hAnsi="Georgia" w:cs="Georgia"/>
+          <w:color w:val="000000"/>
+          <w:sz w:val="22"/>
+          <w:szCs w:val="24"/>
         </w:rPr>
         <w:t>Results should be interpreted responsibly without exposing or misusing operational records.</w:t>
       </w:r>
@@ -3708,6 +4562,10 @@
       <w:pPr>
         <w:spacing w:before="315" w:after="105" w:line="360" w:lineRule="auto"/>
         <w:ind w:left="-30"/>
+        <w:rPr>
+          <w:sz w:val="22"/>
+          <w:szCs w:val="24"/>
+        </w:rPr>
       </w:pPr>
       <w:bookmarkStart w:id="21" w:name="bm_13_proposed_dataset_architecture"/>
       <w:r>
@@ -3715,7 +4573,8 @@
           <w:rFonts w:eastAsia="Georgia" w:hAnsi="Georgia" w:cs="Georgia"/>
           <w:b/>
           <w:color w:val="000000"/>
-          <w:sz w:val="24"/>
+          <w:sz w:val="28"/>
+          <w:szCs w:val="24"/>
         </w:rPr>
         <w:t>13. Proposed Dataset Architecture</w:t>
       </w:r>
@@ -3724,27 +4583,35 @@
     <w:p>
       <w:pPr>
         <w:spacing w:after="210" w:line="360" w:lineRule="auto"/>
-      </w:pPr>
-      <w:r>
-        <w:rPr>
-          <w:rFonts w:eastAsia="Georgia" w:hAnsi="Georgia" w:cs="Georgia"/>
-          <w:color w:val="000000"/>
+        <w:rPr>
+          <w:sz w:val="22"/>
+          <w:szCs w:val="24"/>
+        </w:rPr>
+      </w:pPr>
+      <w:r>
+        <w:rPr>
+          <w:rFonts w:eastAsia="Georgia" w:hAnsi="Georgia" w:cs="Georgia"/>
+          <w:color w:val="000000"/>
+          <w:sz w:val="22"/>
+          <w:szCs w:val="24"/>
         </w:rPr>
         <w:t xml:space="preserve">The FA1 instructions require a directory structure and file-format </w:t>
       </w:r>
-      <w:proofErr w:type="gramStart"/>
-      <w:r>
-        <w:rPr>
-          <w:rFonts w:eastAsia="Georgia" w:hAnsi="Georgia" w:cs="Georgia"/>
-          <w:color w:val="000000"/>
-        </w:rPr>
-        <w:t>plan .</w:t>
-      </w:r>
-      <w:proofErr w:type="gramEnd"/>
-      <w:r>
-        <w:rPr>
-          <w:rFonts w:eastAsia="Georgia" w:hAnsi="Georgia" w:cs="Georgia"/>
-          <w:color w:val="000000"/>
+      <w:r>
+        <w:rPr>
+          <w:rFonts w:eastAsia="Georgia" w:hAnsi="Georgia" w:cs="Georgia"/>
+          <w:color w:val="000000"/>
+          <w:sz w:val="22"/>
+          <w:szCs w:val="24"/>
+        </w:rPr>
+        <w:t>plan.</w:t>
+      </w:r>
+      <w:r>
+        <w:rPr>
+          <w:rFonts w:eastAsia="Georgia" w:hAnsi="Georgia" w:cs="Georgia"/>
+          <w:color w:val="000000"/>
+          <w:sz w:val="22"/>
+          <w:szCs w:val="24"/>
         </w:rPr>
         <w:t xml:space="preserve"> The proposed structure is:</w:t>
       </w:r>
@@ -3753,253 +4620,204 @@
       <w:pPr>
         <w:shd w:val="clear" w:color="auto" w:fill="F8F8FA"/>
         <w:spacing w:line="336" w:lineRule="auto"/>
-      </w:pPr>
-      <w:proofErr w:type="spellStart"/>
+        <w:rPr>
+          <w:sz w:val="22"/>
+          <w:szCs w:val="24"/>
+        </w:rPr>
+      </w:pPr>
       <w:r>
         <w:rPr>
           <w:rStyle w:val="VerbatimChar"/>
           <w:rFonts w:ascii="menlo" w:eastAsia="menlo" w:hAnsi="menlo" w:cs="menlo"/>
           <w:color w:val="000000"/>
-          <w:sz w:val="18"/>
-        </w:rPr>
-        <w:t>Food_Delivery_Time_Dataset</w:t>
-      </w:r>
-      <w:proofErr w:type="spellEnd"/>
+          <w:sz w:val="20"/>
+          <w:szCs w:val="24"/>
+        </w:rPr>
+        <w:t>Food_Delivery_Time_Dataset/</w:t>
+      </w:r>
       <w:r>
         <w:rPr>
           <w:rStyle w:val="VerbatimChar"/>
           <w:rFonts w:ascii="menlo" w:eastAsia="menlo" w:hAnsi="menlo" w:cs="menlo"/>
           <w:color w:val="000000"/>
-          <w:sz w:val="18"/>
-        </w:rPr>
-        <w:t>/</w:t>
+          <w:sz w:val="20"/>
+          <w:szCs w:val="24"/>
+        </w:rPr>
+        <w:br/>
+        <w:t>├── raw_data/</w:t>
       </w:r>
       <w:r>
         <w:rPr>
           <w:rStyle w:val="VerbatimChar"/>
           <w:rFonts w:ascii="menlo" w:eastAsia="menlo" w:hAnsi="menlo" w:cs="menlo"/>
           <w:color w:val="000000"/>
-          <w:sz w:val="18"/>
+          <w:sz w:val="20"/>
+          <w:szCs w:val="24"/>
         </w:rPr>
         <w:br/>
-        <w:t xml:space="preserve">├── </w:t>
-      </w:r>
-      <w:proofErr w:type="spellStart"/>
+        <w:t>│   └── Zomato-Dataset.csv</w:t>
+      </w:r>
       <w:r>
         <w:rPr>
           <w:rStyle w:val="VerbatimChar"/>
           <w:rFonts w:ascii="menlo" w:eastAsia="menlo" w:hAnsi="menlo" w:cs="menlo"/>
           <w:color w:val="000000"/>
-          <w:sz w:val="18"/>
-        </w:rPr>
-        <w:t>raw_data</w:t>
-      </w:r>
-      <w:proofErr w:type="spellEnd"/>
+          <w:sz w:val="20"/>
+          <w:szCs w:val="24"/>
+        </w:rPr>
+        <w:br/>
+        <w:t>├── cleaned_data/</w:t>
+      </w:r>
       <w:r>
         <w:rPr>
           <w:rStyle w:val="VerbatimChar"/>
           <w:rFonts w:ascii="menlo" w:eastAsia="menlo" w:hAnsi="menlo" w:cs="menlo"/>
           <w:color w:val="000000"/>
-          <w:sz w:val="18"/>
-        </w:rPr>
-        <w:t>/</w:t>
+          <w:sz w:val="20"/>
+          <w:szCs w:val="24"/>
+        </w:rPr>
+        <w:br/>
+        <w:t>│   └── cleaned_zomato_dataset.csv</w:t>
       </w:r>
       <w:r>
         <w:rPr>
           <w:rStyle w:val="VerbatimChar"/>
           <w:rFonts w:ascii="menlo" w:eastAsia="menlo" w:hAnsi="menlo" w:cs="menlo"/>
           <w:color w:val="000000"/>
-          <w:sz w:val="18"/>
+          <w:sz w:val="20"/>
+          <w:szCs w:val="24"/>
         </w:rPr>
         <w:br/>
-        <w:t>│   └── Zomato-Dataset.csv</w:t>
+        <w:t>├── notebooks/</w:t>
       </w:r>
       <w:r>
         <w:rPr>
           <w:rStyle w:val="VerbatimChar"/>
           <w:rFonts w:ascii="menlo" w:eastAsia="menlo" w:hAnsi="menlo" w:cs="menlo"/>
           <w:color w:val="000000"/>
-          <w:sz w:val="18"/>
+          <w:sz w:val="20"/>
+          <w:szCs w:val="24"/>
         </w:rPr>
         <w:br/>
-        <w:t xml:space="preserve">├── </w:t>
-      </w:r>
-      <w:proofErr w:type="spellStart"/>
+        <w:t>│   └── fooddeliveryanalytics.ipynb</w:t>
+      </w:r>
       <w:r>
         <w:rPr>
           <w:rStyle w:val="VerbatimChar"/>
           <w:rFonts w:ascii="menlo" w:eastAsia="menlo" w:hAnsi="menlo" w:cs="menlo"/>
           <w:color w:val="000000"/>
-          <w:sz w:val="18"/>
-        </w:rPr>
-        <w:t>cleaned_data</w:t>
-      </w:r>
-      <w:proofErr w:type="spellEnd"/>
+          <w:sz w:val="20"/>
+          <w:szCs w:val="24"/>
+        </w:rPr>
+        <w:br/>
+        <w:t>├── figures/</w:t>
+      </w:r>
       <w:r>
         <w:rPr>
           <w:rStyle w:val="VerbatimChar"/>
           <w:rFonts w:ascii="menlo" w:eastAsia="menlo" w:hAnsi="menlo" w:cs="menlo"/>
           <w:color w:val="000000"/>
-          <w:sz w:val="18"/>
-        </w:rPr>
-        <w:t>/</w:t>
+          <w:sz w:val="20"/>
+          <w:szCs w:val="24"/>
+        </w:rPr>
+        <w:br/>
+        <w:t>│   ├── distribution_of_delivery_time.png</w:t>
       </w:r>
       <w:r>
         <w:rPr>
           <w:rStyle w:val="VerbatimChar"/>
           <w:rFonts w:ascii="menlo" w:eastAsia="menlo" w:hAnsi="menlo" w:cs="menlo"/>
           <w:color w:val="000000"/>
-          <w:sz w:val="18"/>
+          <w:sz w:val="20"/>
+          <w:szCs w:val="24"/>
         </w:rPr>
         <w:br/>
+        <w:t>│   ├── distance_vs_delivery_time.png</w:t>
       </w:r>
       <w:r>
         <w:rPr>
           <w:rStyle w:val="VerbatimChar"/>
           <w:rFonts w:ascii="menlo" w:eastAsia="menlo" w:hAnsi="menlo" w:cs="menlo"/>
           <w:color w:val="000000"/>
-          <w:sz w:val="18"/>
-        </w:rPr>
-        <w:lastRenderedPageBreak/>
-        <w:t>│   └── cleaned_zomato_dataset.csv</w:t>
+          <w:sz w:val="20"/>
+          <w:szCs w:val="24"/>
+        </w:rPr>
+        <w:br/>
+        <w:t>│   ├── traffic_density_vs_delivery_time.png</w:t>
       </w:r>
       <w:r>
         <w:rPr>
           <w:rStyle w:val="VerbatimChar"/>
           <w:rFonts w:ascii="menlo" w:eastAsia="menlo" w:hAnsi="menlo" w:cs="menlo"/>
           <w:color w:val="000000"/>
-          <w:sz w:val="18"/>
+          <w:sz w:val="20"/>
+          <w:szCs w:val="24"/>
         </w:rPr>
         <w:br/>
-        <w:t>├── notebooks/</w:t>
+        <w:t>│   ├── correlation_matrix.png</w:t>
       </w:r>
       <w:r>
         <w:rPr>
           <w:rStyle w:val="VerbatimChar"/>
           <w:rFonts w:ascii="menlo" w:eastAsia="menlo" w:hAnsi="menlo" w:cs="menlo"/>
           <w:color w:val="000000"/>
-          <w:sz w:val="18"/>
+          <w:sz w:val="20"/>
+          <w:szCs w:val="24"/>
         </w:rPr>
         <w:br/>
-        <w:t xml:space="preserve">│   └── </w:t>
-      </w:r>
-      <w:proofErr w:type="spellStart"/>
+        <w:t>│   └── actual_vs_predicted.png</w:t>
+      </w:r>
       <w:r>
         <w:rPr>
           <w:rStyle w:val="VerbatimChar"/>
           <w:rFonts w:ascii="menlo" w:eastAsia="menlo" w:hAnsi="menlo" w:cs="menlo"/>
           <w:color w:val="000000"/>
-          <w:sz w:val="18"/>
-        </w:rPr>
-        <w:t>fooddeliveryanalytics.ipynb</w:t>
-      </w:r>
-      <w:proofErr w:type="spellEnd"/>
+          <w:sz w:val="20"/>
+          <w:szCs w:val="24"/>
+        </w:rPr>
+        <w:br/>
+        <w:t>├── documentation/</w:t>
+      </w:r>
       <w:r>
         <w:rPr>
           <w:rStyle w:val="VerbatimChar"/>
           <w:rFonts w:ascii="menlo" w:eastAsia="menlo" w:hAnsi="menlo" w:cs="menlo"/>
           <w:color w:val="000000"/>
-          <w:sz w:val="18"/>
+          <w:sz w:val="20"/>
+          <w:szCs w:val="24"/>
         </w:rPr>
         <w:br/>
-        <w:t>├── figures/</w:t>
+        <w:t>│   ├── FA1_report.docx</w:t>
       </w:r>
       <w:r>
         <w:rPr>
           <w:rStyle w:val="VerbatimChar"/>
           <w:rFonts w:ascii="menlo" w:eastAsia="menlo" w:hAnsi="menlo" w:cs="menlo"/>
           <w:color w:val="000000"/>
-          <w:sz w:val="18"/>
+          <w:sz w:val="20"/>
+          <w:szCs w:val="24"/>
         </w:rPr>
         <w:br/>
-        <w:t>│   ├── distribution_of_delivery_time.png</w:t>
+        <w:t>│   └── FA2_report.docx</w:t>
       </w:r>
       <w:r>
         <w:rPr>
           <w:rStyle w:val="VerbatimChar"/>
           <w:rFonts w:ascii="menlo" w:eastAsia="menlo" w:hAnsi="menlo" w:cs="menlo"/>
           <w:color w:val="000000"/>
-          <w:sz w:val="18"/>
+          <w:sz w:val="20"/>
+          <w:szCs w:val="24"/>
         </w:rPr>
         <w:br/>
-        <w:t>│   ├── distance_vs_delivery_time.png</w:t>
+        <w:t>└── README.md</w:t>
       </w:r>
       <w:r>
         <w:rPr>
           <w:rStyle w:val="VerbatimChar"/>
           <w:rFonts w:ascii="menlo" w:eastAsia="menlo" w:hAnsi="menlo" w:cs="menlo"/>
           <w:color w:val="000000"/>
-          <w:sz w:val="18"/>
-        </w:rPr>
-        <w:br/>
-        <w:t>│   ├── traffic_density_vs_delivery_time.png</w:t>
-      </w:r>
-      <w:r>
-        <w:rPr>
-          <w:rStyle w:val="VerbatimChar"/>
-          <w:rFonts w:ascii="menlo" w:eastAsia="menlo" w:hAnsi="menlo" w:cs="menlo"/>
-          <w:color w:val="000000"/>
-          <w:sz w:val="18"/>
-        </w:rPr>
-        <w:br/>
-        <w:t>│   ├── correlation_matrix.png</w:t>
-      </w:r>
-      <w:r>
-        <w:rPr>
-          <w:rStyle w:val="VerbatimChar"/>
-          <w:rFonts w:ascii="menlo" w:eastAsia="menlo" w:hAnsi="menlo" w:cs="menlo"/>
-          <w:color w:val="000000"/>
-          <w:sz w:val="18"/>
-        </w:rPr>
-        <w:br/>
-        <w:t>│   └── actual_vs_predicted.png</w:t>
-      </w:r>
-      <w:r>
-        <w:rPr>
-          <w:rStyle w:val="VerbatimChar"/>
-          <w:rFonts w:ascii="menlo" w:eastAsia="menlo" w:hAnsi="menlo" w:cs="menlo"/>
-          <w:color w:val="000000"/>
-          <w:sz w:val="18"/>
-        </w:rPr>
-        <w:br/>
-        <w:t>├── documentation/</w:t>
-      </w:r>
-      <w:r>
-        <w:rPr>
-          <w:rStyle w:val="VerbatimChar"/>
-          <w:rFonts w:ascii="menlo" w:eastAsia="menlo" w:hAnsi="menlo" w:cs="menlo"/>
-          <w:color w:val="000000"/>
-          <w:sz w:val="18"/>
-        </w:rPr>
-        <w:br/>
-        <w:t>│   ├── FA1_report.docx</w:t>
-      </w:r>
-      <w:r>
-        <w:rPr>
-          <w:rStyle w:val="VerbatimChar"/>
-          <w:rFonts w:ascii="menlo" w:eastAsia="menlo" w:hAnsi="menlo" w:cs="menlo"/>
-          <w:color w:val="000000"/>
-          <w:sz w:val="18"/>
-        </w:rPr>
-        <w:br/>
-        <w:t>│   └── FA2_report.docx</w:t>
-      </w:r>
-      <w:r>
-        <w:rPr>
-          <w:rStyle w:val="VerbatimChar"/>
-          <w:rFonts w:ascii="menlo" w:eastAsia="menlo" w:hAnsi="menlo" w:cs="menlo"/>
-          <w:color w:val="000000"/>
-          <w:sz w:val="18"/>
-        </w:rPr>
-        <w:br/>
-        <w:t>└── README.md</w:t>
-      </w:r>
-      <w:r>
-        <w:rPr>
-          <w:rStyle w:val="VerbatimChar"/>
-          <w:rFonts w:ascii="menlo" w:eastAsia="menlo" w:hAnsi="menlo" w:cs="menlo"/>
-          <w:color w:val="000000"/>
-          <w:sz w:val="18"/>
+          <w:sz w:val="20"/>
+          <w:szCs w:val="24"/>
         </w:rPr>
         <w:br/>
       </w:r>
@@ -4008,6 +4826,10 @@
       <w:pPr>
         <w:spacing w:before="315" w:after="105" w:line="360" w:lineRule="auto"/>
         <w:ind w:left="-30"/>
+        <w:rPr>
+          <w:sz w:val="22"/>
+          <w:szCs w:val="24"/>
+        </w:rPr>
       </w:pPr>
       <w:bookmarkStart w:id="22" w:name="proposed_file_formats"/>
       <w:r>
@@ -4015,7 +4837,8 @@
           <w:rFonts w:eastAsia="Georgia" w:hAnsi="Georgia" w:cs="Georgia"/>
           <w:b/>
           <w:color w:val="000000"/>
-          <w:sz w:val="24"/>
+          <w:sz w:val="28"/>
+          <w:szCs w:val="24"/>
         </w:rPr>
         <w:t>Proposed file formats</w:t>
       </w:r>
@@ -4028,11 +4851,17 @@
           <w:numId w:val="10"/>
         </w:numPr>
         <w:spacing w:before="105" w:after="105" w:line="360" w:lineRule="auto"/>
-      </w:pPr>
-      <w:r>
-        <w:rPr>
-          <w:rFonts w:eastAsia="Georgia" w:hAnsi="Georgia" w:cs="Georgia"/>
-          <w:color w:val="000000"/>
+        <w:rPr>
+          <w:sz w:val="22"/>
+          <w:szCs w:val="24"/>
+        </w:rPr>
+      </w:pPr>
+      <w:r>
+        <w:rPr>
+          <w:rFonts w:eastAsia="Georgia" w:hAnsi="Georgia" w:cs="Georgia"/>
+          <w:color w:val="000000"/>
+          <w:sz w:val="22"/>
+          <w:szCs w:val="24"/>
         </w:rPr>
         <w:t>CSV for tabular data</w:t>
       </w:r>
@@ -4044,11 +4873,17 @@
           <w:numId w:val="10"/>
         </w:numPr>
         <w:spacing w:before="105" w:after="105" w:line="360" w:lineRule="auto"/>
-      </w:pPr>
-      <w:r>
-        <w:rPr>
-          <w:rFonts w:eastAsia="Georgia" w:hAnsi="Georgia" w:cs="Georgia"/>
-          <w:color w:val="000000"/>
+        <w:rPr>
+          <w:sz w:val="22"/>
+          <w:szCs w:val="24"/>
+        </w:rPr>
+      </w:pPr>
+      <w:r>
+        <w:rPr>
+          <w:rFonts w:eastAsia="Georgia" w:hAnsi="Georgia" w:cs="Georgia"/>
+          <w:color w:val="000000"/>
+          <w:sz w:val="22"/>
+          <w:szCs w:val="24"/>
         </w:rPr>
         <w:t>IPYNB/PY for analysis code</w:t>
       </w:r>
@@ -4060,11 +4895,17 @@
           <w:numId w:val="10"/>
         </w:numPr>
         <w:spacing w:before="105" w:after="105" w:line="360" w:lineRule="auto"/>
-      </w:pPr>
-      <w:r>
-        <w:rPr>
-          <w:rFonts w:eastAsia="Georgia" w:hAnsi="Georgia" w:cs="Georgia"/>
-          <w:color w:val="000000"/>
+        <w:rPr>
+          <w:sz w:val="22"/>
+          <w:szCs w:val="24"/>
+        </w:rPr>
+      </w:pPr>
+      <w:r>
+        <w:rPr>
+          <w:rFonts w:eastAsia="Georgia" w:hAnsi="Georgia" w:cs="Georgia"/>
+          <w:color w:val="000000"/>
+          <w:sz w:val="22"/>
+          <w:szCs w:val="24"/>
         </w:rPr>
         <w:t>PNG/JPG for visualization output</w:t>
       </w:r>
@@ -4076,12 +4917,19 @@
           <w:numId w:val="10"/>
         </w:numPr>
         <w:spacing w:before="105" w:after="105" w:line="360" w:lineRule="auto"/>
-      </w:pPr>
-      <w:r>
-        <w:rPr>
-          <w:rFonts w:eastAsia="Georgia" w:hAnsi="Georgia" w:cs="Georgia"/>
-          <w:color w:val="000000"/>
-        </w:rPr>
+        <w:rPr>
+          <w:sz w:val="22"/>
+          <w:szCs w:val="24"/>
+        </w:rPr>
+      </w:pPr>
+      <w:r>
+        <w:rPr>
+          <w:rFonts w:eastAsia="Georgia" w:hAnsi="Georgia" w:cs="Georgia"/>
+          <w:color w:val="000000"/>
+          <w:sz w:val="22"/>
+          <w:szCs w:val="24"/>
+        </w:rPr>
+        <w:lastRenderedPageBreak/>
         <w:t>DOCX/PDF for report submission</w:t>
       </w:r>
     </w:p>
@@ -4089,6 +4937,10 @@
       <w:pPr>
         <w:spacing w:before="315" w:after="105" w:line="360" w:lineRule="auto"/>
         <w:ind w:left="-30"/>
+        <w:rPr>
+          <w:sz w:val="22"/>
+          <w:szCs w:val="24"/>
+        </w:rPr>
       </w:pPr>
       <w:bookmarkStart w:id="23" w:name="bm_14_flow_of_data_acquisition"/>
       <w:r>
@@ -4096,7 +4948,8 @@
           <w:rFonts w:eastAsia="Georgia" w:hAnsi="Georgia" w:cs="Georgia"/>
           <w:b/>
           <w:color w:val="000000"/>
-          <w:sz w:val="24"/>
+          <w:sz w:val="28"/>
+          <w:szCs w:val="24"/>
         </w:rPr>
         <w:t>14. Flow of Data Acquisition</w:t>
       </w:r>
@@ -4109,23 +4962,29 @@
           <w:numId w:val="11"/>
         </w:numPr>
         <w:spacing w:before="105" w:after="105" w:line="360" w:lineRule="auto"/>
-      </w:pPr>
-      <w:r>
-        <w:rPr>
-          <w:rFonts w:eastAsia="Georgia" w:hAnsi="Georgia" w:cs="Georgia"/>
-          <w:color w:val="000000"/>
+        <w:rPr>
+          <w:sz w:val="22"/>
+          <w:szCs w:val="24"/>
+        </w:rPr>
+      </w:pPr>
+      <w:r>
+        <w:rPr>
+          <w:rFonts w:eastAsia="Georgia" w:hAnsi="Georgia" w:cs="Georgia"/>
+          <w:color w:val="000000"/>
+          <w:sz w:val="22"/>
+          <w:szCs w:val="24"/>
         </w:rPr>
         <w:t xml:space="preserve">Select delivery-time dataset topic from assigned FA </w:t>
       </w:r>
-      <w:proofErr w:type="gramStart"/>
-      <w:r>
-        <w:rPr>
-          <w:rFonts w:eastAsia="Georgia" w:hAnsi="Georgia" w:cs="Georgia"/>
-          <w:color w:val="000000"/>
-        </w:rPr>
-        <w:t>list .</w:t>
-      </w:r>
-      <w:proofErr w:type="gramEnd"/>
+      <w:r>
+        <w:rPr>
+          <w:rFonts w:eastAsia="Georgia" w:hAnsi="Georgia" w:cs="Georgia"/>
+          <w:color w:val="000000"/>
+          <w:sz w:val="22"/>
+          <w:szCs w:val="24"/>
+        </w:rPr>
+        <w:t>list.</w:t>
+      </w:r>
     </w:p>
     <w:p>
       <w:pPr>
@@ -4134,23 +4993,29 @@
           <w:numId w:val="11"/>
         </w:numPr>
         <w:spacing w:before="105" w:after="105" w:line="360" w:lineRule="auto"/>
-      </w:pPr>
-      <w:r>
-        <w:rPr>
-          <w:rFonts w:eastAsia="Georgia" w:hAnsi="Georgia" w:cs="Georgia"/>
-          <w:color w:val="000000"/>
+        <w:rPr>
+          <w:sz w:val="22"/>
+          <w:szCs w:val="24"/>
+        </w:rPr>
+      </w:pPr>
+      <w:r>
+        <w:rPr>
+          <w:rFonts w:eastAsia="Georgia" w:hAnsi="Georgia" w:cs="Georgia"/>
+          <w:color w:val="000000"/>
+          <w:sz w:val="22"/>
+          <w:szCs w:val="24"/>
         </w:rPr>
         <w:t xml:space="preserve">Identify a suitable public data source from </w:t>
       </w:r>
-      <w:proofErr w:type="gramStart"/>
-      <w:r>
-        <w:rPr>
-          <w:rFonts w:eastAsia="Georgia" w:hAnsi="Georgia" w:cs="Georgia"/>
-          <w:color w:val="000000"/>
-        </w:rPr>
-        <w:t>Kaggle .</w:t>
-      </w:r>
-      <w:proofErr w:type="gramEnd"/>
+      <w:r>
+        <w:rPr>
+          <w:rFonts w:eastAsia="Georgia" w:hAnsi="Georgia" w:cs="Georgia"/>
+          <w:color w:val="000000"/>
+          <w:sz w:val="22"/>
+          <w:szCs w:val="24"/>
+        </w:rPr>
+        <w:t>Kaggle.</w:t>
+      </w:r>
     </w:p>
     <w:p>
       <w:pPr>
@@ -4159,11 +5024,17 @@
           <w:numId w:val="11"/>
         </w:numPr>
         <w:spacing w:before="105" w:after="105" w:line="360" w:lineRule="auto"/>
-      </w:pPr>
-      <w:r>
-        <w:rPr>
-          <w:rFonts w:eastAsia="Georgia" w:hAnsi="Georgia" w:cs="Georgia"/>
-          <w:color w:val="000000"/>
+        <w:rPr>
+          <w:sz w:val="22"/>
+          <w:szCs w:val="24"/>
+        </w:rPr>
+      </w:pPr>
+      <w:r>
+        <w:rPr>
+          <w:rFonts w:eastAsia="Georgia" w:hAnsi="Georgia" w:cs="Georgia"/>
+          <w:color w:val="000000"/>
+          <w:sz w:val="22"/>
+          <w:szCs w:val="24"/>
         </w:rPr>
         <w:t>Download the dataset and inspect features.</w:t>
       </w:r>
@@ -4175,11 +5046,17 @@
           <w:numId w:val="11"/>
         </w:numPr>
         <w:spacing w:before="105" w:after="105" w:line="360" w:lineRule="auto"/>
-      </w:pPr>
-      <w:r>
-        <w:rPr>
-          <w:rFonts w:eastAsia="Georgia" w:hAnsi="Georgia" w:cs="Georgia"/>
-          <w:color w:val="000000"/>
+        <w:rPr>
+          <w:sz w:val="22"/>
+          <w:szCs w:val="24"/>
+        </w:rPr>
+      </w:pPr>
+      <w:r>
+        <w:rPr>
+          <w:rFonts w:eastAsia="Georgia" w:hAnsi="Georgia" w:cs="Georgia"/>
+          <w:color w:val="000000"/>
+          <w:sz w:val="22"/>
+          <w:szCs w:val="24"/>
         </w:rPr>
         <w:t>Define the problem statement and target variable.</w:t>
       </w:r>
@@ -4191,11 +5068,17 @@
           <w:numId w:val="11"/>
         </w:numPr>
         <w:spacing w:before="105" w:after="105" w:line="360" w:lineRule="auto"/>
-      </w:pPr>
-      <w:r>
-        <w:rPr>
-          <w:rFonts w:eastAsia="Georgia" w:hAnsi="Georgia" w:cs="Georgia"/>
-          <w:color w:val="000000"/>
+        <w:rPr>
+          <w:sz w:val="22"/>
+          <w:szCs w:val="24"/>
+        </w:rPr>
+      </w:pPr>
+      <w:r>
+        <w:rPr>
+          <w:rFonts w:eastAsia="Georgia" w:hAnsi="Georgia" w:cs="Georgia"/>
+          <w:color w:val="000000"/>
+          <w:sz w:val="22"/>
+          <w:szCs w:val="24"/>
         </w:rPr>
         <w:t>Prepare the dataset design and architecture.</w:t>
       </w:r>
@@ -4207,28 +5090,38 @@
           <w:numId w:val="11"/>
         </w:numPr>
         <w:spacing w:before="105" w:after="105" w:line="360" w:lineRule="auto"/>
-      </w:pPr>
-      <w:r>
-        <w:rPr>
-          <w:rFonts w:eastAsia="Georgia" w:hAnsi="Georgia" w:cs="Georgia"/>
-          <w:color w:val="000000"/>
+        <w:rPr>
+          <w:sz w:val="22"/>
+          <w:szCs w:val="24"/>
+        </w:rPr>
+      </w:pPr>
+      <w:r>
+        <w:rPr>
+          <w:rFonts w:eastAsia="Georgia" w:hAnsi="Georgia" w:cs="Georgia"/>
+          <w:color w:val="000000"/>
+          <w:sz w:val="22"/>
+          <w:szCs w:val="24"/>
         </w:rPr>
         <w:t>Use the designed framework for implementation in FA</w:t>
       </w:r>
-      <w:proofErr w:type="gramStart"/>
-      <w:r>
-        <w:rPr>
-          <w:rFonts w:eastAsia="Georgia" w:hAnsi="Georgia" w:cs="Georgia"/>
-          <w:color w:val="000000"/>
-        </w:rPr>
-        <w:t>2 .</w:t>
-      </w:r>
-      <w:proofErr w:type="gramEnd"/>
+      <w:r>
+        <w:rPr>
+          <w:rFonts w:eastAsia="Georgia" w:hAnsi="Georgia" w:cs="Georgia"/>
+          <w:color w:val="000000"/>
+          <w:sz w:val="22"/>
+          <w:szCs w:val="24"/>
+        </w:rPr>
+        <w:t>2.</w:t>
+      </w:r>
     </w:p>
     <w:p>
       <w:pPr>
         <w:spacing w:before="315" w:after="105" w:line="360" w:lineRule="auto"/>
         <w:ind w:left="-30"/>
+        <w:rPr>
+          <w:sz w:val="22"/>
+          <w:szCs w:val="24"/>
+        </w:rPr>
       </w:pPr>
       <w:bookmarkStart w:id="24" w:name="bm_15_conclusion"/>
       <w:r>
@@ -4236,7 +5129,8 @@
           <w:rFonts w:eastAsia="Georgia" w:hAnsi="Georgia" w:cs="Georgia"/>
           <w:b/>
           <w:color w:val="000000"/>
-          <w:sz w:val="24"/>
+          <w:sz w:val="28"/>
+          <w:szCs w:val="24"/>
         </w:rPr>
         <w:t>15. Conclusion</w:t>
       </w:r>
@@ -4245,39 +5139,47 @@
     <w:p>
       <w:pPr>
         <w:spacing w:after="210" w:line="360" w:lineRule="auto"/>
-      </w:pPr>
-      <w:r>
-        <w:rPr>
-          <w:rFonts w:eastAsia="Georgia" w:hAnsi="Georgia" w:cs="Georgia"/>
-          <w:color w:val="000000"/>
+        <w:rPr>
+          <w:sz w:val="22"/>
+          <w:szCs w:val="24"/>
+        </w:rPr>
+      </w:pPr>
+      <w:r>
+        <w:rPr>
+          <w:rFonts w:eastAsia="Georgia" w:hAnsi="Georgia" w:cs="Georgia"/>
+          <w:color w:val="000000"/>
+          <w:sz w:val="22"/>
+          <w:szCs w:val="24"/>
         </w:rPr>
         <w:t xml:space="preserve">The selected Zomato Delivery Operations Analytics Dataset is appropriate for the assigned Food Delivery Time Dataset topic because it contains operational, temporal, environmental, and geographic variables required for delivery-time </w:t>
       </w:r>
-      <w:proofErr w:type="gramStart"/>
-      <w:r>
-        <w:rPr>
-          <w:rFonts w:eastAsia="Georgia" w:hAnsi="Georgia" w:cs="Georgia"/>
-          <w:color w:val="000000"/>
-        </w:rPr>
-        <w:t>analysis .</w:t>
-      </w:r>
-      <w:proofErr w:type="gramEnd"/>
-      <w:r>
-        <w:rPr>
-          <w:rFonts w:eastAsia="Georgia" w:hAnsi="Georgia" w:cs="Georgia"/>
-          <w:color w:val="000000"/>
+      <w:r>
+        <w:rPr>
+          <w:rFonts w:eastAsia="Georgia" w:hAnsi="Georgia" w:cs="Georgia"/>
+          <w:color w:val="000000"/>
+          <w:sz w:val="22"/>
+          <w:szCs w:val="24"/>
+        </w:rPr>
+        <w:t>analysis.</w:t>
+      </w:r>
+      <w:r>
+        <w:rPr>
+          <w:rFonts w:eastAsia="Georgia" w:hAnsi="Georgia" w:cs="Georgia"/>
+          <w:color w:val="000000"/>
+          <w:sz w:val="22"/>
+          <w:szCs w:val="24"/>
         </w:rPr>
         <w:t xml:space="preserve"> It satisfies the FA1 expectations related to problem definition, data planning, source identification, acquisition strategy, ethical consideration, and dataset architecture, and it provides a strong foundation for FA2 implementation and </w:t>
       </w:r>
-      <w:proofErr w:type="gramStart"/>
-      <w:r>
-        <w:rPr>
-          <w:rFonts w:eastAsia="Georgia" w:hAnsi="Georgia" w:cs="Georgia"/>
-          <w:color w:val="000000"/>
-        </w:rPr>
-        <w:t>modeling .</w:t>
-      </w:r>
-      <w:proofErr w:type="gramEnd"/>
+      <w:r>
+        <w:rPr>
+          <w:rFonts w:eastAsia="Georgia" w:hAnsi="Georgia" w:cs="Georgia"/>
+          <w:color w:val="000000"/>
+          <w:sz w:val="22"/>
+          <w:szCs w:val="24"/>
+        </w:rPr>
+        <w:t>modeling.</w:t>
+      </w:r>
     </w:p>
     <w:sectPr>
       <w:pgSz w:w="12240" w:h="15840"/>

--- a/documentation/fa1_report.docx
+++ b/documentation/fa1_report.docx
@@ -180,7 +180,72 @@
           <w:sz w:val="22"/>
           <w:szCs w:val="24"/>
         </w:rPr>
-        <w:t xml:space="preserve"> Formative Assessment I </w:t>
+        <w:t xml:space="preserve"> Formative Assessment I</w:t>
+      </w:r>
+    </w:p>
+    <w:p>
+      <w:pPr>
+        <w:numPr>
+          <w:ilvl w:val="0"/>
+          <w:numId w:val="1"/>
+        </w:numPr>
+        <w:spacing w:before="105" w:after="105" w:line="360" w:lineRule="auto"/>
+        <w:rPr>
+          <w:sz w:val="22"/>
+          <w:szCs w:val="24"/>
+        </w:rPr>
+      </w:pPr>
+      <w:r>
+        <w:rPr>
+          <w:rFonts w:eastAsia="Georgia" w:hAnsi="Georgia" w:cs="Georgia"/>
+          <w:b/>
+          <w:color w:val="000000"/>
+          <w:sz w:val="22"/>
+          <w:szCs w:val="24"/>
+        </w:rPr>
+        <w:t>Name:</w:t>
+      </w:r>
+      <w:r>
+        <w:rPr>
+          <w:sz w:val="22"/>
+          <w:szCs w:val="24"/>
+        </w:rPr>
+        <w:t xml:space="preserve"> Harivdan Shrihari Narayanshastri</w:t>
+      </w:r>
+      <w:r>
+        <w:rPr>
+          <w:sz w:val="22"/>
+          <w:szCs w:val="24"/>
+        </w:rPr>
+        <w:t xml:space="preserve"> [125M1K</w:t>
+      </w:r>
+      <w:r>
+        <w:rPr>
+          <w:sz w:val="22"/>
+          <w:szCs w:val="24"/>
+        </w:rPr>
+        <w:t>0</w:t>
+      </w:r>
+      <w:r>
+        <w:rPr>
+          <w:sz w:val="22"/>
+          <w:szCs w:val="24"/>
+        </w:rPr>
+        <w:t>1</w:t>
+      </w:r>
+      <w:r>
+        <w:rPr>
+          <w:sz w:val="22"/>
+          <w:szCs w:val="24"/>
+        </w:rPr>
+        <w:t>0</w:t>
+      </w:r>
+      <w:r>
+        <w:rPr>
+          <w:sz w:val="22"/>
+          <w:szCs w:val="24"/>
+        </w:rPr>
+        <w:t>]</w:t>
       </w:r>
     </w:p>
     <w:p>
